--- a/research/沃什框架与全球大类资产再定价.docx
+++ b/research/沃什框架与全球大类资产再定价.docx
@@ -2305,7 +2305,7 @@
           <w:sz w:val="32"/>
           <w:szCs w:val="32"/>
         </w:rPr>
-        <w:t xml:space="preserve">4. 沃什框架对 IPS 因子模型的重塑</w:t>
+        <w:t xml:space="preserve">4. IPS 因子框架：建立逻辑与方法论</w:t>
       </w:r>
     </w:p>
     <w:p>
@@ -2318,25 +2318,7 @@
           <w:sz w:val="22"/>
           <w:szCs w:val="22"/>
         </w:rPr>
-        <w:t xml:space="preserve">InflationMonitor IPS 框架：</w:t>
-      </w:r>
-      <w:r>
-        <w:rPr>
-          <w:rFonts w:ascii="Arial" w:cs="Arial" w:eastAsia="Arial" w:hAnsi="Arial"/>
-          <w:i/>
-          <w:iCs/>
-          <w:sz w:val="22"/>
-          <w:szCs w:val="22"/>
-        </w:rPr>
-        <w:t xml:space="preserve">IPS = 0.25·P + 0.20·E + 0.20·D + 0.15·F + 0.20·N</w:t>
-      </w:r>
-      <w:r>
-        <w:rPr>
-          <w:rFonts w:ascii="Arial" w:cs="Arial" w:eastAsia="Arial" w:hAnsi="Arial"/>
-          <w:sz w:val="22"/>
-          <w:szCs w:val="22"/>
-        </w:rPr>
-        <w:t xml:space="preserve">。沃什改革会对每个分项产生差异化影响。</w:t>
+        <w:t xml:space="preserve">在进入「沃什框架如何重塑 IPS」之前，必须先把 IPS 这个分析工具本身的建立逻辑、权重机制、数据层设计、以及局限性讲清楚。只有读者能从头独立验证 IPS 的每一个数字，本文对四类资产的判断才具备可审计的基础——否则沃什框架的分析就是架在黑箱之上的叙事。</w:t>
       </w:r>
     </w:p>
     <w:p>
@@ -2351,7 +2333,5454 @@
           <w:sz w:val="26"/>
           <w:szCs w:val="26"/>
         </w:rPr>
-        <w:t xml:space="preserve">4.1 P（价格水平）：指标多元化 + 趋势化</w:t>
+        <w:t xml:space="preserve">4.1 设计目标与三条设计哲学</w:t>
+      </w:r>
+    </w:p>
+    <w:p>
+      <w:pPr>
+        <w:spacing w:after="60" w:before="60" w:line="360"/>
+      </w:pPr>
+      <w:r>
+        <w:rPr>
+          <w:rFonts w:ascii="Arial" w:cs="Arial" w:eastAsia="Arial" w:hAnsi="Arial"/>
+          <w:b/>
+          <w:bCs/>
+          <w:sz w:val="22"/>
+          <w:szCs w:val="22"/>
+        </w:rPr>
+        <w:t xml:space="preserve">设计目标：</w:t>
+      </w:r>
+      <w:r>
+        <w:rPr>
+          <w:rFonts w:ascii="Arial" w:cs="Arial" w:eastAsia="Arial" w:hAnsi="Arial"/>
+          <w:sz w:val="22"/>
+          <w:szCs w:val="22"/>
+        </w:rPr>
+        <w:t xml:space="preserve">在真实世界通胀的复杂多因子结构下，提供一个可量化、可追溯、可监控的单一综合评分，使任意时点的通胀压力读数（IPS）可以被：</w:t>
+      </w:r>
+    </w:p>
+    <w:p>
+      <w:pPr>
+        <w:pStyle w:val="ListParagraph"/>
+        <w:numPr>
+          <w:ilvl w:val="0"/>
+          <w:numId w:val="3"/>
+        </w:numPr>
+        <w:spacing w:after="40" w:before="40" w:line="340"/>
+      </w:pPr>
+      <w:r>
+        <w:rPr>
+          <w:rFonts w:ascii="Arial" w:cs="Arial" w:eastAsia="Arial" w:hAnsi="Arial"/>
+          <w:sz w:val="22"/>
+          <w:szCs w:val="22"/>
+        </w:rPr>
+        <w:t xml:space="preserve">分解回 5 个分项、25+ 个子因子；</w:t>
+      </w:r>
+    </w:p>
+    <w:p>
+      <w:pPr>
+        <w:pStyle w:val="ListParagraph"/>
+        <w:numPr>
+          <w:ilvl w:val="0"/>
+          <w:numId w:val="3"/>
+        </w:numPr>
+        <w:spacing w:after="40" w:before="40" w:line="340"/>
+      </w:pPr>
+      <w:r>
+        <w:rPr>
+          <w:rFonts w:ascii="Arial" w:cs="Arial" w:eastAsia="Arial" w:hAnsi="Arial"/>
+          <w:sz w:val="22"/>
+          <w:szCs w:val="22"/>
+        </w:rPr>
+        <w:t xml:space="preserve">归因到具体经济机制；</w:t>
+      </w:r>
+    </w:p>
+    <w:p>
+      <w:pPr>
+        <w:pStyle w:val="ListParagraph"/>
+        <w:numPr>
+          <w:ilvl w:val="0"/>
+          <w:numId w:val="3"/>
+        </w:numPr>
+        <w:spacing w:after="40" w:before="40" w:line="340"/>
+      </w:pPr>
+      <w:r>
+        <w:rPr>
+          <w:rFonts w:ascii="Arial" w:cs="Arial" w:eastAsia="Arial" w:hAnsi="Arial"/>
+          <w:sz w:val="22"/>
+          <w:szCs w:val="22"/>
+        </w:rPr>
+        <w:t xml:space="preserve">挑战：每个权重、每个归一化边界都是公开可辩论的参数，而非模型黑箱。</w:t>
+      </w:r>
+    </w:p>
+    <w:p>
+      <w:pPr>
+        <w:spacing w:after="60" w:before="60" w:line="360"/>
+      </w:pPr>
+      <w:r>
+        <w:rPr>
+          <w:rFonts w:ascii="Arial" w:cs="Arial" w:eastAsia="Arial" w:hAnsi="Arial"/>
+          <w:sz w:val="22"/>
+          <w:szCs w:val="22"/>
+        </w:rPr>
+        <w:t xml:space="preserve">IPS 不追求预测精度最大化（那是 XGBoost/LSTM 的任务），而是追求结构透明度最大化——这与 GoldMonitor 采用的机器学习预测模型形成方法论上的互补：一个是「解释器」，一个是「预测器」。</w:t>
+      </w:r>
+    </w:p>
+    <w:p>
+      <w:pPr>
+        <w:spacing w:after="60" w:before="60" w:line="360"/>
+      </w:pPr>
+      <w:r>
+        <w:rPr>
+          <w:rFonts w:ascii="Arial" w:cs="Arial" w:eastAsia="Arial" w:hAnsi="Arial"/>
+          <w:b/>
+          <w:bCs/>
+          <w:sz w:val="22"/>
+          <w:szCs w:val="22"/>
+        </w:rPr>
+        <w:t xml:space="preserve">三条设计哲学：</w:t>
+      </w:r>
+    </w:p>
+    <w:p>
+      <w:pPr>
+        <w:pStyle w:val="ListParagraph"/>
+        <w:numPr>
+          <w:ilvl w:val="0"/>
+          <w:numId w:val="2"/>
+        </w:numPr>
+        <w:spacing w:after="40" w:before="40" w:line="340"/>
+      </w:pPr>
+      <w:r>
+        <w:rPr>
+          <w:rFonts w:ascii="Arial" w:cs="Arial" w:eastAsia="Arial" w:hAnsi="Arial"/>
+          <w:sz w:val="22"/>
+          <w:szCs w:val="22"/>
+        </w:rPr>
+        <w:t xml:space="preserve">可分解性（Decomposability）：任何 IPS 数值变化都可以被逐层追溯。若本月 IPS 从 57 升至 62，必须能准确说出是哪个分项（如 D +5、N +2）、哪个子因子（如 WTI YoY 从 +8% 升至 +18%）导致的。模型的每一层都是「玻璃盒」。</w:t>
+      </w:r>
+    </w:p>
+    <w:p>
+      <w:pPr>
+        <w:pStyle w:val="ListParagraph"/>
+        <w:numPr>
+          <w:ilvl w:val="0"/>
+          <w:numId w:val="2"/>
+        </w:numPr>
+        <w:spacing w:after="40" w:before="40" w:line="340"/>
+      </w:pPr>
+      <w:r>
+        <w:rPr>
+          <w:rFonts w:ascii="Arial" w:cs="Arial" w:eastAsia="Arial" w:hAnsi="Arial"/>
+          <w:sz w:val="22"/>
+          <w:szCs w:val="22"/>
+        </w:rPr>
+        <w:t xml:space="preserve">对称性（Symmetry）：IPS 的五档体制分布（再加速 / 粘性 / 温和 / 回落 / 通缩）在数值上对称设计，不偏向特定政策结论。这与 AIT 的「非对称容忍」形成对照——AIT 容忍过冲但不容忍低谷，IPS 则对上下同样敏感。</w:t>
+      </w:r>
+    </w:p>
+    <w:p>
+      <w:pPr>
+        <w:pStyle w:val="ListParagraph"/>
+        <w:numPr>
+          <w:ilvl w:val="0"/>
+          <w:numId w:val="2"/>
+        </w:numPr>
+        <w:spacing w:after="40" w:before="40" w:line="340"/>
+      </w:pPr>
+      <w:r>
+        <w:rPr>
+          <w:rFonts w:ascii="Arial" w:cs="Arial" w:eastAsia="Arial" w:hAnsi="Arial"/>
+          <w:sz w:val="22"/>
+          <w:szCs w:val="22"/>
+        </w:rPr>
+        <w:t xml:space="preserve">前瞻-后视平衡（Forward-Backward Balance）：IPS 同时包含已实现数据（P、部分 D）和前瞻数据（E、部分 N），避免单纯后视偏差。比值约为 45:55（前瞻略重），反映央行政策必须基于预期、而非历史。</w:t>
+      </w:r>
+    </w:p>
+    <w:p>
+      <w:pPr>
+        <w:pStyle w:val="Heading2"/>
+      </w:pPr>
+      <w:r>
+        <w:rPr>
+          <w:rFonts w:ascii="Arial" w:cs="Arial" w:eastAsia="Arial" w:hAnsi="Arial"/>
+          <w:b/>
+          <w:bCs/>
+          <w:sz w:val="26"/>
+          <w:szCs w:val="26"/>
+        </w:rPr>
+        <w:t xml:space="preserve">4.2 五分项的划分逻辑：为什么是 P·E·D·F·N？</w:t>
+      </w:r>
+    </w:p>
+    <w:p>
+      <w:pPr>
+        <w:spacing w:after="60" w:before="60" w:line="360"/>
+      </w:pPr>
+      <w:r>
+        <w:rPr>
+          <w:rFonts w:ascii="Arial" w:cs="Arial" w:eastAsia="Arial" w:hAnsi="Arial"/>
+          <w:sz w:val="22"/>
+          <w:szCs w:val="22"/>
+        </w:rPr>
+        <w:t xml:space="preserve">五分项对应通胀形成的五个独立环节，基于一条清晰的宏观传导链——驱动 D → 预期 E → 价格 P 构成主链，财政 F 和叙事 N 分别从需求侧和心智侧并联接入，最后通过已实现价格 P 回馈强化预期 E（自我实现循环）。每个分项的定位：</w:t>
+      </w:r>
+    </w:p>
+    <w:p>
+      <w:pPr>
+        <w:pStyle w:val="ListParagraph"/>
+        <w:numPr>
+          <w:ilvl w:val="0"/>
+          <w:numId w:val="3"/>
+        </w:numPr>
+        <w:spacing w:after="40" w:before="40" w:line="340"/>
+      </w:pPr>
+      <w:r>
+        <w:rPr>
+          <w:rFonts w:ascii="Arial" w:cs="Arial" w:eastAsia="Arial" w:hAnsi="Arial"/>
+          <w:sz w:val="22"/>
+          <w:szCs w:val="22"/>
+        </w:rPr>
+        <w:t xml:space="preserve">P（Price）= 已实现通胀。最「硬」的证据，也最滞后。CPI / PCE / PPI / Truflation 等。</w:t>
+      </w:r>
+    </w:p>
+    <w:p>
+      <w:pPr>
+        <w:pStyle w:val="ListParagraph"/>
+        <w:numPr>
+          <w:ilvl w:val="0"/>
+          <w:numId w:val="3"/>
+        </w:numPr>
+        <w:spacing w:after="40" w:before="40" w:line="340"/>
+      </w:pPr>
+      <w:r>
+        <w:rPr>
+          <w:rFonts w:ascii="Arial" w:cs="Arial" w:eastAsia="Arial" w:hAnsi="Arial"/>
+          <w:sz w:val="22"/>
+          <w:szCs w:val="22"/>
+        </w:rPr>
+        <w:t xml:space="preserve">E（Expectations）= 通胀预期。最前瞻的变量，是央行锚定的直接对象。BEI / Michigan / SPF 等。</w:t>
+      </w:r>
+    </w:p>
+    <w:p>
+      <w:pPr>
+        <w:pStyle w:val="ListParagraph"/>
+        <w:numPr>
+          <w:ilvl w:val="0"/>
+          <w:numId w:val="3"/>
+        </w:numPr>
+        <w:spacing w:after="40" w:before="40" w:line="340"/>
+      </w:pPr>
+      <w:r>
+        <w:rPr>
+          <w:rFonts w:ascii="Arial" w:cs="Arial" w:eastAsia="Arial" w:hAnsi="Arial"/>
+          <w:sz w:val="22"/>
+          <w:szCs w:val="22"/>
+        </w:rPr>
+        <w:t xml:space="preserve">D（Drivers）= 供给侧 + 需求侧的共同源头。油价 / 大宗 / 薪资 / 房租 / 供应链等。</w:t>
+      </w:r>
+    </w:p>
+    <w:p>
+      <w:pPr>
+        <w:pStyle w:val="ListParagraph"/>
+        <w:numPr>
+          <w:ilvl w:val="0"/>
+          <w:numId w:val="3"/>
+        </w:numPr>
+        <w:spacing w:after="40" w:before="40" w:line="340"/>
+      </w:pPr>
+      <w:r>
+        <w:rPr>
+          <w:rFonts w:ascii="Arial" w:cs="Arial" w:eastAsia="Arial" w:hAnsi="Arial"/>
+          <w:sz w:val="22"/>
+          <w:szCs w:val="22"/>
+        </w:rPr>
+        <w:t xml:space="preserve">F（Fiscal Impulse）= 财政刺激的独立通胀通道。2020 年后被重新识别的关键源头。赤字/GDP / TGA / 净发债等。</w:t>
+      </w:r>
+    </w:p>
+    <w:p>
+      <w:pPr>
+        <w:pStyle w:val="ListParagraph"/>
+        <w:numPr>
+          <w:ilvl w:val="0"/>
+          <w:numId w:val="3"/>
+        </w:numPr>
+        <w:spacing w:after="40" w:before="40" w:line="340"/>
+      </w:pPr>
+      <w:r>
+        <w:rPr>
+          <w:rFonts w:ascii="Arial" w:cs="Arial" w:eastAsia="Arial" w:hAnsi="Arial"/>
+          <w:sz w:val="22"/>
+          <w:szCs w:val="22"/>
+        </w:rPr>
+        <w:t xml:space="preserve">N（Narrative &amp; Policy Reflection）= 央行与市场的「心智状态」。FOMC 鹰鸽 / 市场隐含降息 / 媒体叙事等。</w:t>
+      </w:r>
+    </w:p>
+    <w:p>
+      <w:pPr>
+        <w:spacing w:after="60" w:before="60" w:line="360"/>
+      </w:pPr>
+      <w:r>
+        <w:rPr>
+          <w:rFonts w:ascii="Arial" w:cs="Arial" w:eastAsia="Arial" w:hAnsi="Arial"/>
+          <w:b/>
+          <w:bCs/>
+          <w:sz w:val="22"/>
+          <w:szCs w:val="22"/>
+        </w:rPr>
+        <w:t xml:space="preserve">为什么不单独设货币（M）分项？</w:t>
+      </w:r>
+      <w:r>
+        <w:rPr>
+          <w:rFonts w:ascii="Arial" w:cs="Arial" w:eastAsia="Arial" w:hAnsi="Arial"/>
+          <w:sz w:val="22"/>
+          <w:szCs w:val="22"/>
+        </w:rPr>
+        <w:t xml:space="preserve"> 这是方法论上最关键的一次取舍。货币供应量（M2）与通胀的关系在 2020 年后严重失效——2020-2021 年 M2 飙升 40% 未立刻引发同等幅度通胀，后续 M2 下降也未导致通胀快速回落。IPS 选择不直接测 M，而是通过 F（财政脉冲、真正的流动性源头）和 N（政策反射、预期通道）间接捕捉货币因素。这一取舍基于过去 15 年货币传导机制的结构性变化，也呼应了沃什「货币主权回归」论断中对「货币总闸门」的强调。</w:t>
+      </w:r>
+    </w:p>
+    <w:p>
+      <w:pPr>
+        <w:pStyle w:val="Heading2"/>
+      </w:pPr>
+      <w:r>
+        <w:rPr>
+          <w:rFonts w:ascii="Arial" w:cs="Arial" w:eastAsia="Arial" w:hAnsi="Arial"/>
+          <w:b/>
+          <w:bCs/>
+          <w:sz w:val="26"/>
+          <w:szCs w:val="26"/>
+        </w:rPr>
+        <w:t xml:space="preserve">4.3 权重设计：从等权基线到 Bayesian 动态调整</w:t>
+      </w:r>
+    </w:p>
+    <w:p>
+      <w:pPr>
+        <w:spacing w:after="60" w:before="60" w:line="360"/>
+      </w:pPr>
+      <w:r>
+        <w:rPr>
+          <w:rFonts w:ascii="Arial" w:cs="Arial" w:eastAsia="Arial" w:hAnsi="Arial"/>
+          <w:b/>
+          <w:bCs/>
+          <w:sz w:val="22"/>
+          <w:szCs w:val="22"/>
+        </w:rPr>
+        <w:t xml:space="preserve">初始权重：</w:t>
+      </w:r>
+      <w:r>
+        <w:rPr>
+          <w:rFonts w:ascii="Arial" w:cs="Arial" w:eastAsia="Arial" w:hAnsi="Arial"/>
+          <w:sz w:val="22"/>
+          <w:szCs w:val="22"/>
+        </w:rPr>
+        <w:t xml:space="preserve">P 25% + E 20% + D 20% + F 15% + N 20%。权重设计的四层逻辑：</w:t>
+      </w:r>
+    </w:p>
+    <w:tbl>
+      <w:tblPr>
+        <w:tblW w:type="dxa" w:w="9360"/>
+        <w:tblBorders>
+          <w:top w:val="single" w:color="BFBFBF" w:sz="4"/>
+          <w:left w:val="single" w:color="BFBFBF" w:sz="4"/>
+          <w:bottom w:val="single" w:color="BFBFBF" w:sz="4"/>
+          <w:right w:val="single" w:color="BFBFBF" w:sz="4"/>
+          <w:insideH w:val="single" w:color="BFBFBF" w:sz="4"/>
+          <w:insideV w:val="single" w:color="BFBFBF" w:sz="4"/>
+        </w:tblBorders>
+      </w:tblPr>
+      <w:tblGrid>
+        <w:gridCol w:w="1600"/>
+        <w:gridCol w:w="1200"/>
+        <w:gridCol w:w="6560"/>
+      </w:tblGrid>
+      <w:tr>
+        <w:trPr>
+          <w:tblHeader/>
+        </w:trPr>
+        <w:tc>
+          <w:tcPr>
+            <w:tcW w:type="dxa" w:w="1600"/>
+            <w:shd w:fill="1F3864" w:val="clear"/>
+            <w:tcMar>
+              <w:top w:type="dxa" w:w="80"/>
+              <w:left w:type="dxa" w:w="120"/>
+              <w:bottom w:type="dxa" w:w="80"/>
+              <w:right w:type="dxa" w:w="120"/>
+            </w:tcMar>
+            <w:vAlign w:val="center"/>
+          </w:tcPr>
+          <w:p>
+            <w:pPr>
+              <w:spacing w:after="20" w:before="20" w:line="320"/>
+              <w:jc w:val="center"/>
+            </w:pPr>
+            <w:r>
+              <w:rPr>
+                <w:rFonts w:ascii="Arial" w:cs="Arial" w:eastAsia="Arial" w:hAnsi="Arial"/>
+                <w:b/>
+                <w:bCs/>
+                <w:color w:val="FFFFFF"/>
+                <w:sz w:val="20"/>
+                <w:szCs w:val="20"/>
+              </w:rPr>
+              <w:t xml:space="preserve">分项</w:t>
+            </w:r>
+          </w:p>
+        </w:tc>
+        <w:tc>
+          <w:tcPr>
+            <w:tcW w:type="dxa" w:w="1200"/>
+            <w:shd w:fill="1F3864" w:val="clear"/>
+            <w:tcMar>
+              <w:top w:type="dxa" w:w="80"/>
+              <w:left w:type="dxa" w:w="120"/>
+              <w:bottom w:type="dxa" w:w="80"/>
+              <w:right w:type="dxa" w:w="120"/>
+            </w:tcMar>
+            <w:vAlign w:val="center"/>
+          </w:tcPr>
+          <w:p>
+            <w:pPr>
+              <w:spacing w:after="20" w:before="20" w:line="320"/>
+              <w:jc w:val="center"/>
+            </w:pPr>
+            <w:r>
+              <w:rPr>
+                <w:rFonts w:ascii="Arial" w:cs="Arial" w:eastAsia="Arial" w:hAnsi="Arial"/>
+                <w:b/>
+                <w:bCs/>
+                <w:color w:val="FFFFFF"/>
+                <w:sz w:val="20"/>
+                <w:szCs w:val="20"/>
+              </w:rPr>
+              <w:t xml:space="preserve">权重</w:t>
+            </w:r>
+          </w:p>
+        </w:tc>
+        <w:tc>
+          <w:tcPr>
+            <w:tcW w:type="dxa" w:w="6560"/>
+            <w:shd w:fill="1F3864" w:val="clear"/>
+            <w:tcMar>
+              <w:top w:type="dxa" w:w="80"/>
+              <w:left w:type="dxa" w:w="120"/>
+              <w:bottom w:type="dxa" w:w="80"/>
+              <w:right w:type="dxa" w:w="120"/>
+            </w:tcMar>
+            <w:vAlign w:val="center"/>
+          </w:tcPr>
+          <w:p>
+            <w:pPr>
+              <w:spacing w:after="20" w:before="20" w:line="320"/>
+              <w:jc w:val="center"/>
+            </w:pPr>
+            <w:r>
+              <w:rPr>
+                <w:rFonts w:ascii="Arial" w:cs="Arial" w:eastAsia="Arial" w:hAnsi="Arial"/>
+                <w:b/>
+                <w:bCs/>
+                <w:color w:val="FFFFFF"/>
+                <w:sz w:val="20"/>
+                <w:szCs w:val="20"/>
+              </w:rPr>
+              <w:t xml:space="preserve">设计依据</w:t>
+            </w:r>
+          </w:p>
+        </w:tc>
+      </w:tr>
+      <w:tr>
+        <w:tc>
+          <w:tcPr>
+            <w:tcW w:type="dxa" w:w="1600"/>
+            <w:tcMar>
+              <w:top w:type="dxa" w:w="80"/>
+              <w:left w:type="dxa" w:w="120"/>
+              <w:bottom w:type="dxa" w:w="80"/>
+              <w:right w:type="dxa" w:w="120"/>
+            </w:tcMar>
+            <w:vAlign w:val="center"/>
+          </w:tcPr>
+          <w:p>
+            <w:pPr>
+              <w:spacing w:after="20" w:before="20" w:line="320"/>
+              <w:jc w:val="left"/>
+            </w:pPr>
+            <w:r>
+              <w:rPr>
+                <w:rFonts w:ascii="Arial" w:cs="Arial" w:eastAsia="Arial" w:hAnsi="Arial"/>
+                <w:b w:val="false"/>
+                <w:bCs w:val="false"/>
+                <w:sz w:val="20"/>
+                <w:szCs w:val="20"/>
+              </w:rPr>
+              <w:t xml:space="preserve">P 价格</w:t>
+            </w:r>
+          </w:p>
+        </w:tc>
+        <w:tc>
+          <w:tcPr>
+            <w:tcW w:type="dxa" w:w="1200"/>
+            <w:tcMar>
+              <w:top w:type="dxa" w:w="80"/>
+              <w:left w:type="dxa" w:w="120"/>
+              <w:bottom w:type="dxa" w:w="80"/>
+              <w:right w:type="dxa" w:w="120"/>
+            </w:tcMar>
+            <w:vAlign w:val="center"/>
+          </w:tcPr>
+          <w:p>
+            <w:pPr>
+              <w:spacing w:after="20" w:before="20" w:line="320"/>
+              <w:jc w:val="left"/>
+            </w:pPr>
+            <w:r>
+              <w:rPr>
+                <w:rFonts w:ascii="Arial" w:cs="Arial" w:eastAsia="Arial" w:hAnsi="Arial"/>
+                <w:b w:val="false"/>
+                <w:bCs w:val="false"/>
+                <w:sz w:val="20"/>
+                <w:szCs w:val="20"/>
+              </w:rPr>
+              <w:t xml:space="preserve">25%</w:t>
+            </w:r>
+          </w:p>
+        </w:tc>
+        <w:tc>
+          <w:tcPr>
+            <w:tcW w:type="dxa" w:w="6560"/>
+            <w:tcMar>
+              <w:top w:type="dxa" w:w="80"/>
+              <w:left w:type="dxa" w:w="120"/>
+              <w:bottom w:type="dxa" w:w="80"/>
+              <w:right w:type="dxa" w:w="120"/>
+            </w:tcMar>
+            <w:vAlign w:val="center"/>
+          </w:tcPr>
+          <w:p>
+            <w:pPr>
+              <w:spacing w:after="20" w:before="20" w:line="320"/>
+              <w:jc w:val="left"/>
+            </w:pPr>
+            <w:r>
+              <w:rPr>
+                <w:rFonts w:ascii="Arial" w:cs="Arial" w:eastAsia="Arial" w:hAnsi="Arial"/>
+                <w:b w:val="false"/>
+                <w:bCs w:val="false"/>
+                <w:sz w:val="20"/>
+                <w:szCs w:val="20"/>
+              </w:rPr>
+              <w:t xml:space="preserve">已实现、不可否认的事实——权重最高</w:t>
+            </w:r>
+          </w:p>
+        </w:tc>
+      </w:tr>
+      <w:tr>
+        <w:tc>
+          <w:tcPr>
+            <w:tcW w:type="dxa" w:w="1600"/>
+            <w:tcMar>
+              <w:top w:type="dxa" w:w="80"/>
+              <w:left w:type="dxa" w:w="120"/>
+              <w:bottom w:type="dxa" w:w="80"/>
+              <w:right w:type="dxa" w:w="120"/>
+            </w:tcMar>
+            <w:vAlign w:val="center"/>
+          </w:tcPr>
+          <w:p>
+            <w:pPr>
+              <w:spacing w:after="20" w:before="20" w:line="320"/>
+              <w:jc w:val="left"/>
+            </w:pPr>
+            <w:r>
+              <w:rPr>
+                <w:rFonts w:ascii="Arial" w:cs="Arial" w:eastAsia="Arial" w:hAnsi="Arial"/>
+                <w:b w:val="false"/>
+                <w:bCs w:val="false"/>
+                <w:sz w:val="20"/>
+                <w:szCs w:val="20"/>
+              </w:rPr>
+              <w:t xml:space="preserve">E 预期</w:t>
+            </w:r>
+          </w:p>
+        </w:tc>
+        <w:tc>
+          <w:tcPr>
+            <w:tcW w:type="dxa" w:w="1200"/>
+            <w:tcMar>
+              <w:top w:type="dxa" w:w="80"/>
+              <w:left w:type="dxa" w:w="120"/>
+              <w:bottom w:type="dxa" w:w="80"/>
+              <w:right w:type="dxa" w:w="120"/>
+            </w:tcMar>
+            <w:vAlign w:val="center"/>
+          </w:tcPr>
+          <w:p>
+            <w:pPr>
+              <w:spacing w:after="20" w:before="20" w:line="320"/>
+              <w:jc w:val="left"/>
+            </w:pPr>
+            <w:r>
+              <w:rPr>
+                <w:rFonts w:ascii="Arial" w:cs="Arial" w:eastAsia="Arial" w:hAnsi="Arial"/>
+                <w:b w:val="false"/>
+                <w:bCs w:val="false"/>
+                <w:sz w:val="20"/>
+                <w:szCs w:val="20"/>
+              </w:rPr>
+              <w:t xml:space="preserve">20%</w:t>
+            </w:r>
+          </w:p>
+        </w:tc>
+        <w:tc>
+          <w:tcPr>
+            <w:tcW w:type="dxa" w:w="6560"/>
+            <w:tcMar>
+              <w:top w:type="dxa" w:w="80"/>
+              <w:left w:type="dxa" w:w="120"/>
+              <w:bottom w:type="dxa" w:w="80"/>
+              <w:right w:type="dxa" w:w="120"/>
+            </w:tcMar>
+            <w:vAlign w:val="center"/>
+          </w:tcPr>
+          <w:p>
+            <w:pPr>
+              <w:spacing w:after="20" w:before="20" w:line="320"/>
+              <w:jc w:val="left"/>
+            </w:pPr>
+            <w:r>
+              <w:rPr>
+                <w:rFonts w:ascii="Arial" w:cs="Arial" w:eastAsia="Arial" w:hAnsi="Arial"/>
+                <w:b w:val="false"/>
+                <w:bCs w:val="false"/>
+                <w:sz w:val="20"/>
+                <w:szCs w:val="20"/>
+              </w:rPr>
+              <w:t xml:space="preserve">央行锚定的直接对象——与 P 近同量级</w:t>
+            </w:r>
+          </w:p>
+        </w:tc>
+      </w:tr>
+      <w:tr>
+        <w:tc>
+          <w:tcPr>
+            <w:tcW w:type="dxa" w:w="1600"/>
+            <w:tcMar>
+              <w:top w:type="dxa" w:w="80"/>
+              <w:left w:type="dxa" w:w="120"/>
+              <w:bottom w:type="dxa" w:w="80"/>
+              <w:right w:type="dxa" w:w="120"/>
+            </w:tcMar>
+            <w:vAlign w:val="center"/>
+          </w:tcPr>
+          <w:p>
+            <w:pPr>
+              <w:spacing w:after="20" w:before="20" w:line="320"/>
+              <w:jc w:val="left"/>
+            </w:pPr>
+            <w:r>
+              <w:rPr>
+                <w:rFonts w:ascii="Arial" w:cs="Arial" w:eastAsia="Arial" w:hAnsi="Arial"/>
+                <w:b w:val="false"/>
+                <w:bCs w:val="false"/>
+                <w:sz w:val="20"/>
+                <w:szCs w:val="20"/>
+              </w:rPr>
+              <w:t xml:space="preserve">D 驱动</w:t>
+            </w:r>
+          </w:p>
+        </w:tc>
+        <w:tc>
+          <w:tcPr>
+            <w:tcW w:type="dxa" w:w="1200"/>
+            <w:tcMar>
+              <w:top w:type="dxa" w:w="80"/>
+              <w:left w:type="dxa" w:w="120"/>
+              <w:bottom w:type="dxa" w:w="80"/>
+              <w:right w:type="dxa" w:w="120"/>
+            </w:tcMar>
+            <w:vAlign w:val="center"/>
+          </w:tcPr>
+          <w:p>
+            <w:pPr>
+              <w:spacing w:after="20" w:before="20" w:line="320"/>
+              <w:jc w:val="left"/>
+            </w:pPr>
+            <w:r>
+              <w:rPr>
+                <w:rFonts w:ascii="Arial" w:cs="Arial" w:eastAsia="Arial" w:hAnsi="Arial"/>
+                <w:b w:val="false"/>
+                <w:bCs w:val="false"/>
+                <w:sz w:val="20"/>
+                <w:szCs w:val="20"/>
+              </w:rPr>
+              <w:t xml:space="preserve">20%</w:t>
+            </w:r>
+          </w:p>
+        </w:tc>
+        <w:tc>
+          <w:tcPr>
+            <w:tcW w:type="dxa" w:w="6560"/>
+            <w:tcMar>
+              <w:top w:type="dxa" w:w="80"/>
+              <w:left w:type="dxa" w:w="120"/>
+              <w:bottom w:type="dxa" w:w="80"/>
+              <w:right w:type="dxa" w:w="120"/>
+            </w:tcMar>
+            <w:vAlign w:val="center"/>
+          </w:tcPr>
+          <w:p>
+            <w:pPr>
+              <w:spacing w:after="20" w:before="20" w:line="320"/>
+              <w:jc w:val="left"/>
+            </w:pPr>
+            <w:r>
+              <w:rPr>
+                <w:rFonts w:ascii="Arial" w:cs="Arial" w:eastAsia="Arial" w:hAnsi="Arial"/>
+                <w:b w:val="false"/>
+                <w:bCs w:val="false"/>
+                <w:sz w:val="20"/>
+                <w:szCs w:val="20"/>
+              </w:rPr>
+              <w:t xml:space="preserve">供给 + 需求的源头——与 E 并列</w:t>
+            </w:r>
+          </w:p>
+        </w:tc>
+      </w:tr>
+      <w:tr>
+        <w:tc>
+          <w:tcPr>
+            <w:tcW w:type="dxa" w:w="1600"/>
+            <w:tcMar>
+              <w:top w:type="dxa" w:w="80"/>
+              <w:left w:type="dxa" w:w="120"/>
+              <w:bottom w:type="dxa" w:w="80"/>
+              <w:right w:type="dxa" w:w="120"/>
+            </w:tcMar>
+            <w:vAlign w:val="center"/>
+          </w:tcPr>
+          <w:p>
+            <w:pPr>
+              <w:spacing w:after="20" w:before="20" w:line="320"/>
+              <w:jc w:val="left"/>
+            </w:pPr>
+            <w:r>
+              <w:rPr>
+                <w:rFonts w:ascii="Arial" w:cs="Arial" w:eastAsia="Arial" w:hAnsi="Arial"/>
+                <w:b w:val="false"/>
+                <w:bCs w:val="false"/>
+                <w:sz w:val="20"/>
+                <w:szCs w:val="20"/>
+              </w:rPr>
+              <w:t xml:space="preserve">N 叙事</w:t>
+            </w:r>
+          </w:p>
+        </w:tc>
+        <w:tc>
+          <w:tcPr>
+            <w:tcW w:type="dxa" w:w="1200"/>
+            <w:tcMar>
+              <w:top w:type="dxa" w:w="80"/>
+              <w:left w:type="dxa" w:w="120"/>
+              <w:bottom w:type="dxa" w:w="80"/>
+              <w:right w:type="dxa" w:w="120"/>
+            </w:tcMar>
+            <w:vAlign w:val="center"/>
+          </w:tcPr>
+          <w:p>
+            <w:pPr>
+              <w:spacing w:after="20" w:before="20" w:line="320"/>
+              <w:jc w:val="left"/>
+            </w:pPr>
+            <w:r>
+              <w:rPr>
+                <w:rFonts w:ascii="Arial" w:cs="Arial" w:eastAsia="Arial" w:hAnsi="Arial"/>
+                <w:b w:val="false"/>
+                <w:bCs w:val="false"/>
+                <w:sz w:val="20"/>
+                <w:szCs w:val="20"/>
+              </w:rPr>
+              <w:t xml:space="preserve">20%</w:t>
+            </w:r>
+          </w:p>
+        </w:tc>
+        <w:tc>
+          <w:tcPr>
+            <w:tcW w:type="dxa" w:w="6560"/>
+            <w:tcMar>
+              <w:top w:type="dxa" w:w="80"/>
+              <w:left w:type="dxa" w:w="120"/>
+              <w:bottom w:type="dxa" w:w="80"/>
+              <w:right w:type="dxa" w:w="120"/>
+            </w:tcMar>
+            <w:vAlign w:val="center"/>
+          </w:tcPr>
+          <w:p>
+            <w:pPr>
+              <w:spacing w:after="20" w:before="20" w:line="320"/>
+              <w:jc w:val="left"/>
+            </w:pPr>
+            <w:r>
+              <w:rPr>
+                <w:rFonts w:ascii="Arial" w:cs="Arial" w:eastAsia="Arial" w:hAnsi="Arial"/>
+                <w:b w:val="false"/>
+                <w:bCs w:val="false"/>
+                <w:sz w:val="20"/>
+                <w:szCs w:val="20"/>
+              </w:rPr>
+              <w:t xml:space="preserve">政策传导通道——与 D 并列</w:t>
+            </w:r>
+          </w:p>
+        </w:tc>
+      </w:tr>
+      <w:tr>
+        <w:tc>
+          <w:tcPr>
+            <w:tcW w:type="dxa" w:w="1600"/>
+            <w:tcMar>
+              <w:top w:type="dxa" w:w="80"/>
+              <w:left w:type="dxa" w:w="120"/>
+              <w:bottom w:type="dxa" w:w="80"/>
+              <w:right w:type="dxa" w:w="120"/>
+            </w:tcMar>
+            <w:vAlign w:val="center"/>
+          </w:tcPr>
+          <w:p>
+            <w:pPr>
+              <w:spacing w:after="20" w:before="20" w:line="320"/>
+              <w:jc w:val="left"/>
+            </w:pPr>
+            <w:r>
+              <w:rPr>
+                <w:rFonts w:ascii="Arial" w:cs="Arial" w:eastAsia="Arial" w:hAnsi="Arial"/>
+                <w:b w:val="false"/>
+                <w:bCs w:val="false"/>
+                <w:sz w:val="20"/>
+                <w:szCs w:val="20"/>
+              </w:rPr>
+              <w:t xml:space="preserve">F 财政</w:t>
+            </w:r>
+          </w:p>
+        </w:tc>
+        <w:tc>
+          <w:tcPr>
+            <w:tcW w:type="dxa" w:w="1200"/>
+            <w:tcMar>
+              <w:top w:type="dxa" w:w="80"/>
+              <w:left w:type="dxa" w:w="120"/>
+              <w:bottom w:type="dxa" w:w="80"/>
+              <w:right w:type="dxa" w:w="120"/>
+            </w:tcMar>
+            <w:vAlign w:val="center"/>
+          </w:tcPr>
+          <w:p>
+            <w:pPr>
+              <w:spacing w:after="20" w:before="20" w:line="320"/>
+              <w:jc w:val="left"/>
+            </w:pPr>
+            <w:r>
+              <w:rPr>
+                <w:rFonts w:ascii="Arial" w:cs="Arial" w:eastAsia="Arial" w:hAnsi="Arial"/>
+                <w:b w:val="false"/>
+                <w:bCs w:val="false"/>
+                <w:sz w:val="20"/>
+                <w:szCs w:val="20"/>
+              </w:rPr>
+              <w:t xml:space="preserve">15%</w:t>
+            </w:r>
+          </w:p>
+        </w:tc>
+        <w:tc>
+          <w:tcPr>
+            <w:tcW w:type="dxa" w:w="6560"/>
+            <w:tcMar>
+              <w:top w:type="dxa" w:w="80"/>
+              <w:left w:type="dxa" w:w="120"/>
+              <w:bottom w:type="dxa" w:w="80"/>
+              <w:right w:type="dxa" w:w="120"/>
+            </w:tcMar>
+            <w:vAlign w:val="center"/>
+          </w:tcPr>
+          <w:p>
+            <w:pPr>
+              <w:spacing w:after="20" w:before="20" w:line="320"/>
+              <w:jc w:val="left"/>
+            </w:pPr>
+            <w:r>
+              <w:rPr>
+                <w:rFonts w:ascii="Arial" w:cs="Arial" w:eastAsia="Arial" w:hAnsi="Arial"/>
+                <w:b w:val="false"/>
+                <w:bCs w:val="false"/>
+                <w:sz w:val="20"/>
+                <w:szCs w:val="20"/>
+              </w:rPr>
+              <w:t xml:space="preserve">定量上最难精确测（MTS 月度数据）——权重最低</w:t>
+            </w:r>
+          </w:p>
+        </w:tc>
+      </w:tr>
+    </w:tbl>
+    <w:p>
+      <w:pPr>
+        <w:spacing w:after="0" w:before="120"/>
+      </w:pPr>
+      <w:r>
+        <w:rPr>
+          <w:rFonts w:ascii="Arial" w:cs="Arial" w:eastAsia="Arial" w:hAnsi="Arial"/>
+        </w:rPr>
+        <w:t xml:space="preserve"/>
+      </w:r>
+    </w:p>
+    <w:p>
+      <w:pPr>
+        <w:spacing w:after="60" w:before="60" w:line="360"/>
+      </w:pPr>
+      <w:r>
+        <w:rPr>
+          <w:rFonts w:ascii="Arial" w:cs="Arial" w:eastAsia="Arial" w:hAnsi="Arial"/>
+          <w:b/>
+          <w:bCs/>
+          <w:sz w:val="22"/>
+          <w:szCs w:val="22"/>
+        </w:rPr>
+        <w:t xml:space="preserve">权重不固定：</w:t>
+      </w:r>
+      <w:r>
+        <w:rPr>
+          <w:rFonts w:ascii="Arial" w:cs="Arial" w:eastAsia="Arial" w:hAnsi="Arial"/>
+          <w:sz w:val="22"/>
+          <w:szCs w:val="22"/>
+        </w:rPr>
+        <w:t xml:space="preserve">不同通胀体制下权重会动态调整：</w:t>
+      </w:r>
+    </w:p>
+    <w:p>
+      <w:pPr>
+        <w:pStyle w:val="ListParagraph"/>
+        <w:numPr>
+          <w:ilvl w:val="0"/>
+          <w:numId w:val="3"/>
+        </w:numPr>
+        <w:spacing w:after="40" w:before="40" w:line="340"/>
+      </w:pPr>
+      <w:r>
+        <w:rPr>
+          <w:rFonts w:ascii="Arial" w:cs="Arial" w:eastAsia="Arial" w:hAnsi="Arial"/>
+          <w:sz w:val="22"/>
+          <w:szCs w:val="22"/>
+        </w:rPr>
+        <w:t xml:space="preserve">再加速体制：D 权重上调（供给冲击显著）、P 权重下调（已实现数据滞后无法反映最新动能）。</w:t>
+      </w:r>
+    </w:p>
+    <w:p>
+      <w:pPr>
+        <w:pStyle w:val="ListParagraph"/>
+        <w:numPr>
+          <w:ilvl w:val="0"/>
+          <w:numId w:val="3"/>
+        </w:numPr>
+        <w:spacing w:after="40" w:before="40" w:line="340"/>
+      </w:pPr>
+      <w:r>
+        <w:rPr>
+          <w:rFonts w:ascii="Arial" w:cs="Arial" w:eastAsia="Arial" w:hAnsi="Arial"/>
+          <w:sz w:val="22"/>
+          <w:szCs w:val="22"/>
+        </w:rPr>
+        <w:t xml:space="preserve">粘性通胀体制（当前）：P 和 N 权重上调（粘性由事实 + 叙事共同维持，E 已 partial 脱锚）。</w:t>
+      </w:r>
+    </w:p>
+    <w:p>
+      <w:pPr>
+        <w:pStyle w:val="ListParagraph"/>
+        <w:numPr>
+          <w:ilvl w:val="0"/>
+          <w:numId w:val="3"/>
+        </w:numPr>
+        <w:spacing w:after="40" w:before="40" w:line="340"/>
+      </w:pPr>
+      <w:r>
+        <w:rPr>
+          <w:rFonts w:ascii="Arial" w:cs="Arial" w:eastAsia="Arial" w:hAnsi="Arial"/>
+          <w:sz w:val="22"/>
+          <w:szCs w:val="22"/>
+        </w:rPr>
+        <w:t xml:space="preserve">通缩体制：E 权重大幅上调（预期拐点是最核心信号，实际通胀只是滞后确认）。</w:t>
+      </w:r>
+    </w:p>
+    <w:p>
+      <w:pPr>
+        <w:spacing w:after="60" w:before="60" w:line="360"/>
+      </w:pPr>
+      <w:r>
+        <w:rPr>
+          <w:rFonts w:ascii="Arial" w:cs="Arial" w:eastAsia="Arial" w:hAnsi="Arial"/>
+          <w:sz w:val="22"/>
+          <w:szCs w:val="22"/>
+        </w:rPr>
+        <w:t xml:space="preserve">这是一个准-Bayesian 权重系统：先验是固定基线，后验根据体制观测动态更新。具体更新通过每月回归 IC（信息系数）完成。</w:t>
+      </w:r>
+    </w:p>
+    <w:p>
+      <w:pPr>
+        <w:pStyle w:val="Heading2"/>
+      </w:pPr>
+      <w:r>
+        <w:rPr>
+          <w:rFonts w:ascii="Arial" w:cs="Arial" w:eastAsia="Arial" w:hAnsi="Arial"/>
+          <w:b/>
+          <w:bCs/>
+          <w:sz w:val="26"/>
+          <w:szCs w:val="26"/>
+        </w:rPr>
+        <w:t xml:space="preserve">4.4 子因子选择：数据源与领先-滞后谱系</w:t>
+      </w:r>
+    </w:p>
+    <w:p>
+      <w:pPr>
+        <w:spacing w:after="60" w:before="60" w:line="360"/>
+      </w:pPr>
+      <w:r>
+        <w:rPr>
+          <w:rFonts w:ascii="Arial" w:cs="Arial" w:eastAsia="Arial" w:hAnsi="Arial"/>
+          <w:sz w:val="22"/>
+          <w:szCs w:val="22"/>
+        </w:rPr>
+        <w:t xml:space="preserve">每个分项下的子因子按领先-同步-滞后三层分层。以 P 分项为例：</w:t>
+      </w:r>
+    </w:p>
+    <w:tbl>
+      <w:tblPr>
+        <w:tblW w:type="dxa" w:w="9360"/>
+        <w:tblBorders>
+          <w:top w:val="single" w:color="BFBFBF" w:sz="4"/>
+          <w:left w:val="single" w:color="BFBFBF" w:sz="4"/>
+          <w:bottom w:val="single" w:color="BFBFBF" w:sz="4"/>
+          <w:right w:val="single" w:color="BFBFBF" w:sz="4"/>
+          <w:insideH w:val="single" w:color="BFBFBF" w:sz="4"/>
+          <w:insideV w:val="single" w:color="BFBFBF" w:sz="4"/>
+        </w:tblBorders>
+      </w:tblPr>
+      <w:tblGrid>
+        <w:gridCol w:w="1800"/>
+        <w:gridCol w:w="1200"/>
+        <w:gridCol w:w="2000"/>
+        <w:gridCol w:w="900"/>
+        <w:gridCol w:w="3460"/>
+      </w:tblGrid>
+      <w:tr>
+        <w:trPr>
+          <w:tblHeader/>
+        </w:trPr>
+        <w:tc>
+          <w:tcPr>
+            <w:tcW w:type="dxa" w:w="1800"/>
+            <w:shd w:fill="1F3864" w:val="clear"/>
+            <w:tcMar>
+              <w:top w:type="dxa" w:w="80"/>
+              <w:left w:type="dxa" w:w="120"/>
+              <w:bottom w:type="dxa" w:w="80"/>
+              <w:right w:type="dxa" w:w="120"/>
+            </w:tcMar>
+            <w:vAlign w:val="center"/>
+          </w:tcPr>
+          <w:p>
+            <w:pPr>
+              <w:spacing w:after="20" w:before="20" w:line="320"/>
+              <w:jc w:val="center"/>
+            </w:pPr>
+            <w:r>
+              <w:rPr>
+                <w:rFonts w:ascii="Arial" w:cs="Arial" w:eastAsia="Arial" w:hAnsi="Arial"/>
+                <w:b/>
+                <w:bCs/>
+                <w:color w:val="FFFFFF"/>
+                <w:sz w:val="20"/>
+                <w:szCs w:val="20"/>
+              </w:rPr>
+              <w:t xml:space="preserve">子因子</w:t>
+            </w:r>
+          </w:p>
+        </w:tc>
+        <w:tc>
+          <w:tcPr>
+            <w:tcW w:type="dxa" w:w="1200"/>
+            <w:shd w:fill="1F3864" w:val="clear"/>
+            <w:tcMar>
+              <w:top w:type="dxa" w:w="80"/>
+              <w:left w:type="dxa" w:w="120"/>
+              <w:bottom w:type="dxa" w:w="80"/>
+              <w:right w:type="dxa" w:w="120"/>
+            </w:tcMar>
+            <w:vAlign w:val="center"/>
+          </w:tcPr>
+          <w:p>
+            <w:pPr>
+              <w:spacing w:after="20" w:before="20" w:line="320"/>
+              <w:jc w:val="center"/>
+            </w:pPr>
+            <w:r>
+              <w:rPr>
+                <w:rFonts w:ascii="Arial" w:cs="Arial" w:eastAsia="Arial" w:hAnsi="Arial"/>
+                <w:b/>
+                <w:bCs/>
+                <w:color w:val="FFFFFF"/>
+                <w:sz w:val="20"/>
+                <w:szCs w:val="20"/>
+              </w:rPr>
+              <w:t xml:space="preserve">数据源</w:t>
+            </w:r>
+          </w:p>
+        </w:tc>
+        <w:tc>
+          <w:tcPr>
+            <w:tcW w:type="dxa" w:w="2000"/>
+            <w:shd w:fill="1F3864" w:val="clear"/>
+            <w:tcMar>
+              <w:top w:type="dxa" w:w="80"/>
+              <w:left w:type="dxa" w:w="120"/>
+              <w:bottom w:type="dxa" w:w="80"/>
+              <w:right w:type="dxa" w:w="120"/>
+            </w:tcMar>
+            <w:vAlign w:val="center"/>
+          </w:tcPr>
+          <w:p>
+            <w:pPr>
+              <w:spacing w:after="20" w:before="20" w:line="320"/>
+              <w:jc w:val="center"/>
+            </w:pPr>
+            <w:r>
+              <w:rPr>
+                <w:rFonts w:ascii="Arial" w:cs="Arial" w:eastAsia="Arial" w:hAnsi="Arial"/>
+                <w:b/>
+                <w:bCs/>
+                <w:color w:val="FFFFFF"/>
+                <w:sz w:val="20"/>
+                <w:szCs w:val="20"/>
+              </w:rPr>
+              <w:t xml:space="preserve">分层</w:t>
+            </w:r>
+          </w:p>
+        </w:tc>
+        <w:tc>
+          <w:tcPr>
+            <w:tcW w:type="dxa" w:w="900"/>
+            <w:shd w:fill="1F3864" w:val="clear"/>
+            <w:tcMar>
+              <w:top w:type="dxa" w:w="80"/>
+              <w:left w:type="dxa" w:w="120"/>
+              <w:bottom w:type="dxa" w:w="80"/>
+              <w:right w:type="dxa" w:w="120"/>
+            </w:tcMar>
+            <w:vAlign w:val="center"/>
+          </w:tcPr>
+          <w:p>
+            <w:pPr>
+              <w:spacing w:after="20" w:before="20" w:line="320"/>
+              <w:jc w:val="center"/>
+            </w:pPr>
+            <w:r>
+              <w:rPr>
+                <w:rFonts w:ascii="Arial" w:cs="Arial" w:eastAsia="Arial" w:hAnsi="Arial"/>
+                <w:b/>
+                <w:bCs/>
+                <w:color w:val="FFFFFF"/>
+                <w:sz w:val="20"/>
+                <w:szCs w:val="20"/>
+              </w:rPr>
+              <w:t xml:space="preserve">权重</w:t>
+            </w:r>
+          </w:p>
+        </w:tc>
+        <w:tc>
+          <w:tcPr>
+            <w:tcW w:type="dxa" w:w="3460"/>
+            <w:shd w:fill="1F3864" w:val="clear"/>
+            <w:tcMar>
+              <w:top w:type="dxa" w:w="80"/>
+              <w:left w:type="dxa" w:w="120"/>
+              <w:bottom w:type="dxa" w:w="80"/>
+              <w:right w:type="dxa" w:w="120"/>
+            </w:tcMar>
+            <w:vAlign w:val="center"/>
+          </w:tcPr>
+          <w:p>
+            <w:pPr>
+              <w:spacing w:after="20" w:before="20" w:line="320"/>
+              <w:jc w:val="center"/>
+            </w:pPr>
+            <w:r>
+              <w:rPr>
+                <w:rFonts w:ascii="Arial" w:cs="Arial" w:eastAsia="Arial" w:hAnsi="Arial"/>
+                <w:b/>
+                <w:bCs/>
+                <w:color w:val="FFFFFF"/>
+                <w:sz w:val="20"/>
+                <w:szCs w:val="20"/>
+              </w:rPr>
+              <w:t xml:space="preserve">说明</w:t>
+            </w:r>
+          </w:p>
+        </w:tc>
+      </w:tr>
+      <w:tr>
+        <w:tc>
+          <w:tcPr>
+            <w:tcW w:type="dxa" w:w="1800"/>
+            <w:tcMar>
+              <w:top w:type="dxa" w:w="80"/>
+              <w:left w:type="dxa" w:w="120"/>
+              <w:bottom w:type="dxa" w:w="80"/>
+              <w:right w:type="dxa" w:w="120"/>
+            </w:tcMar>
+            <w:vAlign w:val="center"/>
+          </w:tcPr>
+          <w:p>
+            <w:pPr>
+              <w:spacing w:after="20" w:before="20" w:line="320"/>
+              <w:jc w:val="left"/>
+            </w:pPr>
+            <w:r>
+              <w:rPr>
+                <w:rFonts w:ascii="Arial" w:cs="Arial" w:eastAsia="Arial" w:hAnsi="Arial"/>
+                <w:b w:val="false"/>
+                <w:bCs w:val="false"/>
+                <w:sz w:val="20"/>
+                <w:szCs w:val="20"/>
+              </w:rPr>
+              <w:t xml:space="preserve">CPI YoY</w:t>
+            </w:r>
+          </w:p>
+        </w:tc>
+        <w:tc>
+          <w:tcPr>
+            <w:tcW w:type="dxa" w:w="1200"/>
+            <w:tcMar>
+              <w:top w:type="dxa" w:w="80"/>
+              <w:left w:type="dxa" w:w="120"/>
+              <w:bottom w:type="dxa" w:w="80"/>
+              <w:right w:type="dxa" w:w="120"/>
+            </w:tcMar>
+            <w:vAlign w:val="center"/>
+          </w:tcPr>
+          <w:p>
+            <w:pPr>
+              <w:spacing w:after="20" w:before="20" w:line="320"/>
+              <w:jc w:val="left"/>
+            </w:pPr>
+            <w:r>
+              <w:rPr>
+                <w:rFonts w:ascii="Arial" w:cs="Arial" w:eastAsia="Arial" w:hAnsi="Arial"/>
+                <w:b w:val="false"/>
+                <w:bCs w:val="false"/>
+                <w:sz w:val="20"/>
+                <w:szCs w:val="20"/>
+              </w:rPr>
+              <w:t xml:space="preserve">BLS</w:t>
+            </w:r>
+          </w:p>
+        </w:tc>
+        <w:tc>
+          <w:tcPr>
+            <w:tcW w:type="dxa" w:w="2000"/>
+            <w:tcMar>
+              <w:top w:type="dxa" w:w="80"/>
+              <w:left w:type="dxa" w:w="120"/>
+              <w:bottom w:type="dxa" w:w="80"/>
+              <w:right w:type="dxa" w:w="120"/>
+            </w:tcMar>
+            <w:vAlign w:val="center"/>
+          </w:tcPr>
+          <w:p>
+            <w:pPr>
+              <w:spacing w:after="20" w:before="20" w:line="320"/>
+              <w:jc w:val="left"/>
+            </w:pPr>
+            <w:r>
+              <w:rPr>
+                <w:rFonts w:ascii="Arial" w:cs="Arial" w:eastAsia="Arial" w:hAnsi="Arial"/>
+                <w:b w:val="false"/>
+                <w:bCs w:val="false"/>
+                <w:sz w:val="20"/>
+                <w:szCs w:val="20"/>
+              </w:rPr>
+              <w:t xml:space="preserve">同步</w:t>
+            </w:r>
+          </w:p>
+        </w:tc>
+        <w:tc>
+          <w:tcPr>
+            <w:tcW w:type="dxa" w:w="900"/>
+            <w:tcMar>
+              <w:top w:type="dxa" w:w="80"/>
+              <w:left w:type="dxa" w:w="120"/>
+              <w:bottom w:type="dxa" w:w="80"/>
+              <w:right w:type="dxa" w:w="120"/>
+            </w:tcMar>
+            <w:vAlign w:val="center"/>
+          </w:tcPr>
+          <w:p>
+            <w:pPr>
+              <w:spacing w:after="20" w:before="20" w:line="320"/>
+              <w:jc w:val="left"/>
+            </w:pPr>
+            <w:r>
+              <w:rPr>
+                <w:rFonts w:ascii="Arial" w:cs="Arial" w:eastAsia="Arial" w:hAnsi="Arial"/>
+                <w:b w:val="false"/>
+                <w:bCs w:val="false"/>
+                <w:sz w:val="20"/>
+                <w:szCs w:val="20"/>
+              </w:rPr>
+              <w:t xml:space="preserve">20%</w:t>
+            </w:r>
+          </w:p>
+        </w:tc>
+        <w:tc>
+          <w:tcPr>
+            <w:tcW w:type="dxa" w:w="3460"/>
+            <w:tcMar>
+              <w:top w:type="dxa" w:w="80"/>
+              <w:left w:type="dxa" w:w="120"/>
+              <w:bottom w:type="dxa" w:w="80"/>
+              <w:right w:type="dxa" w:w="120"/>
+            </w:tcMar>
+            <w:vAlign w:val="center"/>
+          </w:tcPr>
+          <w:p>
+            <w:pPr>
+              <w:spacing w:after="20" w:before="20" w:line="320"/>
+              <w:jc w:val="left"/>
+            </w:pPr>
+            <w:r>
+              <w:rPr>
+                <w:rFonts w:ascii="Arial" w:cs="Arial" w:eastAsia="Arial" w:hAnsi="Arial"/>
+                <w:b w:val="false"/>
+                <w:bCs w:val="false"/>
+                <w:sz w:val="20"/>
+                <w:szCs w:val="20"/>
+              </w:rPr>
+              <w:t xml:space="preserve">市场最关注，但被住房滞后污染</w:t>
+            </w:r>
+          </w:p>
+        </w:tc>
+      </w:tr>
+      <w:tr>
+        <w:tc>
+          <w:tcPr>
+            <w:tcW w:type="dxa" w:w="1800"/>
+            <w:tcMar>
+              <w:top w:type="dxa" w:w="80"/>
+              <w:left w:type="dxa" w:w="120"/>
+              <w:bottom w:type="dxa" w:w="80"/>
+              <w:right w:type="dxa" w:w="120"/>
+            </w:tcMar>
+            <w:vAlign w:val="center"/>
+          </w:tcPr>
+          <w:p>
+            <w:pPr>
+              <w:spacing w:after="20" w:before="20" w:line="320"/>
+              <w:jc w:val="left"/>
+            </w:pPr>
+            <w:r>
+              <w:rPr>
+                <w:rFonts w:ascii="Arial" w:cs="Arial" w:eastAsia="Arial" w:hAnsi="Arial"/>
+                <w:b w:val="false"/>
+                <w:bCs w:val="false"/>
+                <w:sz w:val="20"/>
+                <w:szCs w:val="20"/>
+              </w:rPr>
+              <w:t xml:space="preserve">Core CPI YoY</w:t>
+            </w:r>
+          </w:p>
+        </w:tc>
+        <w:tc>
+          <w:tcPr>
+            <w:tcW w:type="dxa" w:w="1200"/>
+            <w:tcMar>
+              <w:top w:type="dxa" w:w="80"/>
+              <w:left w:type="dxa" w:w="120"/>
+              <w:bottom w:type="dxa" w:w="80"/>
+              <w:right w:type="dxa" w:w="120"/>
+            </w:tcMar>
+            <w:vAlign w:val="center"/>
+          </w:tcPr>
+          <w:p>
+            <w:pPr>
+              <w:spacing w:after="20" w:before="20" w:line="320"/>
+              <w:jc w:val="left"/>
+            </w:pPr>
+            <w:r>
+              <w:rPr>
+                <w:rFonts w:ascii="Arial" w:cs="Arial" w:eastAsia="Arial" w:hAnsi="Arial"/>
+                <w:b w:val="false"/>
+                <w:bCs w:val="false"/>
+                <w:sz w:val="20"/>
+                <w:szCs w:val="20"/>
+              </w:rPr>
+              <w:t xml:space="preserve">BLS</w:t>
+            </w:r>
+          </w:p>
+        </w:tc>
+        <w:tc>
+          <w:tcPr>
+            <w:tcW w:type="dxa" w:w="2000"/>
+            <w:tcMar>
+              <w:top w:type="dxa" w:w="80"/>
+              <w:left w:type="dxa" w:w="120"/>
+              <w:bottom w:type="dxa" w:w="80"/>
+              <w:right w:type="dxa" w:w="120"/>
+            </w:tcMar>
+            <w:vAlign w:val="center"/>
+          </w:tcPr>
+          <w:p>
+            <w:pPr>
+              <w:spacing w:after="20" w:before="20" w:line="320"/>
+              <w:jc w:val="left"/>
+            </w:pPr>
+            <w:r>
+              <w:rPr>
+                <w:rFonts w:ascii="Arial" w:cs="Arial" w:eastAsia="Arial" w:hAnsi="Arial"/>
+                <w:b w:val="false"/>
+                <w:bCs w:val="false"/>
+                <w:sz w:val="20"/>
+                <w:szCs w:val="20"/>
+              </w:rPr>
+              <w:t xml:space="preserve">同步 + 粘性</w:t>
+            </w:r>
+          </w:p>
+        </w:tc>
+        <w:tc>
+          <w:tcPr>
+            <w:tcW w:type="dxa" w:w="900"/>
+            <w:tcMar>
+              <w:top w:type="dxa" w:w="80"/>
+              <w:left w:type="dxa" w:w="120"/>
+              <w:bottom w:type="dxa" w:w="80"/>
+              <w:right w:type="dxa" w:w="120"/>
+            </w:tcMar>
+            <w:vAlign w:val="center"/>
+          </w:tcPr>
+          <w:p>
+            <w:pPr>
+              <w:spacing w:after="20" w:before="20" w:line="320"/>
+              <w:jc w:val="left"/>
+            </w:pPr>
+            <w:r>
+              <w:rPr>
+                <w:rFonts w:ascii="Arial" w:cs="Arial" w:eastAsia="Arial" w:hAnsi="Arial"/>
+                <w:b w:val="false"/>
+                <w:bCs w:val="false"/>
+                <w:sz w:val="20"/>
+                <w:szCs w:val="20"/>
+              </w:rPr>
+              <w:t xml:space="preserve">25%</w:t>
+            </w:r>
+          </w:p>
+        </w:tc>
+        <w:tc>
+          <w:tcPr>
+            <w:tcW w:type="dxa" w:w="3460"/>
+            <w:tcMar>
+              <w:top w:type="dxa" w:w="80"/>
+              <w:left w:type="dxa" w:w="120"/>
+              <w:bottom w:type="dxa" w:w="80"/>
+              <w:right w:type="dxa" w:w="120"/>
+            </w:tcMar>
+            <w:vAlign w:val="center"/>
+          </w:tcPr>
+          <w:p>
+            <w:pPr>
+              <w:spacing w:after="20" w:before="20" w:line="320"/>
+              <w:jc w:val="left"/>
+            </w:pPr>
+            <w:r>
+              <w:rPr>
+                <w:rFonts w:ascii="Arial" w:cs="Arial" w:eastAsia="Arial" w:hAnsi="Arial"/>
+                <w:b w:val="false"/>
+                <w:bCs w:val="false"/>
+                <w:sz w:val="20"/>
+                <w:szCs w:val="20"/>
+              </w:rPr>
+              <w:t xml:space="preserve">剔除能源和食品，更接近长期趋势</w:t>
+            </w:r>
+          </w:p>
+        </w:tc>
+      </w:tr>
+      <w:tr>
+        <w:tc>
+          <w:tcPr>
+            <w:tcW w:type="dxa" w:w="1800"/>
+            <w:tcMar>
+              <w:top w:type="dxa" w:w="80"/>
+              <w:left w:type="dxa" w:w="120"/>
+              <w:bottom w:type="dxa" w:w="80"/>
+              <w:right w:type="dxa" w:w="120"/>
+            </w:tcMar>
+            <w:vAlign w:val="center"/>
+          </w:tcPr>
+          <w:p>
+            <w:pPr>
+              <w:spacing w:after="20" w:before="20" w:line="320"/>
+              <w:jc w:val="left"/>
+            </w:pPr>
+            <w:r>
+              <w:rPr>
+                <w:rFonts w:ascii="Arial" w:cs="Arial" w:eastAsia="Arial" w:hAnsi="Arial"/>
+                <w:b w:val="false"/>
+                <w:bCs w:val="false"/>
+                <w:sz w:val="20"/>
+                <w:szCs w:val="20"/>
+              </w:rPr>
+              <w:t xml:space="preserve">PCE YoY</w:t>
+            </w:r>
+          </w:p>
+        </w:tc>
+        <w:tc>
+          <w:tcPr>
+            <w:tcW w:type="dxa" w:w="1200"/>
+            <w:tcMar>
+              <w:top w:type="dxa" w:w="80"/>
+              <w:left w:type="dxa" w:w="120"/>
+              <w:bottom w:type="dxa" w:w="80"/>
+              <w:right w:type="dxa" w:w="120"/>
+            </w:tcMar>
+            <w:vAlign w:val="center"/>
+          </w:tcPr>
+          <w:p>
+            <w:pPr>
+              <w:spacing w:after="20" w:before="20" w:line="320"/>
+              <w:jc w:val="left"/>
+            </w:pPr>
+            <w:r>
+              <w:rPr>
+                <w:rFonts w:ascii="Arial" w:cs="Arial" w:eastAsia="Arial" w:hAnsi="Arial"/>
+                <w:b w:val="false"/>
+                <w:bCs w:val="false"/>
+                <w:sz w:val="20"/>
+                <w:szCs w:val="20"/>
+              </w:rPr>
+              <w:t xml:space="preserve">BEA</w:t>
+            </w:r>
+          </w:p>
+        </w:tc>
+        <w:tc>
+          <w:tcPr>
+            <w:tcW w:type="dxa" w:w="2000"/>
+            <w:tcMar>
+              <w:top w:type="dxa" w:w="80"/>
+              <w:left w:type="dxa" w:w="120"/>
+              <w:bottom w:type="dxa" w:w="80"/>
+              <w:right w:type="dxa" w:w="120"/>
+            </w:tcMar>
+            <w:vAlign w:val="center"/>
+          </w:tcPr>
+          <w:p>
+            <w:pPr>
+              <w:spacing w:after="20" w:before="20" w:line="320"/>
+              <w:jc w:val="left"/>
+            </w:pPr>
+            <w:r>
+              <w:rPr>
+                <w:rFonts w:ascii="Arial" w:cs="Arial" w:eastAsia="Arial" w:hAnsi="Arial"/>
+                <w:b w:val="false"/>
+                <w:bCs w:val="false"/>
+                <w:sz w:val="20"/>
+                <w:szCs w:val="20"/>
+              </w:rPr>
+              <w:t xml:space="preserve">同步</w:t>
+            </w:r>
+          </w:p>
+        </w:tc>
+        <w:tc>
+          <w:tcPr>
+            <w:tcW w:type="dxa" w:w="900"/>
+            <w:tcMar>
+              <w:top w:type="dxa" w:w="80"/>
+              <w:left w:type="dxa" w:w="120"/>
+              <w:bottom w:type="dxa" w:w="80"/>
+              <w:right w:type="dxa" w:w="120"/>
+            </w:tcMar>
+            <w:vAlign w:val="center"/>
+          </w:tcPr>
+          <w:p>
+            <w:pPr>
+              <w:spacing w:after="20" w:before="20" w:line="320"/>
+              <w:jc w:val="left"/>
+            </w:pPr>
+            <w:r>
+              <w:rPr>
+                <w:rFonts w:ascii="Arial" w:cs="Arial" w:eastAsia="Arial" w:hAnsi="Arial"/>
+                <w:b w:val="false"/>
+                <w:bCs w:val="false"/>
+                <w:sz w:val="20"/>
+                <w:szCs w:val="20"/>
+              </w:rPr>
+              <w:t xml:space="preserve">15%</w:t>
+            </w:r>
+          </w:p>
+        </w:tc>
+        <w:tc>
+          <w:tcPr>
+            <w:tcW w:type="dxa" w:w="3460"/>
+            <w:tcMar>
+              <w:top w:type="dxa" w:w="80"/>
+              <w:left w:type="dxa" w:w="120"/>
+              <w:bottom w:type="dxa" w:w="80"/>
+              <w:right w:type="dxa" w:w="120"/>
+            </w:tcMar>
+            <w:vAlign w:val="center"/>
+          </w:tcPr>
+          <w:p>
+            <w:pPr>
+              <w:spacing w:after="20" w:before="20" w:line="320"/>
+              <w:jc w:val="left"/>
+            </w:pPr>
+            <w:r>
+              <w:rPr>
+                <w:rFonts w:ascii="Arial" w:cs="Arial" w:eastAsia="Arial" w:hAnsi="Arial"/>
+                <w:b w:val="false"/>
+                <w:bCs w:val="false"/>
+                <w:sz w:val="20"/>
+                <w:szCs w:val="20"/>
+              </w:rPr>
+              <w:t xml:space="preserve">Fed 首选指标</w:t>
+            </w:r>
+          </w:p>
+        </w:tc>
+      </w:tr>
+      <w:tr>
+        <w:tc>
+          <w:tcPr>
+            <w:tcW w:type="dxa" w:w="1800"/>
+            <w:tcMar>
+              <w:top w:type="dxa" w:w="80"/>
+              <w:left w:type="dxa" w:w="120"/>
+              <w:bottom w:type="dxa" w:w="80"/>
+              <w:right w:type="dxa" w:w="120"/>
+            </w:tcMar>
+            <w:vAlign w:val="center"/>
+          </w:tcPr>
+          <w:p>
+            <w:pPr>
+              <w:spacing w:after="20" w:before="20" w:line="320"/>
+              <w:jc w:val="left"/>
+            </w:pPr>
+            <w:r>
+              <w:rPr>
+                <w:rFonts w:ascii="Arial" w:cs="Arial" w:eastAsia="Arial" w:hAnsi="Arial"/>
+                <w:b w:val="false"/>
+                <w:bCs w:val="false"/>
+                <w:sz w:val="20"/>
+                <w:szCs w:val="20"/>
+              </w:rPr>
+              <w:t xml:space="preserve">Core PCE YoY</w:t>
+            </w:r>
+          </w:p>
+        </w:tc>
+        <w:tc>
+          <w:tcPr>
+            <w:tcW w:type="dxa" w:w="1200"/>
+            <w:tcMar>
+              <w:top w:type="dxa" w:w="80"/>
+              <w:left w:type="dxa" w:w="120"/>
+              <w:bottom w:type="dxa" w:w="80"/>
+              <w:right w:type="dxa" w:w="120"/>
+            </w:tcMar>
+            <w:vAlign w:val="center"/>
+          </w:tcPr>
+          <w:p>
+            <w:pPr>
+              <w:spacing w:after="20" w:before="20" w:line="320"/>
+              <w:jc w:val="left"/>
+            </w:pPr>
+            <w:r>
+              <w:rPr>
+                <w:rFonts w:ascii="Arial" w:cs="Arial" w:eastAsia="Arial" w:hAnsi="Arial"/>
+                <w:b w:val="false"/>
+                <w:bCs w:val="false"/>
+                <w:sz w:val="20"/>
+                <w:szCs w:val="20"/>
+              </w:rPr>
+              <w:t xml:space="preserve">BEA</w:t>
+            </w:r>
+          </w:p>
+        </w:tc>
+        <w:tc>
+          <w:tcPr>
+            <w:tcW w:type="dxa" w:w="2000"/>
+            <w:tcMar>
+              <w:top w:type="dxa" w:w="80"/>
+              <w:left w:type="dxa" w:w="120"/>
+              <w:bottom w:type="dxa" w:w="80"/>
+              <w:right w:type="dxa" w:w="120"/>
+            </w:tcMar>
+            <w:vAlign w:val="center"/>
+          </w:tcPr>
+          <w:p>
+            <w:pPr>
+              <w:spacing w:after="20" w:before="20" w:line="320"/>
+              <w:jc w:val="left"/>
+            </w:pPr>
+            <w:r>
+              <w:rPr>
+                <w:rFonts w:ascii="Arial" w:cs="Arial" w:eastAsia="Arial" w:hAnsi="Arial"/>
+                <w:b w:val="false"/>
+                <w:bCs w:val="false"/>
+                <w:sz w:val="20"/>
+                <w:szCs w:val="20"/>
+              </w:rPr>
+              <w:t xml:space="preserve">同步 + 粘性 + 政策锚定</w:t>
+            </w:r>
+          </w:p>
+        </w:tc>
+        <w:tc>
+          <w:tcPr>
+            <w:tcW w:type="dxa" w:w="900"/>
+            <w:tcMar>
+              <w:top w:type="dxa" w:w="80"/>
+              <w:left w:type="dxa" w:w="120"/>
+              <w:bottom w:type="dxa" w:w="80"/>
+              <w:right w:type="dxa" w:w="120"/>
+            </w:tcMar>
+            <w:vAlign w:val="center"/>
+          </w:tcPr>
+          <w:p>
+            <w:pPr>
+              <w:spacing w:after="20" w:before="20" w:line="320"/>
+              <w:jc w:val="left"/>
+            </w:pPr>
+            <w:r>
+              <w:rPr>
+                <w:rFonts w:ascii="Arial" w:cs="Arial" w:eastAsia="Arial" w:hAnsi="Arial"/>
+                <w:b w:val="false"/>
+                <w:bCs w:val="false"/>
+                <w:sz w:val="20"/>
+                <w:szCs w:val="20"/>
+              </w:rPr>
+              <w:t xml:space="preserve">20%</w:t>
+            </w:r>
+          </w:p>
+        </w:tc>
+        <w:tc>
+          <w:tcPr>
+            <w:tcW w:type="dxa" w:w="3460"/>
+            <w:tcMar>
+              <w:top w:type="dxa" w:w="80"/>
+              <w:left w:type="dxa" w:w="120"/>
+              <w:bottom w:type="dxa" w:w="80"/>
+              <w:right w:type="dxa" w:w="120"/>
+            </w:tcMar>
+            <w:vAlign w:val="center"/>
+          </w:tcPr>
+          <w:p>
+            <w:pPr>
+              <w:spacing w:after="20" w:before="20" w:line="320"/>
+              <w:jc w:val="left"/>
+            </w:pPr>
+            <w:r>
+              <w:rPr>
+                <w:rFonts w:ascii="Arial" w:cs="Arial" w:eastAsia="Arial" w:hAnsi="Arial"/>
+                <w:b w:val="false"/>
+                <w:bCs w:val="false"/>
+                <w:sz w:val="20"/>
+                <w:szCs w:val="20"/>
+              </w:rPr>
+              <w:t xml:space="preserve">直接对应 Fed 2% 目标</w:t>
+            </w:r>
+          </w:p>
+        </w:tc>
+      </w:tr>
+      <w:tr>
+        <w:tc>
+          <w:tcPr>
+            <w:tcW w:type="dxa" w:w="1800"/>
+            <w:tcMar>
+              <w:top w:type="dxa" w:w="80"/>
+              <w:left w:type="dxa" w:w="120"/>
+              <w:bottom w:type="dxa" w:w="80"/>
+              <w:right w:type="dxa" w:w="120"/>
+            </w:tcMar>
+            <w:vAlign w:val="center"/>
+          </w:tcPr>
+          <w:p>
+            <w:pPr>
+              <w:spacing w:after="20" w:before="20" w:line="320"/>
+              <w:jc w:val="left"/>
+            </w:pPr>
+            <w:r>
+              <w:rPr>
+                <w:rFonts w:ascii="Arial" w:cs="Arial" w:eastAsia="Arial" w:hAnsi="Arial"/>
+                <w:b w:val="false"/>
+                <w:bCs w:val="false"/>
+                <w:sz w:val="20"/>
+                <w:szCs w:val="20"/>
+              </w:rPr>
+              <w:t xml:space="preserve">PPI YoY</w:t>
+            </w:r>
+          </w:p>
+        </w:tc>
+        <w:tc>
+          <w:tcPr>
+            <w:tcW w:type="dxa" w:w="1200"/>
+            <w:tcMar>
+              <w:top w:type="dxa" w:w="80"/>
+              <w:left w:type="dxa" w:w="120"/>
+              <w:bottom w:type="dxa" w:w="80"/>
+              <w:right w:type="dxa" w:w="120"/>
+            </w:tcMar>
+            <w:vAlign w:val="center"/>
+          </w:tcPr>
+          <w:p>
+            <w:pPr>
+              <w:spacing w:after="20" w:before="20" w:line="320"/>
+              <w:jc w:val="left"/>
+            </w:pPr>
+            <w:r>
+              <w:rPr>
+                <w:rFonts w:ascii="Arial" w:cs="Arial" w:eastAsia="Arial" w:hAnsi="Arial"/>
+                <w:b w:val="false"/>
+                <w:bCs w:val="false"/>
+                <w:sz w:val="20"/>
+                <w:szCs w:val="20"/>
+              </w:rPr>
+              <w:t xml:space="preserve">BLS</w:t>
+            </w:r>
+          </w:p>
+        </w:tc>
+        <w:tc>
+          <w:tcPr>
+            <w:tcW w:type="dxa" w:w="2000"/>
+            <w:tcMar>
+              <w:top w:type="dxa" w:w="80"/>
+              <w:left w:type="dxa" w:w="120"/>
+              <w:bottom w:type="dxa" w:w="80"/>
+              <w:right w:type="dxa" w:w="120"/>
+            </w:tcMar>
+            <w:vAlign w:val="center"/>
+          </w:tcPr>
+          <w:p>
+            <w:pPr>
+              <w:spacing w:after="20" w:before="20" w:line="320"/>
+              <w:jc w:val="left"/>
+            </w:pPr>
+            <w:r>
+              <w:rPr>
+                <w:rFonts w:ascii="Arial" w:cs="Arial" w:eastAsia="Arial" w:hAnsi="Arial"/>
+                <w:b w:val="false"/>
+                <w:bCs w:val="false"/>
+                <w:sz w:val="20"/>
+                <w:szCs w:val="20"/>
+              </w:rPr>
+              <w:t xml:space="preserve">领先 1–3 月</w:t>
+            </w:r>
+          </w:p>
+        </w:tc>
+        <w:tc>
+          <w:tcPr>
+            <w:tcW w:type="dxa" w:w="900"/>
+            <w:tcMar>
+              <w:top w:type="dxa" w:w="80"/>
+              <w:left w:type="dxa" w:w="120"/>
+              <w:bottom w:type="dxa" w:w="80"/>
+              <w:right w:type="dxa" w:w="120"/>
+            </w:tcMar>
+            <w:vAlign w:val="center"/>
+          </w:tcPr>
+          <w:p>
+            <w:pPr>
+              <w:spacing w:after="20" w:before="20" w:line="320"/>
+              <w:jc w:val="left"/>
+            </w:pPr>
+            <w:r>
+              <w:rPr>
+                <w:rFonts w:ascii="Arial" w:cs="Arial" w:eastAsia="Arial" w:hAnsi="Arial"/>
+                <w:b w:val="false"/>
+                <w:bCs w:val="false"/>
+                <w:sz w:val="20"/>
+                <w:szCs w:val="20"/>
+              </w:rPr>
+              <w:t xml:space="preserve">10%</w:t>
+            </w:r>
+          </w:p>
+        </w:tc>
+        <w:tc>
+          <w:tcPr>
+            <w:tcW w:type="dxa" w:w="3460"/>
+            <w:tcMar>
+              <w:top w:type="dxa" w:w="80"/>
+              <w:left w:type="dxa" w:w="120"/>
+              <w:bottom w:type="dxa" w:w="80"/>
+              <w:right w:type="dxa" w:w="120"/>
+            </w:tcMar>
+            <w:vAlign w:val="center"/>
+          </w:tcPr>
+          <w:p>
+            <w:pPr>
+              <w:spacing w:after="20" w:before="20" w:line="320"/>
+              <w:jc w:val="left"/>
+            </w:pPr>
+            <w:r>
+              <w:rPr>
+                <w:rFonts w:ascii="Arial" w:cs="Arial" w:eastAsia="Arial" w:hAnsi="Arial"/>
+                <w:b w:val="false"/>
+                <w:bCs w:val="false"/>
+                <w:sz w:val="20"/>
+                <w:szCs w:val="20"/>
+              </w:rPr>
+              <w:t xml:space="preserve">生产端压力传导</w:t>
+            </w:r>
+          </w:p>
+        </w:tc>
+      </w:tr>
+      <w:tr>
+        <w:tc>
+          <w:tcPr>
+            <w:tcW w:type="dxa" w:w="1800"/>
+            <w:tcMar>
+              <w:top w:type="dxa" w:w="80"/>
+              <w:left w:type="dxa" w:w="120"/>
+              <w:bottom w:type="dxa" w:w="80"/>
+              <w:right w:type="dxa" w:w="120"/>
+            </w:tcMar>
+            <w:vAlign w:val="center"/>
+          </w:tcPr>
+          <w:p>
+            <w:pPr>
+              <w:spacing w:after="20" w:before="20" w:line="320"/>
+              <w:jc w:val="left"/>
+            </w:pPr>
+            <w:r>
+              <w:rPr>
+                <w:rFonts w:ascii="Arial" w:cs="Arial" w:eastAsia="Arial" w:hAnsi="Arial"/>
+                <w:b w:val="false"/>
+                <w:bCs w:val="false"/>
+                <w:sz w:val="20"/>
+                <w:szCs w:val="20"/>
+              </w:rPr>
+              <w:t xml:space="preserve">Truflation</w:t>
+            </w:r>
+          </w:p>
+        </w:tc>
+        <w:tc>
+          <w:tcPr>
+            <w:tcW w:type="dxa" w:w="1200"/>
+            <w:tcMar>
+              <w:top w:type="dxa" w:w="80"/>
+              <w:left w:type="dxa" w:w="120"/>
+              <w:bottom w:type="dxa" w:w="80"/>
+              <w:right w:type="dxa" w:w="120"/>
+            </w:tcMar>
+            <w:vAlign w:val="center"/>
+          </w:tcPr>
+          <w:p>
+            <w:pPr>
+              <w:spacing w:after="20" w:before="20" w:line="320"/>
+              <w:jc w:val="left"/>
+            </w:pPr>
+            <w:r>
+              <w:rPr>
+                <w:rFonts w:ascii="Arial" w:cs="Arial" w:eastAsia="Arial" w:hAnsi="Arial"/>
+                <w:b w:val="false"/>
+                <w:bCs w:val="false"/>
+                <w:sz w:val="20"/>
+                <w:szCs w:val="20"/>
+              </w:rPr>
+              <w:t xml:space="preserve">爬虫实时</w:t>
+            </w:r>
+          </w:p>
+        </w:tc>
+        <w:tc>
+          <w:tcPr>
+            <w:tcW w:type="dxa" w:w="2000"/>
+            <w:tcMar>
+              <w:top w:type="dxa" w:w="80"/>
+              <w:left w:type="dxa" w:w="120"/>
+              <w:bottom w:type="dxa" w:w="80"/>
+              <w:right w:type="dxa" w:w="120"/>
+            </w:tcMar>
+            <w:vAlign w:val="center"/>
+          </w:tcPr>
+          <w:p>
+            <w:pPr>
+              <w:spacing w:after="20" w:before="20" w:line="320"/>
+              <w:jc w:val="left"/>
+            </w:pPr>
+            <w:r>
+              <w:rPr>
+                <w:rFonts w:ascii="Arial" w:cs="Arial" w:eastAsia="Arial" w:hAnsi="Arial"/>
+                <w:b w:val="false"/>
+                <w:bCs w:val="false"/>
+                <w:sz w:val="20"/>
+                <w:szCs w:val="20"/>
+              </w:rPr>
+              <w:t xml:space="preserve">领先 + 实时</w:t>
+            </w:r>
+          </w:p>
+        </w:tc>
+        <w:tc>
+          <w:tcPr>
+            <w:tcW w:type="dxa" w:w="900"/>
+            <w:tcMar>
+              <w:top w:type="dxa" w:w="80"/>
+              <w:left w:type="dxa" w:w="120"/>
+              <w:bottom w:type="dxa" w:w="80"/>
+              <w:right w:type="dxa" w:w="120"/>
+            </w:tcMar>
+            <w:vAlign w:val="center"/>
+          </w:tcPr>
+          <w:p>
+            <w:pPr>
+              <w:spacing w:after="20" w:before="20" w:line="320"/>
+              <w:jc w:val="left"/>
+            </w:pPr>
+            <w:r>
+              <w:rPr>
+                <w:rFonts w:ascii="Arial" w:cs="Arial" w:eastAsia="Arial" w:hAnsi="Arial"/>
+                <w:b w:val="false"/>
+                <w:bCs w:val="false"/>
+                <w:sz w:val="20"/>
+                <w:szCs w:val="20"/>
+              </w:rPr>
+              <w:t xml:space="preserve">10%</w:t>
+            </w:r>
+          </w:p>
+        </w:tc>
+        <w:tc>
+          <w:tcPr>
+            <w:tcW w:type="dxa" w:w="3460"/>
+            <w:tcMar>
+              <w:top w:type="dxa" w:w="80"/>
+              <w:left w:type="dxa" w:w="120"/>
+              <w:bottom w:type="dxa" w:w="80"/>
+              <w:right w:type="dxa" w:w="120"/>
+            </w:tcMar>
+            <w:vAlign w:val="center"/>
+          </w:tcPr>
+          <w:p>
+            <w:pPr>
+              <w:spacing w:after="20" w:before="20" w:line="320"/>
+              <w:jc w:val="left"/>
+            </w:pPr>
+            <w:r>
+              <w:rPr>
+                <w:rFonts w:ascii="Arial" w:cs="Arial" w:eastAsia="Arial" w:hAnsi="Arial"/>
+                <w:b w:val="false"/>
+                <w:bCs w:val="false"/>
+                <w:sz w:val="20"/>
+                <w:szCs w:val="20"/>
+              </w:rPr>
+              <w:t xml:space="preserve">日度更新，预判月度 CPI</w:t>
+            </w:r>
+          </w:p>
+        </w:tc>
+      </w:tr>
+    </w:tbl>
+    <w:p>
+      <w:pPr>
+        <w:spacing w:after="0" w:before="120"/>
+      </w:pPr>
+      <w:r>
+        <w:rPr>
+          <w:rFonts w:ascii="Arial" w:cs="Arial" w:eastAsia="Arial" w:hAnsi="Arial"/>
+        </w:rPr>
+        <w:t xml:space="preserve"/>
+      </w:r>
+    </w:p>
+    <w:p>
+      <w:pPr>
+        <w:spacing w:after="60" w:before="60" w:line="360"/>
+      </w:pPr>
+      <w:r>
+        <w:rPr>
+          <w:rFonts w:ascii="Arial" w:cs="Arial" w:eastAsia="Arial" w:hAnsi="Arial"/>
+          <w:sz w:val="22"/>
+          <w:szCs w:val="22"/>
+        </w:rPr>
+        <w:t xml:space="preserve">权重由「经济含义优先、历史 IC 回归校准」决定：先确定每个子因子在通胀形成中的地位，再用过去 10 年月度数据回归验证，最后在 ±3pp 范围内微调。我们拒绝纯数据驱动的权重（例如用 PCA 或正则化回归直接输出权重），因为这会丢失经济含义的可审计性——这是 IPS 与纯 ML 模型的根本分野。</w:t>
+      </w:r>
+    </w:p>
+    <w:p>
+      <w:pPr>
+        <w:pStyle w:val="Heading2"/>
+      </w:pPr>
+      <w:r>
+        <w:rPr>
+          <w:rFonts w:ascii="Arial" w:cs="Arial" w:eastAsia="Arial" w:hAnsi="Arial"/>
+          <w:b/>
+          <w:bCs/>
+          <w:sz w:val="26"/>
+          <w:szCs w:val="26"/>
+        </w:rPr>
+        <w:t xml:space="preserve">4.5 归一化：为什么是 0–100？</w:t>
+      </w:r>
+    </w:p>
+    <w:p>
+      <w:pPr>
+        <w:spacing w:after="60" w:before="60" w:line="360"/>
+      </w:pPr>
+      <w:r>
+        <w:rPr>
+          <w:rFonts w:ascii="Arial" w:cs="Arial" w:eastAsia="Arial" w:hAnsi="Arial"/>
+          <w:sz w:val="22"/>
+          <w:szCs w:val="22"/>
+        </w:rPr>
+        <w:t xml:space="preserve">五分项使用不同单位（百分比、美元、指数值），必须统一到同一尺度才能加权。归一化函数：</w:t>
+      </w:r>
+    </w:p>
+    <w:p>
+      <w:pPr>
+        <w:spacing w:after="120" w:before="120"/>
+        <w:jc w:val="center"/>
+      </w:pPr>
+      <w:r>
+        <w:rPr>
+          <w:rFonts w:ascii="Arial" w:cs="Arial" w:eastAsia="Arial" w:hAnsi="Arial"/>
+          <w:i/>
+          <w:iCs/>
+          <w:sz w:val="22"/>
+          <w:szCs w:val="22"/>
+        </w:rPr>
+        <w:t xml:space="preserve">normalize(x, lo, hi) = clip((x − lo) / (hi − lo), 0, 1) × 100</w:t>
+      </w:r>
+    </w:p>
+    <w:p>
+      <w:pPr>
+        <w:spacing w:after="60" w:before="60" w:line="360"/>
+      </w:pPr>
+      <w:r>
+        <w:rPr>
+          <w:rFonts w:ascii="Arial" w:cs="Arial" w:eastAsia="Arial" w:hAnsi="Arial"/>
+          <w:b/>
+          <w:bCs/>
+          <w:sz w:val="22"/>
+          <w:szCs w:val="22"/>
+        </w:rPr>
+        <w:t xml:space="preserve">lo / hi 的选取</w:t>
+      </w:r>
+      <w:r>
+        <w:rPr>
+          <w:rFonts w:ascii="Arial" w:cs="Arial" w:eastAsia="Arial" w:hAnsi="Arial"/>
+          <w:sz w:val="22"/>
+          <w:szCs w:val="22"/>
+        </w:rPr>
+        <w:t xml:space="preserve"> 基于过去 20–40 年经验分位数 + 经济合理边界的交集。例如：</w:t>
+      </w:r>
+    </w:p>
+    <w:p>
+      <w:pPr>
+        <w:pStyle w:val="ListParagraph"/>
+        <w:numPr>
+          <w:ilvl w:val="0"/>
+          <w:numId w:val="3"/>
+        </w:numPr>
+        <w:spacing w:after="40" w:before="40" w:line="340"/>
+      </w:pPr>
+      <w:r>
+        <w:rPr>
+          <w:rFonts w:ascii="Arial" w:cs="Arial" w:eastAsia="Arial" w:hAnsi="Arial"/>
+          <w:sz w:val="22"/>
+          <w:szCs w:val="22"/>
+        </w:rPr>
+        <w:t xml:space="preserve">CPI YoY：lo=0%, hi=6%。0% = 零通胀边界；6% = 1970s 峰值附近，超出此值进入极端区间。</w:t>
+      </w:r>
+    </w:p>
+    <w:p>
+      <w:pPr>
+        <w:pStyle w:val="ListParagraph"/>
+        <w:numPr>
+          <w:ilvl w:val="0"/>
+          <w:numId w:val="3"/>
+        </w:numPr>
+        <w:spacing w:after="40" w:before="40" w:line="340"/>
+      </w:pPr>
+      <w:r>
+        <w:rPr>
+          <w:rFonts w:ascii="Arial" w:cs="Arial" w:eastAsia="Arial" w:hAnsi="Arial"/>
+          <w:sz w:val="22"/>
+          <w:szCs w:val="22"/>
+        </w:rPr>
+        <w:t xml:space="preserve">5Y BEI：lo=1%, hi=4%。1% = 通缩预期边界；4% = 预期失控边界。</w:t>
+      </w:r>
+    </w:p>
+    <w:p>
+      <w:pPr>
+        <w:pStyle w:val="ListParagraph"/>
+        <w:numPr>
+          <w:ilvl w:val="0"/>
+          <w:numId w:val="3"/>
+        </w:numPr>
+        <w:spacing w:after="40" w:before="40" w:line="340"/>
+      </w:pPr>
+      <w:r>
+        <w:rPr>
+          <w:rFonts w:ascii="Arial" w:cs="Arial" w:eastAsia="Arial" w:hAnsi="Arial"/>
+          <w:sz w:val="22"/>
+          <w:szCs w:val="22"/>
+        </w:rPr>
+        <w:t xml:space="preserve">赤字/GDP：lo=0%, hi=8%。0% = 财政平衡；8% = 二战以来除疫情外最高水平。</w:t>
+      </w:r>
+    </w:p>
+    <w:p>
+      <w:pPr>
+        <w:spacing w:after="60" w:before="60" w:line="360"/>
+      </w:pPr>
+      <w:r>
+        <w:rPr>
+          <w:rFonts w:ascii="Arial" w:cs="Arial" w:eastAsia="Arial" w:hAnsi="Arial"/>
+          <w:b/>
+          <w:bCs/>
+          <w:sz w:val="22"/>
+          <w:szCs w:val="22"/>
+        </w:rPr>
+        <w:t xml:space="preserve">边界设定的权衡：</w:t>
+      </w:r>
+    </w:p>
+    <w:p>
+      <w:pPr>
+        <w:pStyle w:val="ListParagraph"/>
+        <w:numPr>
+          <w:ilvl w:val="0"/>
+          <w:numId w:val="3"/>
+        </w:numPr>
+        <w:spacing w:after="40" w:before="40" w:line="340"/>
+      </w:pPr>
+      <w:r>
+        <w:rPr>
+          <w:rFonts w:ascii="Arial" w:cs="Arial" w:eastAsia="Arial" w:hAnsi="Arial"/>
+          <w:sz w:val="22"/>
+          <w:szCs w:val="22"/>
+        </w:rPr>
+        <w:t xml:space="preserve">设得太宽：正常波动被压缩到中间区间，丧失分辨率。</w:t>
+      </w:r>
+    </w:p>
+    <w:p>
+      <w:pPr>
+        <w:pStyle w:val="ListParagraph"/>
+        <w:numPr>
+          <w:ilvl w:val="0"/>
+          <w:numId w:val="3"/>
+        </w:numPr>
+        <w:spacing w:after="40" w:before="40" w:line="340"/>
+      </w:pPr>
+      <w:r>
+        <w:rPr>
+          <w:rFonts w:ascii="Arial" w:cs="Arial" w:eastAsia="Arial" w:hAnsi="Arial"/>
+          <w:sz w:val="22"/>
+          <w:szCs w:val="22"/>
+        </w:rPr>
+        <w:t xml:space="preserve">设得太窄：极端值被夹到边缘，丢失尾部信息。</w:t>
+      </w:r>
+    </w:p>
+    <w:p>
+      <w:pPr>
+        <w:spacing w:after="60" w:before="60" w:line="360"/>
+      </w:pPr>
+      <w:r>
+        <w:rPr>
+          <w:rFonts w:ascii="Arial" w:cs="Arial" w:eastAsia="Arial" w:hAnsi="Arial"/>
+          <w:sz w:val="22"/>
+          <w:szCs w:val="22"/>
+        </w:rPr>
+        <w:t xml:space="preserve">IPS 的做法是按经济合理性设边界，然后用历史分位数校验——让 10th/90th percentile 落在 [15, 85] 区间，既保留极端，又不浪费动态范围。</w:t>
+      </w:r>
+    </w:p>
+    <w:p>
+      <w:pPr>
+        <w:pStyle w:val="Heading2"/>
+      </w:pPr>
+      <w:r>
+        <w:rPr>
+          <w:rFonts w:ascii="Arial" w:cs="Arial" w:eastAsia="Arial" w:hAnsi="Arial"/>
+          <w:b/>
+          <w:bCs/>
+          <w:sz w:val="26"/>
+          <w:szCs w:val="26"/>
+        </w:rPr>
+        <w:t xml:space="preserve">4.6 体制分类：五档阈值的构造</w:t>
+      </w:r>
+    </w:p>
+    <w:tbl>
+      <w:tblPr>
+        <w:tblW w:type="dxa" w:w="9360"/>
+        <w:tblBorders>
+          <w:top w:val="single" w:color="BFBFBF" w:sz="4"/>
+          <w:left w:val="single" w:color="BFBFBF" w:sz="4"/>
+          <w:bottom w:val="single" w:color="BFBFBF" w:sz="4"/>
+          <w:right w:val="single" w:color="BFBFBF" w:sz="4"/>
+          <w:insideH w:val="single" w:color="BFBFBF" w:sz="4"/>
+          <w:insideV w:val="single" w:color="BFBFBF" w:sz="4"/>
+        </w:tblBorders>
+      </w:tblPr>
+      <w:tblGrid>
+        <w:gridCol w:w="1800"/>
+        <w:gridCol w:w="3600"/>
+        <w:gridCol w:w="3960"/>
+      </w:tblGrid>
+      <w:tr>
+        <w:trPr>
+          <w:tblHeader/>
+        </w:trPr>
+        <w:tc>
+          <w:tcPr>
+            <w:tcW w:type="dxa" w:w="1800"/>
+            <w:shd w:fill="1F3864" w:val="clear"/>
+            <w:tcMar>
+              <w:top w:type="dxa" w:w="80"/>
+              <w:left w:type="dxa" w:w="120"/>
+              <w:bottom w:type="dxa" w:w="80"/>
+              <w:right w:type="dxa" w:w="120"/>
+            </w:tcMar>
+            <w:vAlign w:val="center"/>
+          </w:tcPr>
+          <w:p>
+            <w:pPr>
+              <w:spacing w:after="20" w:before="20" w:line="320"/>
+              <w:jc w:val="center"/>
+            </w:pPr>
+            <w:r>
+              <w:rPr>
+                <w:rFonts w:ascii="Arial" w:cs="Arial" w:eastAsia="Arial" w:hAnsi="Arial"/>
+                <w:b/>
+                <w:bCs/>
+                <w:color w:val="FFFFFF"/>
+                <w:sz w:val="20"/>
+                <w:szCs w:val="20"/>
+              </w:rPr>
+              <w:t xml:space="preserve">IPS 区间</w:t>
+            </w:r>
+          </w:p>
+        </w:tc>
+        <w:tc>
+          <w:tcPr>
+            <w:tcW w:type="dxa" w:w="3600"/>
+            <w:shd w:fill="1F3864" w:val="clear"/>
+            <w:tcMar>
+              <w:top w:type="dxa" w:w="80"/>
+              <w:left w:type="dxa" w:w="120"/>
+              <w:bottom w:type="dxa" w:w="80"/>
+              <w:right w:type="dxa" w:w="120"/>
+            </w:tcMar>
+            <w:vAlign w:val="center"/>
+          </w:tcPr>
+          <w:p>
+            <w:pPr>
+              <w:spacing w:after="20" w:before="20" w:line="320"/>
+              <w:jc w:val="center"/>
+            </w:pPr>
+            <w:r>
+              <w:rPr>
+                <w:rFonts w:ascii="Arial" w:cs="Arial" w:eastAsia="Arial" w:hAnsi="Arial"/>
+                <w:b/>
+                <w:bCs/>
+                <w:color w:val="FFFFFF"/>
+                <w:sz w:val="20"/>
+                <w:szCs w:val="20"/>
+              </w:rPr>
+              <w:t xml:space="preserve">体制</w:t>
+            </w:r>
+          </w:p>
+        </w:tc>
+        <w:tc>
+          <w:tcPr>
+            <w:tcW w:type="dxa" w:w="3960"/>
+            <w:shd w:fill="1F3864" w:val="clear"/>
+            <w:tcMar>
+              <w:top w:type="dxa" w:w="80"/>
+              <w:left w:type="dxa" w:w="120"/>
+              <w:bottom w:type="dxa" w:w="80"/>
+              <w:right w:type="dxa" w:w="120"/>
+            </w:tcMar>
+            <w:vAlign w:val="center"/>
+          </w:tcPr>
+          <w:p>
+            <w:pPr>
+              <w:spacing w:after="20" w:before="20" w:line="320"/>
+              <w:jc w:val="center"/>
+            </w:pPr>
+            <w:r>
+              <w:rPr>
+                <w:rFonts w:ascii="Arial" w:cs="Arial" w:eastAsia="Arial" w:hAnsi="Arial"/>
+                <w:b/>
+                <w:bCs/>
+                <w:color w:val="FFFFFF"/>
+                <w:sz w:val="20"/>
+                <w:szCs w:val="20"/>
+              </w:rPr>
+              <w:t xml:space="preserve">历史频率</w:t>
+            </w:r>
+          </w:p>
+        </w:tc>
+      </w:tr>
+      <w:tr>
+        <w:tc>
+          <w:tcPr>
+            <w:tcW w:type="dxa" w:w="1800"/>
+            <w:tcMar>
+              <w:top w:type="dxa" w:w="80"/>
+              <w:left w:type="dxa" w:w="120"/>
+              <w:bottom w:type="dxa" w:w="80"/>
+              <w:right w:type="dxa" w:w="120"/>
+            </w:tcMar>
+            <w:vAlign w:val="center"/>
+          </w:tcPr>
+          <w:p>
+            <w:pPr>
+              <w:spacing w:after="20" w:before="20" w:line="320"/>
+              <w:jc w:val="left"/>
+            </w:pPr>
+            <w:r>
+              <w:rPr>
+                <w:rFonts w:ascii="Arial" w:cs="Arial" w:eastAsia="Arial" w:hAnsi="Arial"/>
+                <w:b w:val="false"/>
+                <w:bCs w:val="false"/>
+                <w:sz w:val="20"/>
+                <w:szCs w:val="20"/>
+              </w:rPr>
+              <w:t xml:space="preserve">≥ 70</w:t>
+            </w:r>
+          </w:p>
+        </w:tc>
+        <w:tc>
+          <w:tcPr>
+            <w:tcW w:type="dxa" w:w="3600"/>
+            <w:tcMar>
+              <w:top w:type="dxa" w:w="80"/>
+              <w:left w:type="dxa" w:w="120"/>
+              <w:bottom w:type="dxa" w:w="80"/>
+              <w:right w:type="dxa" w:w="120"/>
+            </w:tcMar>
+            <w:vAlign w:val="center"/>
+          </w:tcPr>
+          <w:p>
+            <w:pPr>
+              <w:spacing w:after="20" w:before="20" w:line="320"/>
+              <w:jc w:val="left"/>
+            </w:pPr>
+            <w:r>
+              <w:rPr>
+                <w:rFonts w:ascii="Arial" w:cs="Arial" w:eastAsia="Arial" w:hAnsi="Arial"/>
+                <w:b w:val="false"/>
+                <w:bCs w:val="false"/>
+                <w:sz w:val="20"/>
+                <w:szCs w:val="20"/>
+              </w:rPr>
+              <w:t xml:space="preserve">🔴 再加速</w:t>
+            </w:r>
+          </w:p>
+        </w:tc>
+        <w:tc>
+          <w:tcPr>
+            <w:tcW w:type="dxa" w:w="3960"/>
+            <w:tcMar>
+              <w:top w:type="dxa" w:w="80"/>
+              <w:left w:type="dxa" w:w="120"/>
+              <w:bottom w:type="dxa" w:w="80"/>
+              <w:right w:type="dxa" w:w="120"/>
+            </w:tcMar>
+            <w:vAlign w:val="center"/>
+          </w:tcPr>
+          <w:p>
+            <w:pPr>
+              <w:spacing w:after="20" w:before="20" w:line="320"/>
+              <w:jc w:val="left"/>
+            </w:pPr>
+            <w:r>
+              <w:rPr>
+                <w:rFonts w:ascii="Arial" w:cs="Arial" w:eastAsia="Arial" w:hAnsi="Arial"/>
+                <w:b w:val="false"/>
+                <w:bCs w:val="false"/>
+                <w:sz w:val="20"/>
+                <w:szCs w:val="20"/>
+              </w:rPr>
+              <w:t xml:space="preserve">约 8%</w:t>
+            </w:r>
+          </w:p>
+        </w:tc>
+      </w:tr>
+      <w:tr>
+        <w:tc>
+          <w:tcPr>
+            <w:tcW w:type="dxa" w:w="1800"/>
+            <w:tcMar>
+              <w:top w:type="dxa" w:w="80"/>
+              <w:left w:type="dxa" w:w="120"/>
+              <w:bottom w:type="dxa" w:w="80"/>
+              <w:right w:type="dxa" w:w="120"/>
+            </w:tcMar>
+            <w:vAlign w:val="center"/>
+          </w:tcPr>
+          <w:p>
+            <w:pPr>
+              <w:spacing w:after="20" w:before="20" w:line="320"/>
+              <w:jc w:val="left"/>
+            </w:pPr>
+            <w:r>
+              <w:rPr>
+                <w:rFonts w:ascii="Arial" w:cs="Arial" w:eastAsia="Arial" w:hAnsi="Arial"/>
+                <w:b w:val="false"/>
+                <w:bCs w:val="false"/>
+                <w:sz w:val="20"/>
+                <w:szCs w:val="20"/>
+              </w:rPr>
+              <w:t xml:space="preserve">55–70</w:t>
+            </w:r>
+          </w:p>
+        </w:tc>
+        <w:tc>
+          <w:tcPr>
+            <w:tcW w:type="dxa" w:w="3600"/>
+            <w:tcMar>
+              <w:top w:type="dxa" w:w="80"/>
+              <w:left w:type="dxa" w:w="120"/>
+              <w:bottom w:type="dxa" w:w="80"/>
+              <w:right w:type="dxa" w:w="120"/>
+            </w:tcMar>
+            <w:vAlign w:val="center"/>
+          </w:tcPr>
+          <w:p>
+            <w:pPr>
+              <w:spacing w:after="20" w:before="20" w:line="320"/>
+              <w:jc w:val="left"/>
+            </w:pPr>
+            <w:r>
+              <w:rPr>
+                <w:rFonts w:ascii="Arial" w:cs="Arial" w:eastAsia="Arial" w:hAnsi="Arial"/>
+                <w:b w:val="false"/>
+                <w:bCs w:val="false"/>
+                <w:sz w:val="20"/>
+                <w:szCs w:val="20"/>
+              </w:rPr>
+              <w:t xml:space="preserve">🟠 粘性通胀</w:t>
+            </w:r>
+          </w:p>
+        </w:tc>
+        <w:tc>
+          <w:tcPr>
+            <w:tcW w:type="dxa" w:w="3960"/>
+            <w:tcMar>
+              <w:top w:type="dxa" w:w="80"/>
+              <w:left w:type="dxa" w:w="120"/>
+              <w:bottom w:type="dxa" w:w="80"/>
+              <w:right w:type="dxa" w:w="120"/>
+            </w:tcMar>
+            <w:vAlign w:val="center"/>
+          </w:tcPr>
+          <w:p>
+            <w:pPr>
+              <w:spacing w:after="20" w:before="20" w:line="320"/>
+              <w:jc w:val="left"/>
+            </w:pPr>
+            <w:r>
+              <w:rPr>
+                <w:rFonts w:ascii="Arial" w:cs="Arial" w:eastAsia="Arial" w:hAnsi="Arial"/>
+                <w:b w:val="false"/>
+                <w:bCs w:val="false"/>
+                <w:sz w:val="20"/>
+                <w:szCs w:val="20"/>
+              </w:rPr>
+              <w:t xml:space="preserve">约 18%</w:t>
+            </w:r>
+          </w:p>
+        </w:tc>
+      </w:tr>
+      <w:tr>
+        <w:tc>
+          <w:tcPr>
+            <w:tcW w:type="dxa" w:w="1800"/>
+            <w:tcMar>
+              <w:top w:type="dxa" w:w="80"/>
+              <w:left w:type="dxa" w:w="120"/>
+              <w:bottom w:type="dxa" w:w="80"/>
+              <w:right w:type="dxa" w:w="120"/>
+            </w:tcMar>
+            <w:vAlign w:val="center"/>
+          </w:tcPr>
+          <w:p>
+            <w:pPr>
+              <w:spacing w:after="20" w:before="20" w:line="320"/>
+              <w:jc w:val="left"/>
+            </w:pPr>
+            <w:r>
+              <w:rPr>
+                <w:rFonts w:ascii="Arial" w:cs="Arial" w:eastAsia="Arial" w:hAnsi="Arial"/>
+                <w:b w:val="false"/>
+                <w:bCs w:val="false"/>
+                <w:sz w:val="20"/>
+                <w:szCs w:val="20"/>
+              </w:rPr>
+              <w:t xml:space="preserve">35–55</w:t>
+            </w:r>
+          </w:p>
+        </w:tc>
+        <w:tc>
+          <w:tcPr>
+            <w:tcW w:type="dxa" w:w="3600"/>
+            <w:tcMar>
+              <w:top w:type="dxa" w:w="80"/>
+              <w:left w:type="dxa" w:w="120"/>
+              <w:bottom w:type="dxa" w:w="80"/>
+              <w:right w:type="dxa" w:w="120"/>
+            </w:tcMar>
+            <w:vAlign w:val="center"/>
+          </w:tcPr>
+          <w:p>
+            <w:pPr>
+              <w:spacing w:after="20" w:before="20" w:line="320"/>
+              <w:jc w:val="left"/>
+            </w:pPr>
+            <w:r>
+              <w:rPr>
+                <w:rFonts w:ascii="Arial" w:cs="Arial" w:eastAsia="Arial" w:hAnsi="Arial"/>
+                <w:b w:val="false"/>
+                <w:bCs w:val="false"/>
+                <w:sz w:val="20"/>
+                <w:szCs w:val="20"/>
+              </w:rPr>
+              <w:t xml:space="preserve">🟡 温和通胀</w:t>
+            </w:r>
+          </w:p>
+        </w:tc>
+        <w:tc>
+          <w:tcPr>
+            <w:tcW w:type="dxa" w:w="3960"/>
+            <w:tcMar>
+              <w:top w:type="dxa" w:w="80"/>
+              <w:left w:type="dxa" w:w="120"/>
+              <w:bottom w:type="dxa" w:w="80"/>
+              <w:right w:type="dxa" w:w="120"/>
+            </w:tcMar>
+            <w:vAlign w:val="center"/>
+          </w:tcPr>
+          <w:p>
+            <w:pPr>
+              <w:spacing w:after="20" w:before="20" w:line="320"/>
+              <w:jc w:val="left"/>
+            </w:pPr>
+            <w:r>
+              <w:rPr>
+                <w:rFonts w:ascii="Arial" w:cs="Arial" w:eastAsia="Arial" w:hAnsi="Arial"/>
+                <w:b w:val="false"/>
+                <w:bCs w:val="false"/>
+                <w:sz w:val="20"/>
+                <w:szCs w:val="20"/>
+              </w:rPr>
+              <w:t xml:space="preserve">约 48%</w:t>
+            </w:r>
+          </w:p>
+        </w:tc>
+      </w:tr>
+      <w:tr>
+        <w:tc>
+          <w:tcPr>
+            <w:tcW w:type="dxa" w:w="1800"/>
+            <w:tcMar>
+              <w:top w:type="dxa" w:w="80"/>
+              <w:left w:type="dxa" w:w="120"/>
+              <w:bottom w:type="dxa" w:w="80"/>
+              <w:right w:type="dxa" w:w="120"/>
+            </w:tcMar>
+            <w:vAlign w:val="center"/>
+          </w:tcPr>
+          <w:p>
+            <w:pPr>
+              <w:spacing w:after="20" w:before="20" w:line="320"/>
+              <w:jc w:val="left"/>
+            </w:pPr>
+            <w:r>
+              <w:rPr>
+                <w:rFonts w:ascii="Arial" w:cs="Arial" w:eastAsia="Arial" w:hAnsi="Arial"/>
+                <w:b w:val="false"/>
+                <w:bCs w:val="false"/>
+                <w:sz w:val="20"/>
+                <w:szCs w:val="20"/>
+              </w:rPr>
+              <w:t xml:space="preserve">20–35</w:t>
+            </w:r>
+          </w:p>
+        </w:tc>
+        <w:tc>
+          <w:tcPr>
+            <w:tcW w:type="dxa" w:w="3600"/>
+            <w:tcMar>
+              <w:top w:type="dxa" w:w="80"/>
+              <w:left w:type="dxa" w:w="120"/>
+              <w:bottom w:type="dxa" w:w="80"/>
+              <w:right w:type="dxa" w:w="120"/>
+            </w:tcMar>
+            <w:vAlign w:val="center"/>
+          </w:tcPr>
+          <w:p>
+            <w:pPr>
+              <w:spacing w:after="20" w:before="20" w:line="320"/>
+              <w:jc w:val="left"/>
+            </w:pPr>
+            <w:r>
+              <w:rPr>
+                <w:rFonts w:ascii="Arial" w:cs="Arial" w:eastAsia="Arial" w:hAnsi="Arial"/>
+                <w:b w:val="false"/>
+                <w:bCs w:val="false"/>
+                <w:sz w:val="20"/>
+                <w:szCs w:val="20"/>
+              </w:rPr>
+              <w:t xml:space="preserve">🟢 通胀回落</w:t>
+            </w:r>
+          </w:p>
+        </w:tc>
+        <w:tc>
+          <w:tcPr>
+            <w:tcW w:type="dxa" w:w="3960"/>
+            <w:tcMar>
+              <w:top w:type="dxa" w:w="80"/>
+              <w:left w:type="dxa" w:w="120"/>
+              <w:bottom w:type="dxa" w:w="80"/>
+              <w:right w:type="dxa" w:w="120"/>
+            </w:tcMar>
+            <w:vAlign w:val="center"/>
+          </w:tcPr>
+          <w:p>
+            <w:pPr>
+              <w:spacing w:after="20" w:before="20" w:line="320"/>
+              <w:jc w:val="left"/>
+            </w:pPr>
+            <w:r>
+              <w:rPr>
+                <w:rFonts w:ascii="Arial" w:cs="Arial" w:eastAsia="Arial" w:hAnsi="Arial"/>
+                <w:b w:val="false"/>
+                <w:bCs w:val="false"/>
+                <w:sz w:val="20"/>
+                <w:szCs w:val="20"/>
+              </w:rPr>
+              <w:t xml:space="preserve">约 22%</w:t>
+            </w:r>
+          </w:p>
+        </w:tc>
+      </w:tr>
+      <w:tr>
+        <w:tc>
+          <w:tcPr>
+            <w:tcW w:type="dxa" w:w="1800"/>
+            <w:tcMar>
+              <w:top w:type="dxa" w:w="80"/>
+              <w:left w:type="dxa" w:w="120"/>
+              <w:bottom w:type="dxa" w:w="80"/>
+              <w:right w:type="dxa" w:w="120"/>
+            </w:tcMar>
+            <w:vAlign w:val="center"/>
+          </w:tcPr>
+          <w:p>
+            <w:pPr>
+              <w:spacing w:after="20" w:before="20" w:line="320"/>
+              <w:jc w:val="left"/>
+            </w:pPr>
+            <w:r>
+              <w:rPr>
+                <w:rFonts w:ascii="Arial" w:cs="Arial" w:eastAsia="Arial" w:hAnsi="Arial"/>
+                <w:b w:val="false"/>
+                <w:bCs w:val="false"/>
+                <w:sz w:val="20"/>
+                <w:szCs w:val="20"/>
+              </w:rPr>
+              <w:t xml:space="preserve">&lt; 20</w:t>
+            </w:r>
+          </w:p>
+        </w:tc>
+        <w:tc>
+          <w:tcPr>
+            <w:tcW w:type="dxa" w:w="3600"/>
+            <w:tcMar>
+              <w:top w:type="dxa" w:w="80"/>
+              <w:left w:type="dxa" w:w="120"/>
+              <w:bottom w:type="dxa" w:w="80"/>
+              <w:right w:type="dxa" w:w="120"/>
+            </w:tcMar>
+            <w:vAlign w:val="center"/>
+          </w:tcPr>
+          <w:p>
+            <w:pPr>
+              <w:spacing w:after="20" w:before="20" w:line="320"/>
+              <w:jc w:val="left"/>
+            </w:pPr>
+            <w:r>
+              <w:rPr>
+                <w:rFonts w:ascii="Arial" w:cs="Arial" w:eastAsia="Arial" w:hAnsi="Arial"/>
+                <w:b w:val="false"/>
+                <w:bCs w:val="false"/>
+                <w:sz w:val="20"/>
+                <w:szCs w:val="20"/>
+              </w:rPr>
+              <w:t xml:space="preserve">🔵 通缩风险</w:t>
+            </w:r>
+          </w:p>
+        </w:tc>
+        <w:tc>
+          <w:tcPr>
+            <w:tcW w:type="dxa" w:w="3960"/>
+            <w:tcMar>
+              <w:top w:type="dxa" w:w="80"/>
+              <w:left w:type="dxa" w:w="120"/>
+              <w:bottom w:type="dxa" w:w="80"/>
+              <w:right w:type="dxa" w:w="120"/>
+            </w:tcMar>
+            <w:vAlign w:val="center"/>
+          </w:tcPr>
+          <w:p>
+            <w:pPr>
+              <w:spacing w:after="20" w:before="20" w:line="320"/>
+              <w:jc w:val="left"/>
+            </w:pPr>
+            <w:r>
+              <w:rPr>
+                <w:rFonts w:ascii="Arial" w:cs="Arial" w:eastAsia="Arial" w:hAnsi="Arial"/>
+                <w:b w:val="false"/>
+                <w:bCs w:val="false"/>
+                <w:sz w:val="20"/>
+                <w:szCs w:val="20"/>
+              </w:rPr>
+              <w:t xml:space="preserve">约 4%</w:t>
+            </w:r>
+          </w:p>
+        </w:tc>
+      </w:tr>
+    </w:tbl>
+    <w:p>
+      <w:pPr>
+        <w:spacing w:after="0" w:before="120"/>
+      </w:pPr>
+      <w:r>
+        <w:rPr>
+          <w:rFonts w:ascii="Arial" w:cs="Arial" w:eastAsia="Arial" w:hAnsi="Arial"/>
+        </w:rPr>
+        <w:t xml:space="preserve"/>
+      </w:r>
+    </w:p>
+    <w:p>
+      <w:pPr>
+        <w:spacing w:after="60" w:before="60" w:line="360"/>
+      </w:pPr>
+      <w:r>
+        <w:rPr>
+          <w:rFonts w:ascii="Arial" w:cs="Arial" w:eastAsia="Arial" w:hAnsi="Arial"/>
+          <w:b/>
+          <w:bCs/>
+          <w:sz w:val="22"/>
+          <w:szCs w:val="22"/>
+        </w:rPr>
+        <w:t xml:space="preserve">阈值不是主观设定</w:t>
+      </w:r>
+      <w:r>
+        <w:rPr>
+          <w:rFonts w:ascii="Arial" w:cs="Arial" w:eastAsia="Arial" w:hAnsi="Arial"/>
+          <w:sz w:val="22"/>
+          <w:szCs w:val="22"/>
+        </w:rPr>
+        <w:t xml:space="preserve">，而是来自三条证据链的交集：</w:t>
+      </w:r>
+    </w:p>
+    <w:p>
+      <w:pPr>
+        <w:pStyle w:val="ListParagraph"/>
+        <w:numPr>
+          <w:ilvl w:val="0"/>
+          <w:numId w:val="2"/>
+        </w:numPr>
+        <w:spacing w:after="40" w:before="40" w:line="340"/>
+      </w:pPr>
+      <w:r>
+        <w:rPr>
+          <w:rFonts w:ascii="Arial" w:cs="Arial" w:eastAsia="Arial" w:hAnsi="Arial"/>
+          <w:sz w:val="22"/>
+          <w:szCs w:val="22"/>
+        </w:rPr>
+        <w:t xml:space="preserve">历史分位数：过去 40 年月度 IPS 评分的四分位点 + 最大最小值。</w:t>
+      </w:r>
+    </w:p>
+    <w:p>
+      <w:pPr>
+        <w:pStyle w:val="ListParagraph"/>
+        <w:numPr>
+          <w:ilvl w:val="0"/>
+          <w:numId w:val="2"/>
+        </w:numPr>
+        <w:spacing w:after="40" w:before="40" w:line="340"/>
+      </w:pPr>
+      <w:r>
+        <w:rPr>
+          <w:rFonts w:ascii="Arial" w:cs="Arial" w:eastAsia="Arial" w:hAnsi="Arial"/>
+          <w:sz w:val="22"/>
+          <w:szCs w:val="22"/>
+        </w:rPr>
+        <w:t xml:space="preserve">Fed 政策反应函数拐点：历史上 Fed 的加息/降息启动时，IPS 分别大致对应 65 和 35。这两个值被保留为「政策拐点」阈值。</w:t>
+      </w:r>
+    </w:p>
+    <w:p>
+      <w:pPr>
+        <w:pStyle w:val="ListParagraph"/>
+        <w:numPr>
+          <w:ilvl w:val="0"/>
+          <w:numId w:val="2"/>
+        </w:numPr>
+        <w:spacing w:after="40" w:before="40" w:line="340"/>
+      </w:pPr>
+      <w:r>
+        <w:rPr>
+          <w:rFonts w:ascii="Arial" w:cs="Arial" w:eastAsia="Arial" w:hAnsi="Arial"/>
+          <w:sz w:val="22"/>
+          <w:szCs w:val="22"/>
+        </w:rPr>
+        <w:t xml:space="preserve">资产历史回撤/收益配对：极端资产表现（如黄金 &gt;20% 年化、股指 &lt;-15%）与 IPS 的联合频率分析，帮助确定尾部阈值 20 / 70。</w:t>
+      </w:r>
+    </w:p>
+    <w:p>
+      <w:pPr>
+        <w:spacing w:after="60" w:before="60" w:line="360"/>
+      </w:pPr>
+      <w:r>
+        <w:rPr>
+          <w:rFonts w:ascii="Arial" w:cs="Arial" w:eastAsia="Arial" w:hAnsi="Arial"/>
+          <w:b/>
+          <w:bCs/>
+          <w:sz w:val="22"/>
+          <w:szCs w:val="22"/>
+        </w:rPr>
+        <w:t xml:space="preserve">为什么是五档而不是三档或七档？</w:t>
+      </w:r>
+    </w:p>
+    <w:p>
+      <w:pPr>
+        <w:pStyle w:val="ListParagraph"/>
+        <w:numPr>
+          <w:ilvl w:val="0"/>
+          <w:numId w:val="3"/>
+        </w:numPr>
+        <w:spacing w:after="40" w:before="40" w:line="340"/>
+      </w:pPr>
+      <w:r>
+        <w:rPr>
+          <w:rFonts w:ascii="Arial" w:cs="Arial" w:eastAsia="Arial" w:hAnsi="Arial"/>
+          <w:sz w:val="22"/>
+          <w:szCs w:val="22"/>
+        </w:rPr>
+        <w:t xml:space="preserve">三档（看空/中性/看多）过于粗糙，「中性」区间覆盖 60%+ 的时间，失去指导意义。</w:t>
+      </w:r>
+    </w:p>
+    <w:p>
+      <w:pPr>
+        <w:pStyle w:val="ListParagraph"/>
+        <w:numPr>
+          <w:ilvl w:val="0"/>
+          <w:numId w:val="3"/>
+        </w:numPr>
+        <w:spacing w:after="40" w:before="40" w:line="340"/>
+      </w:pPr>
+      <w:r>
+        <w:rPr>
+          <w:rFonts w:ascii="Arial" w:cs="Arial" w:eastAsia="Arial" w:hAnsi="Arial"/>
+          <w:sz w:val="22"/>
+          <w:szCs w:val="22"/>
+        </w:rPr>
+        <w:t xml:space="preserve">七档以上受数据噪声影响，容易出现「频繁体制切换」——每月因为 ±2 分的波动就跨档。</w:t>
+      </w:r>
+    </w:p>
+    <w:p>
+      <w:pPr>
+        <w:pStyle w:val="ListParagraph"/>
+        <w:numPr>
+          <w:ilvl w:val="0"/>
+          <w:numId w:val="3"/>
+        </w:numPr>
+        <w:spacing w:after="40" w:before="40" w:line="340"/>
+      </w:pPr>
+      <w:r>
+        <w:rPr>
+          <w:rFonts w:ascii="Arial" w:cs="Arial" w:eastAsia="Arial" w:hAnsi="Arial"/>
+          <w:sz w:val="22"/>
+          <w:szCs w:val="22"/>
+        </w:rPr>
+        <w:t xml:space="preserve">五档在分辨率与稳定性之间达到最优：绝大多数月份停留在当前档位，体制切换年均 1–2 次，与真实宏观周期节奏一致。</w:t>
+      </w:r>
+    </w:p>
+    <w:p>
+      <w:pPr>
+        <w:pStyle w:val="Heading2"/>
+      </w:pPr>
+      <w:r>
+        <w:rPr>
+          <w:rFonts w:ascii="Arial" w:cs="Arial" w:eastAsia="Arial" w:hAnsi="Arial"/>
+          <w:b/>
+          <w:bCs/>
+          <w:sz w:val="26"/>
+          <w:szCs w:val="26"/>
+        </w:rPr>
+        <w:t xml:space="preserve">4.7 四资产映射：β 系数的经济意义与非线性覆盖</w:t>
+      </w:r>
+    </w:p>
+    <w:p>
+      <w:pPr>
+        <w:spacing w:after="60" w:before="60" w:line="360"/>
+      </w:pPr>
+      <w:r>
+        <w:rPr>
+          <w:rFonts w:ascii="Arial" w:cs="Arial" w:eastAsia="Arial" w:hAnsi="Arial"/>
+          <w:sz w:val="22"/>
+          <w:szCs w:val="22"/>
+        </w:rPr>
+        <w:t xml:space="preserve">每类资产对通胀有三条传导通道，IPS 通过 β 向量（β_CPI, β_BEI, β_hawk）捕捉：</w:t>
+      </w:r>
+    </w:p>
+    <w:p>
+      <w:pPr>
+        <w:pStyle w:val="ListParagraph"/>
+        <w:numPr>
+          <w:ilvl w:val="0"/>
+          <w:numId w:val="3"/>
+        </w:numPr>
+        <w:spacing w:after="40" w:before="40" w:line="340"/>
+      </w:pPr>
+      <w:r>
+        <w:rPr>
+          <w:rFonts w:ascii="Arial" w:cs="Arial" w:eastAsia="Arial" w:hAnsi="Arial"/>
+          <w:sz w:val="22"/>
+          <w:szCs w:val="22"/>
+        </w:rPr>
+        <w:t xml:space="preserve">β_CPI：资产对已实现通胀的弹性。</w:t>
+      </w:r>
+    </w:p>
+    <w:p>
+      <w:pPr>
+        <w:pStyle w:val="ListParagraph"/>
+        <w:numPr>
+          <w:ilvl w:val="0"/>
+          <w:numId w:val="3"/>
+        </w:numPr>
+        <w:spacing w:after="40" w:before="40" w:line="340"/>
+      </w:pPr>
+      <w:r>
+        <w:rPr>
+          <w:rFonts w:ascii="Arial" w:cs="Arial" w:eastAsia="Arial" w:hAnsi="Arial"/>
+          <w:sz w:val="22"/>
+          <w:szCs w:val="22"/>
+        </w:rPr>
+        <w:t xml:space="preserve">β_BEI：资产对通胀预期的弹性（通常通过实际利率传导）。</w:t>
+      </w:r>
+    </w:p>
+    <w:p>
+      <w:pPr>
+        <w:pStyle w:val="ListParagraph"/>
+        <w:numPr>
+          <w:ilvl w:val="0"/>
+          <w:numId w:val="3"/>
+        </w:numPr>
+        <w:spacing w:after="40" w:before="40" w:line="340"/>
+      </w:pPr>
+      <w:r>
+        <w:rPr>
+          <w:rFonts w:ascii="Arial" w:cs="Arial" w:eastAsia="Arial" w:hAnsi="Arial"/>
+          <w:sz w:val="22"/>
+          <w:szCs w:val="22"/>
+        </w:rPr>
+        <w:t xml:space="preserve">β_hawk：资产对 FOMC 鹰派立场的弹性（通过政策预期传导）。</w:t>
+      </w:r>
+    </w:p>
+    <w:p>
+      <w:pPr>
+        <w:spacing w:after="60" w:before="60" w:line="360"/>
+      </w:pPr>
+      <w:r>
+        <w:rPr>
+          <w:rFonts w:ascii="Arial" w:cs="Arial" w:eastAsia="Arial" w:hAnsi="Arial"/>
+          <w:sz w:val="22"/>
+          <w:szCs w:val="22"/>
+        </w:rPr>
+        <w:t xml:space="preserve">当前四资产的 β 向量：</w:t>
+      </w:r>
+    </w:p>
+    <w:tbl>
+      <w:tblPr>
+        <w:tblW w:type="dxa" w:w="9360"/>
+        <w:tblBorders>
+          <w:top w:val="single" w:color="BFBFBF" w:sz="4"/>
+          <w:left w:val="single" w:color="BFBFBF" w:sz="4"/>
+          <w:bottom w:val="single" w:color="BFBFBF" w:sz="4"/>
+          <w:right w:val="single" w:color="BFBFBF" w:sz="4"/>
+          <w:insideH w:val="single" w:color="BFBFBF" w:sz="4"/>
+          <w:insideV w:val="single" w:color="BFBFBF" w:sz="4"/>
+        </w:tblBorders>
+      </w:tblPr>
+      <w:tblGrid>
+        <w:gridCol w:w="1800"/>
+        <w:gridCol w:w="1200"/>
+        <w:gridCol w:w="1200"/>
+        <w:gridCol w:w="1200"/>
+        <w:gridCol w:w="3960"/>
+      </w:tblGrid>
+      <w:tr>
+        <w:trPr>
+          <w:tblHeader/>
+        </w:trPr>
+        <w:tc>
+          <w:tcPr>
+            <w:tcW w:type="dxa" w:w="1800"/>
+            <w:shd w:fill="1F3864" w:val="clear"/>
+            <w:tcMar>
+              <w:top w:type="dxa" w:w="80"/>
+              <w:left w:type="dxa" w:w="120"/>
+              <w:bottom w:type="dxa" w:w="80"/>
+              <w:right w:type="dxa" w:w="120"/>
+            </w:tcMar>
+            <w:vAlign w:val="center"/>
+          </w:tcPr>
+          <w:p>
+            <w:pPr>
+              <w:spacing w:after="20" w:before="20" w:line="320"/>
+              <w:jc w:val="center"/>
+            </w:pPr>
+            <w:r>
+              <w:rPr>
+                <w:rFonts w:ascii="Arial" w:cs="Arial" w:eastAsia="Arial" w:hAnsi="Arial"/>
+                <w:b/>
+                <w:bCs/>
+                <w:color w:val="FFFFFF"/>
+                <w:sz w:val="20"/>
+                <w:szCs w:val="20"/>
+              </w:rPr>
+              <w:t xml:space="preserve">资产</w:t>
+            </w:r>
+          </w:p>
+        </w:tc>
+        <w:tc>
+          <w:tcPr>
+            <w:tcW w:type="dxa" w:w="1200"/>
+            <w:shd w:fill="1F3864" w:val="clear"/>
+            <w:tcMar>
+              <w:top w:type="dxa" w:w="80"/>
+              <w:left w:type="dxa" w:w="120"/>
+              <w:bottom w:type="dxa" w:w="80"/>
+              <w:right w:type="dxa" w:w="120"/>
+            </w:tcMar>
+            <w:vAlign w:val="center"/>
+          </w:tcPr>
+          <w:p>
+            <w:pPr>
+              <w:spacing w:after="20" w:before="20" w:line="320"/>
+              <w:jc w:val="center"/>
+            </w:pPr>
+            <w:r>
+              <w:rPr>
+                <w:rFonts w:ascii="Arial" w:cs="Arial" w:eastAsia="Arial" w:hAnsi="Arial"/>
+                <w:b/>
+                <w:bCs/>
+                <w:color w:val="FFFFFF"/>
+                <w:sz w:val="20"/>
+                <w:szCs w:val="20"/>
+              </w:rPr>
+              <w:t xml:space="preserve">β_CPI</w:t>
+            </w:r>
+          </w:p>
+        </w:tc>
+        <w:tc>
+          <w:tcPr>
+            <w:tcW w:type="dxa" w:w="1200"/>
+            <w:shd w:fill="1F3864" w:val="clear"/>
+            <w:tcMar>
+              <w:top w:type="dxa" w:w="80"/>
+              <w:left w:type="dxa" w:w="120"/>
+              <w:bottom w:type="dxa" w:w="80"/>
+              <w:right w:type="dxa" w:w="120"/>
+            </w:tcMar>
+            <w:vAlign w:val="center"/>
+          </w:tcPr>
+          <w:p>
+            <w:pPr>
+              <w:spacing w:after="20" w:before="20" w:line="320"/>
+              <w:jc w:val="center"/>
+            </w:pPr>
+            <w:r>
+              <w:rPr>
+                <w:rFonts w:ascii="Arial" w:cs="Arial" w:eastAsia="Arial" w:hAnsi="Arial"/>
+                <w:b/>
+                <w:bCs/>
+                <w:color w:val="FFFFFF"/>
+                <w:sz w:val="20"/>
+                <w:szCs w:val="20"/>
+              </w:rPr>
+              <w:t xml:space="preserve">β_BEI</w:t>
+            </w:r>
+          </w:p>
+        </w:tc>
+        <w:tc>
+          <w:tcPr>
+            <w:tcW w:type="dxa" w:w="1200"/>
+            <w:shd w:fill="1F3864" w:val="clear"/>
+            <w:tcMar>
+              <w:top w:type="dxa" w:w="80"/>
+              <w:left w:type="dxa" w:w="120"/>
+              <w:bottom w:type="dxa" w:w="80"/>
+              <w:right w:type="dxa" w:w="120"/>
+            </w:tcMar>
+            <w:vAlign w:val="center"/>
+          </w:tcPr>
+          <w:p>
+            <w:pPr>
+              <w:spacing w:after="20" w:before="20" w:line="320"/>
+              <w:jc w:val="center"/>
+            </w:pPr>
+            <w:r>
+              <w:rPr>
+                <w:rFonts w:ascii="Arial" w:cs="Arial" w:eastAsia="Arial" w:hAnsi="Arial"/>
+                <w:b/>
+                <w:bCs/>
+                <w:color w:val="FFFFFF"/>
+                <w:sz w:val="20"/>
+                <w:szCs w:val="20"/>
+              </w:rPr>
+              <w:t xml:space="preserve">β_hawk</w:t>
+            </w:r>
+          </w:p>
+        </w:tc>
+        <w:tc>
+          <w:tcPr>
+            <w:tcW w:type="dxa" w:w="3960"/>
+            <w:shd w:fill="1F3864" w:val="clear"/>
+            <w:tcMar>
+              <w:top w:type="dxa" w:w="80"/>
+              <w:left w:type="dxa" w:w="120"/>
+              <w:bottom w:type="dxa" w:w="80"/>
+              <w:right w:type="dxa" w:w="120"/>
+            </w:tcMar>
+            <w:vAlign w:val="center"/>
+          </w:tcPr>
+          <w:p>
+            <w:pPr>
+              <w:spacing w:after="20" w:before="20" w:line="320"/>
+              <w:jc w:val="center"/>
+            </w:pPr>
+            <w:r>
+              <w:rPr>
+                <w:rFonts w:ascii="Arial" w:cs="Arial" w:eastAsia="Arial" w:hAnsi="Arial"/>
+                <w:b/>
+                <w:bCs/>
+                <w:color w:val="FFFFFF"/>
+                <w:sz w:val="20"/>
+                <w:szCs w:val="20"/>
+              </w:rPr>
+              <w:t xml:space="preserve">核心逻辑</w:t>
+            </w:r>
+          </w:p>
+        </w:tc>
+      </w:tr>
+      <w:tr>
+        <w:tc>
+          <w:tcPr>
+            <w:tcW w:type="dxa" w:w="1800"/>
+            <w:tcMar>
+              <w:top w:type="dxa" w:w="80"/>
+              <w:left w:type="dxa" w:w="120"/>
+              <w:bottom w:type="dxa" w:w="80"/>
+              <w:right w:type="dxa" w:w="120"/>
+            </w:tcMar>
+            <w:vAlign w:val="center"/>
+          </w:tcPr>
+          <w:p>
+            <w:pPr>
+              <w:spacing w:after="20" w:before="20" w:line="320"/>
+              <w:jc w:val="left"/>
+            </w:pPr>
+            <w:r>
+              <w:rPr>
+                <w:rFonts w:ascii="Arial" w:cs="Arial" w:eastAsia="Arial" w:hAnsi="Arial"/>
+                <w:b w:val="false"/>
+                <w:bCs w:val="false"/>
+                <w:sz w:val="20"/>
+                <w:szCs w:val="20"/>
+              </w:rPr>
+              <w:t xml:space="preserve">黄金</w:t>
+            </w:r>
+          </w:p>
+        </w:tc>
+        <w:tc>
+          <w:tcPr>
+            <w:tcW w:type="dxa" w:w="1200"/>
+            <w:tcMar>
+              <w:top w:type="dxa" w:w="80"/>
+              <w:left w:type="dxa" w:w="120"/>
+              <w:bottom w:type="dxa" w:w="80"/>
+              <w:right w:type="dxa" w:w="120"/>
+            </w:tcMar>
+            <w:vAlign w:val="center"/>
+          </w:tcPr>
+          <w:p>
+            <w:pPr>
+              <w:spacing w:after="20" w:before="20" w:line="320"/>
+              <w:jc w:val="left"/>
+            </w:pPr>
+            <w:r>
+              <w:rPr>
+                <w:rFonts w:ascii="Arial" w:cs="Arial" w:eastAsia="Arial" w:hAnsi="Arial"/>
+                <w:b w:val="false"/>
+                <w:bCs w:val="false"/>
+                <w:sz w:val="20"/>
+                <w:szCs w:val="20"/>
+              </w:rPr>
+              <w:t xml:space="preserve">+0.55</w:t>
+            </w:r>
+          </w:p>
+        </w:tc>
+        <w:tc>
+          <w:tcPr>
+            <w:tcW w:type="dxa" w:w="1200"/>
+            <w:tcMar>
+              <w:top w:type="dxa" w:w="80"/>
+              <w:left w:type="dxa" w:w="120"/>
+              <w:bottom w:type="dxa" w:w="80"/>
+              <w:right w:type="dxa" w:w="120"/>
+            </w:tcMar>
+            <w:vAlign w:val="center"/>
+          </w:tcPr>
+          <w:p>
+            <w:pPr>
+              <w:spacing w:after="20" w:before="20" w:line="320"/>
+              <w:jc w:val="left"/>
+            </w:pPr>
+            <w:r>
+              <w:rPr>
+                <w:rFonts w:ascii="Arial" w:cs="Arial" w:eastAsia="Arial" w:hAnsi="Arial"/>
+                <w:b w:val="false"/>
+                <w:bCs w:val="false"/>
+                <w:sz w:val="20"/>
+                <w:szCs w:val="20"/>
+              </w:rPr>
+              <w:t xml:space="preserve">+0.55</w:t>
+            </w:r>
+          </w:p>
+        </w:tc>
+        <w:tc>
+          <w:tcPr>
+            <w:tcW w:type="dxa" w:w="1200"/>
+            <w:tcMar>
+              <w:top w:type="dxa" w:w="80"/>
+              <w:left w:type="dxa" w:w="120"/>
+              <w:bottom w:type="dxa" w:w="80"/>
+              <w:right w:type="dxa" w:w="120"/>
+            </w:tcMar>
+            <w:vAlign w:val="center"/>
+          </w:tcPr>
+          <w:p>
+            <w:pPr>
+              <w:spacing w:after="20" w:before="20" w:line="320"/>
+              <w:jc w:val="left"/>
+            </w:pPr>
+            <w:r>
+              <w:rPr>
+                <w:rFonts w:ascii="Arial" w:cs="Arial" w:eastAsia="Arial" w:hAnsi="Arial"/>
+                <w:b w:val="false"/>
+                <w:bCs w:val="false"/>
+                <w:sz w:val="20"/>
+                <w:szCs w:val="20"/>
+              </w:rPr>
+              <w:t xml:space="preserve">-0.35</w:t>
+            </w:r>
+          </w:p>
+        </w:tc>
+        <w:tc>
+          <w:tcPr>
+            <w:tcW w:type="dxa" w:w="3960"/>
+            <w:tcMar>
+              <w:top w:type="dxa" w:w="80"/>
+              <w:left w:type="dxa" w:w="120"/>
+              <w:bottom w:type="dxa" w:w="80"/>
+              <w:right w:type="dxa" w:w="120"/>
+            </w:tcMar>
+            <w:vAlign w:val="center"/>
+          </w:tcPr>
+          <w:p>
+            <w:pPr>
+              <w:spacing w:after="20" w:before="20" w:line="320"/>
+              <w:jc w:val="left"/>
+            </w:pPr>
+            <w:r>
+              <w:rPr>
+                <w:rFonts w:ascii="Arial" w:cs="Arial" w:eastAsia="Arial" w:hAnsi="Arial"/>
+                <w:b w:val="false"/>
+                <w:bCs w:val="false"/>
+                <w:sz w:val="20"/>
+                <w:szCs w:val="20"/>
+              </w:rPr>
+              <w:t xml:space="preserve">双利通胀，但怕紧缩</w:t>
+            </w:r>
+          </w:p>
+        </w:tc>
+      </w:tr>
+      <w:tr>
+        <w:tc>
+          <w:tcPr>
+            <w:tcW w:type="dxa" w:w="1800"/>
+            <w:tcMar>
+              <w:top w:type="dxa" w:w="80"/>
+              <w:left w:type="dxa" w:w="120"/>
+              <w:bottom w:type="dxa" w:w="80"/>
+              <w:right w:type="dxa" w:w="120"/>
+            </w:tcMar>
+            <w:vAlign w:val="center"/>
+          </w:tcPr>
+          <w:p>
+            <w:pPr>
+              <w:spacing w:after="20" w:before="20" w:line="320"/>
+              <w:jc w:val="left"/>
+            </w:pPr>
+            <w:r>
+              <w:rPr>
+                <w:rFonts w:ascii="Arial" w:cs="Arial" w:eastAsia="Arial" w:hAnsi="Arial"/>
+                <w:b w:val="false"/>
+                <w:bCs w:val="false"/>
+                <w:sz w:val="20"/>
+                <w:szCs w:val="20"/>
+              </w:rPr>
+              <w:t xml:space="preserve">美元</w:t>
+            </w:r>
+          </w:p>
+        </w:tc>
+        <w:tc>
+          <w:tcPr>
+            <w:tcW w:type="dxa" w:w="1200"/>
+            <w:tcMar>
+              <w:top w:type="dxa" w:w="80"/>
+              <w:left w:type="dxa" w:w="120"/>
+              <w:bottom w:type="dxa" w:w="80"/>
+              <w:right w:type="dxa" w:w="120"/>
+            </w:tcMar>
+            <w:vAlign w:val="center"/>
+          </w:tcPr>
+          <w:p>
+            <w:pPr>
+              <w:spacing w:after="20" w:before="20" w:line="320"/>
+              <w:jc w:val="left"/>
+            </w:pPr>
+            <w:r>
+              <w:rPr>
+                <w:rFonts w:ascii="Arial" w:cs="Arial" w:eastAsia="Arial" w:hAnsi="Arial"/>
+                <w:b w:val="false"/>
+                <w:bCs w:val="false"/>
+                <w:sz w:val="20"/>
+                <w:szCs w:val="20"/>
+              </w:rPr>
+              <w:t xml:space="preserve">+0.15</w:t>
+            </w:r>
+          </w:p>
+        </w:tc>
+        <w:tc>
+          <w:tcPr>
+            <w:tcW w:type="dxa" w:w="1200"/>
+            <w:tcMar>
+              <w:top w:type="dxa" w:w="80"/>
+              <w:left w:type="dxa" w:w="120"/>
+              <w:bottom w:type="dxa" w:w="80"/>
+              <w:right w:type="dxa" w:w="120"/>
+            </w:tcMar>
+            <w:vAlign w:val="center"/>
+          </w:tcPr>
+          <w:p>
+            <w:pPr>
+              <w:spacing w:after="20" w:before="20" w:line="320"/>
+              <w:jc w:val="left"/>
+            </w:pPr>
+            <w:r>
+              <w:rPr>
+                <w:rFonts w:ascii="Arial" w:cs="Arial" w:eastAsia="Arial" w:hAnsi="Arial"/>
+                <w:b w:val="false"/>
+                <w:bCs w:val="false"/>
+                <w:sz w:val="20"/>
+                <w:szCs w:val="20"/>
+              </w:rPr>
+              <w:t xml:space="preserve">-0.20</w:t>
+            </w:r>
+          </w:p>
+        </w:tc>
+        <w:tc>
+          <w:tcPr>
+            <w:tcW w:type="dxa" w:w="1200"/>
+            <w:tcMar>
+              <w:top w:type="dxa" w:w="80"/>
+              <w:left w:type="dxa" w:w="120"/>
+              <w:bottom w:type="dxa" w:w="80"/>
+              <w:right w:type="dxa" w:w="120"/>
+            </w:tcMar>
+            <w:vAlign w:val="center"/>
+          </w:tcPr>
+          <w:p>
+            <w:pPr>
+              <w:spacing w:after="20" w:before="20" w:line="320"/>
+              <w:jc w:val="left"/>
+            </w:pPr>
+            <w:r>
+              <w:rPr>
+                <w:rFonts w:ascii="Arial" w:cs="Arial" w:eastAsia="Arial" w:hAnsi="Arial"/>
+                <w:b w:val="false"/>
+                <w:bCs w:val="false"/>
+                <w:sz w:val="20"/>
+                <w:szCs w:val="20"/>
+              </w:rPr>
+              <w:t xml:space="preserve">+0.60</w:t>
+            </w:r>
+          </w:p>
+        </w:tc>
+        <w:tc>
+          <w:tcPr>
+            <w:tcW w:type="dxa" w:w="3960"/>
+            <w:tcMar>
+              <w:top w:type="dxa" w:w="80"/>
+              <w:left w:type="dxa" w:w="120"/>
+              <w:bottom w:type="dxa" w:w="80"/>
+              <w:right w:type="dxa" w:w="120"/>
+            </w:tcMar>
+            <w:vAlign w:val="center"/>
+          </w:tcPr>
+          <w:p>
+            <w:pPr>
+              <w:spacing w:after="20" w:before="20" w:line="320"/>
+              <w:jc w:val="left"/>
+            </w:pPr>
+            <w:r>
+              <w:rPr>
+                <w:rFonts w:ascii="Arial" w:cs="Arial" w:eastAsia="Arial" w:hAnsi="Arial"/>
+                <w:b w:val="false"/>
+                <w:bCs w:val="false"/>
+                <w:sz w:val="20"/>
+                <w:szCs w:val="20"/>
+              </w:rPr>
+              <w:t xml:space="preserve">紧缩顺风，通胀逆风</w:t>
+            </w:r>
+          </w:p>
+        </w:tc>
+      </w:tr>
+      <w:tr>
+        <w:tc>
+          <w:tcPr>
+            <w:tcW w:type="dxa" w:w="1800"/>
+            <w:tcMar>
+              <w:top w:type="dxa" w:w="80"/>
+              <w:left w:type="dxa" w:w="120"/>
+              <w:bottom w:type="dxa" w:w="80"/>
+              <w:right w:type="dxa" w:w="120"/>
+            </w:tcMar>
+            <w:vAlign w:val="center"/>
+          </w:tcPr>
+          <w:p>
+            <w:pPr>
+              <w:spacing w:after="20" w:before="20" w:line="320"/>
+              <w:jc w:val="left"/>
+            </w:pPr>
+            <w:r>
+              <w:rPr>
+                <w:rFonts w:ascii="Arial" w:cs="Arial" w:eastAsia="Arial" w:hAnsi="Arial"/>
+                <w:b w:val="false"/>
+                <w:bCs w:val="false"/>
+                <w:sz w:val="20"/>
+                <w:szCs w:val="20"/>
+              </w:rPr>
+              <w:t xml:space="preserve">美债（10Y 价格）</w:t>
+            </w:r>
+          </w:p>
+        </w:tc>
+        <w:tc>
+          <w:tcPr>
+            <w:tcW w:type="dxa" w:w="1200"/>
+            <w:tcMar>
+              <w:top w:type="dxa" w:w="80"/>
+              <w:left w:type="dxa" w:w="120"/>
+              <w:bottom w:type="dxa" w:w="80"/>
+              <w:right w:type="dxa" w:w="120"/>
+            </w:tcMar>
+            <w:vAlign w:val="center"/>
+          </w:tcPr>
+          <w:p>
+            <w:pPr>
+              <w:spacing w:after="20" w:before="20" w:line="320"/>
+              <w:jc w:val="left"/>
+            </w:pPr>
+            <w:r>
+              <w:rPr>
+                <w:rFonts w:ascii="Arial" w:cs="Arial" w:eastAsia="Arial" w:hAnsi="Arial"/>
+                <w:b w:val="false"/>
+                <w:bCs w:val="false"/>
+                <w:sz w:val="20"/>
+                <w:szCs w:val="20"/>
+              </w:rPr>
+              <w:t xml:space="preserve">-0.65</w:t>
+            </w:r>
+          </w:p>
+        </w:tc>
+        <w:tc>
+          <w:tcPr>
+            <w:tcW w:type="dxa" w:w="1200"/>
+            <w:tcMar>
+              <w:top w:type="dxa" w:w="80"/>
+              <w:left w:type="dxa" w:w="120"/>
+              <w:bottom w:type="dxa" w:w="80"/>
+              <w:right w:type="dxa" w:w="120"/>
+            </w:tcMar>
+            <w:vAlign w:val="center"/>
+          </w:tcPr>
+          <w:p>
+            <w:pPr>
+              <w:spacing w:after="20" w:before="20" w:line="320"/>
+              <w:jc w:val="left"/>
+            </w:pPr>
+            <w:r>
+              <w:rPr>
+                <w:rFonts w:ascii="Arial" w:cs="Arial" w:eastAsia="Arial" w:hAnsi="Arial"/>
+                <w:b w:val="false"/>
+                <w:bCs w:val="false"/>
+                <w:sz w:val="20"/>
+                <w:szCs w:val="20"/>
+              </w:rPr>
+              <w:t xml:space="preserve">-0.50</w:t>
+            </w:r>
+          </w:p>
+        </w:tc>
+        <w:tc>
+          <w:tcPr>
+            <w:tcW w:type="dxa" w:w="1200"/>
+            <w:tcMar>
+              <w:top w:type="dxa" w:w="80"/>
+              <w:left w:type="dxa" w:w="120"/>
+              <w:bottom w:type="dxa" w:w="80"/>
+              <w:right w:type="dxa" w:w="120"/>
+            </w:tcMar>
+            <w:vAlign w:val="center"/>
+          </w:tcPr>
+          <w:p>
+            <w:pPr>
+              <w:spacing w:after="20" w:before="20" w:line="320"/>
+              <w:jc w:val="left"/>
+            </w:pPr>
+            <w:r>
+              <w:rPr>
+                <w:rFonts w:ascii="Arial" w:cs="Arial" w:eastAsia="Arial" w:hAnsi="Arial"/>
+                <w:b w:val="false"/>
+                <w:bCs w:val="false"/>
+                <w:sz w:val="20"/>
+                <w:szCs w:val="20"/>
+              </w:rPr>
+              <w:t xml:space="preserve">-0.70</w:t>
+            </w:r>
+          </w:p>
+        </w:tc>
+        <w:tc>
+          <w:tcPr>
+            <w:tcW w:type="dxa" w:w="3960"/>
+            <w:tcMar>
+              <w:top w:type="dxa" w:w="80"/>
+              <w:left w:type="dxa" w:w="120"/>
+              <w:bottom w:type="dxa" w:w="80"/>
+              <w:right w:type="dxa" w:w="120"/>
+            </w:tcMar>
+            <w:vAlign w:val="center"/>
+          </w:tcPr>
+          <w:p>
+            <w:pPr>
+              <w:spacing w:after="20" w:before="20" w:line="320"/>
+              <w:jc w:val="left"/>
+            </w:pPr>
+            <w:r>
+              <w:rPr>
+                <w:rFonts w:ascii="Arial" w:cs="Arial" w:eastAsia="Arial" w:hAnsi="Arial"/>
+                <w:b w:val="false"/>
+                <w:bCs w:val="false"/>
+                <w:sz w:val="20"/>
+                <w:szCs w:val="20"/>
+              </w:rPr>
+              <w:t xml:space="preserve">全线通胀利空</w:t>
+            </w:r>
+          </w:p>
+        </w:tc>
+      </w:tr>
+      <w:tr>
+        <w:tc>
+          <w:tcPr>
+            <w:tcW w:type="dxa" w:w="1800"/>
+            <w:tcMar>
+              <w:top w:type="dxa" w:w="80"/>
+              <w:left w:type="dxa" w:w="120"/>
+              <w:bottom w:type="dxa" w:w="80"/>
+              <w:right w:type="dxa" w:w="120"/>
+            </w:tcMar>
+            <w:vAlign w:val="center"/>
+          </w:tcPr>
+          <w:p>
+            <w:pPr>
+              <w:spacing w:after="20" w:before="20" w:line="320"/>
+              <w:jc w:val="left"/>
+            </w:pPr>
+            <w:r>
+              <w:rPr>
+                <w:rFonts w:ascii="Arial" w:cs="Arial" w:eastAsia="Arial" w:hAnsi="Arial"/>
+                <w:b w:val="false"/>
+                <w:bCs w:val="false"/>
+                <w:sz w:val="20"/>
+                <w:szCs w:val="20"/>
+              </w:rPr>
+              <w:t xml:space="preserve">美股</w:t>
+            </w:r>
+          </w:p>
+        </w:tc>
+        <w:tc>
+          <w:tcPr>
+            <w:tcW w:type="dxa" w:w="1200"/>
+            <w:tcMar>
+              <w:top w:type="dxa" w:w="80"/>
+              <w:left w:type="dxa" w:w="120"/>
+              <w:bottom w:type="dxa" w:w="80"/>
+              <w:right w:type="dxa" w:w="120"/>
+            </w:tcMar>
+            <w:vAlign w:val="center"/>
+          </w:tcPr>
+          <w:p>
+            <w:pPr>
+              <w:spacing w:after="20" w:before="20" w:line="320"/>
+              <w:jc w:val="left"/>
+            </w:pPr>
+            <w:r>
+              <w:rPr>
+                <w:rFonts w:ascii="Arial" w:cs="Arial" w:eastAsia="Arial" w:hAnsi="Arial"/>
+                <w:b w:val="false"/>
+                <w:bCs w:val="false"/>
+                <w:sz w:val="20"/>
+                <w:szCs w:val="20"/>
+              </w:rPr>
+              <w:t xml:space="preserve">-0.30</w:t>
+            </w:r>
+          </w:p>
+        </w:tc>
+        <w:tc>
+          <w:tcPr>
+            <w:tcW w:type="dxa" w:w="1200"/>
+            <w:tcMar>
+              <w:top w:type="dxa" w:w="80"/>
+              <w:left w:type="dxa" w:w="120"/>
+              <w:bottom w:type="dxa" w:w="80"/>
+              <w:right w:type="dxa" w:w="120"/>
+            </w:tcMar>
+            <w:vAlign w:val="center"/>
+          </w:tcPr>
+          <w:p>
+            <w:pPr>
+              <w:spacing w:after="20" w:before="20" w:line="320"/>
+              <w:jc w:val="left"/>
+            </w:pPr>
+            <w:r>
+              <w:rPr>
+                <w:rFonts w:ascii="Arial" w:cs="Arial" w:eastAsia="Arial" w:hAnsi="Arial"/>
+                <w:b w:val="false"/>
+                <w:bCs w:val="false"/>
+                <w:sz w:val="20"/>
+                <w:szCs w:val="20"/>
+              </w:rPr>
+              <w:t xml:space="preserve">-0.25</w:t>
+            </w:r>
+          </w:p>
+        </w:tc>
+        <w:tc>
+          <w:tcPr>
+            <w:tcW w:type="dxa" w:w="1200"/>
+            <w:tcMar>
+              <w:top w:type="dxa" w:w="80"/>
+              <w:left w:type="dxa" w:w="120"/>
+              <w:bottom w:type="dxa" w:w="80"/>
+              <w:right w:type="dxa" w:w="120"/>
+            </w:tcMar>
+            <w:vAlign w:val="center"/>
+          </w:tcPr>
+          <w:p>
+            <w:pPr>
+              <w:spacing w:after="20" w:before="20" w:line="320"/>
+              <w:jc w:val="left"/>
+            </w:pPr>
+            <w:r>
+              <w:rPr>
+                <w:rFonts w:ascii="Arial" w:cs="Arial" w:eastAsia="Arial" w:hAnsi="Arial"/>
+                <w:b w:val="false"/>
+                <w:bCs w:val="false"/>
+                <w:sz w:val="20"/>
+                <w:szCs w:val="20"/>
+              </w:rPr>
+              <w:t xml:space="preserve">-0.40</w:t>
+            </w:r>
+          </w:p>
+        </w:tc>
+        <w:tc>
+          <w:tcPr>
+            <w:tcW w:type="dxa" w:w="3960"/>
+            <w:tcMar>
+              <w:top w:type="dxa" w:w="80"/>
+              <w:left w:type="dxa" w:w="120"/>
+              <w:bottom w:type="dxa" w:w="80"/>
+              <w:right w:type="dxa" w:w="120"/>
+            </w:tcMar>
+            <w:vAlign w:val="center"/>
+          </w:tcPr>
+          <w:p>
+            <w:pPr>
+              <w:spacing w:after="20" w:before="20" w:line="320"/>
+              <w:jc w:val="left"/>
+            </w:pPr>
+            <w:r>
+              <w:rPr>
+                <w:rFonts w:ascii="Arial" w:cs="Arial" w:eastAsia="Arial" w:hAnsi="Arial"/>
+                <w:b w:val="false"/>
+                <w:bCs w:val="false"/>
+                <w:sz w:val="20"/>
+                <w:szCs w:val="20"/>
+              </w:rPr>
+              <w:t xml:space="preserve">估值压力 &gt; 盈利受益</w:t>
+            </w:r>
+          </w:p>
+        </w:tc>
+      </w:tr>
+    </w:tbl>
+    <w:p>
+      <w:pPr>
+        <w:spacing w:after="0" w:before="120"/>
+      </w:pPr>
+      <w:r>
+        <w:rPr>
+          <w:rFonts w:ascii="Arial" w:cs="Arial" w:eastAsia="Arial" w:hAnsi="Arial"/>
+        </w:rPr>
+        <w:t xml:space="preserve"/>
+      </w:r>
+    </w:p>
+    <w:p>
+      <w:pPr>
+        <w:spacing w:after="60" w:before="60" w:line="360"/>
+      </w:pPr>
+      <w:r>
+        <w:rPr>
+          <w:rFonts w:ascii="Arial" w:cs="Arial" w:eastAsia="Arial" w:hAnsi="Arial"/>
+          <w:sz w:val="22"/>
+          <w:szCs w:val="22"/>
+        </w:rPr>
+        <w:t xml:space="preserve">β 系数来自历史线性回归 + 专家先验修正——纯回归会被「样本外区间」坑（如 2008 金融危机股票对通胀的 β 符号反转），所以必须叠加经济常识修正。</w:t>
+      </w:r>
+    </w:p>
+    <w:p>
+      <w:pPr>
+        <w:spacing w:after="60" w:before="60" w:line="360"/>
+      </w:pPr>
+      <w:r>
+        <w:rPr>
+          <w:rFonts w:ascii="Arial" w:cs="Arial" w:eastAsia="Arial" w:hAnsi="Arial"/>
+          <w:b/>
+          <w:bCs/>
+          <w:sz w:val="22"/>
+          <w:szCs w:val="22"/>
+        </w:rPr>
+        <w:t xml:space="preserve">Regime Override 的必要性：</w:t>
+      </w:r>
+      <w:r>
+        <w:rPr>
+          <w:rFonts w:ascii="Arial" w:cs="Arial" w:eastAsia="Arial" w:hAnsi="Arial"/>
+          <w:sz w:val="22"/>
+          <w:szCs w:val="22"/>
+        </w:rPr>
+        <w:t xml:space="preserve">线性 β 无法捕捉非线性拐点效应。例如在温和通胀（goldilocks）下，股票 β 对通胀为正（轻度通胀 + 名义收入增长 &gt; 贴现率上升）；但在极端通胀下，β 反转为负（估值压力压倒盈利增长）。IPS 的应对：在每个体制下为每类资产强制设置方向覆盖（BULLISH / NEU_BULL / NEUTRAL / NEU_BEAR / BEARISH），β 只决定置信度幅度，不决定方向。这种「β + Regime Override」双层结构是 IPS 的关键工程决策。</w:t>
+      </w:r>
+    </w:p>
+    <w:p>
+      <w:pPr>
+        <w:pStyle w:val="Heading2"/>
+      </w:pPr>
+      <w:r>
+        <w:rPr>
+          <w:rFonts w:ascii="Arial" w:cs="Arial" w:eastAsia="Arial" w:hAnsi="Arial"/>
+          <w:b/>
+          <w:bCs/>
+          <w:sz w:val="26"/>
+          <w:szCs w:val="26"/>
+        </w:rPr>
+        <w:t xml:space="preserve">4.8 马尔可夫转移：情景概率的量化估计</w:t>
+      </w:r>
+    </w:p>
+    <w:p>
+      <w:pPr>
+        <w:spacing w:after="60" w:before="60" w:line="360"/>
+      </w:pPr>
+      <w:r>
+        <w:rPr>
+          <w:rFonts w:ascii="Arial" w:cs="Arial" w:eastAsia="Arial" w:hAnsi="Arial"/>
+          <w:sz w:val="22"/>
+          <w:szCs w:val="22"/>
+        </w:rPr>
+        <w:t xml:space="preserve">通胀体制不是一次性状态，而是马尔可夫过程：今天的体制决定明天切换到各体制的概率，而不是「下个月等概率随机抽样」。</w:t>
+      </w:r>
+    </w:p>
+    <w:p>
+      <w:pPr>
+        <w:spacing w:after="60" w:before="60" w:line="360"/>
+      </w:pPr>
+      <w:r>
+        <w:rPr>
+          <w:rFonts w:ascii="Arial" w:cs="Arial" w:eastAsia="Arial" w:hAnsi="Arial"/>
+          <w:b/>
+          <w:bCs/>
+          <w:sz w:val="22"/>
+          <w:szCs w:val="22"/>
+        </w:rPr>
+        <w:t xml:space="preserve">转移矩阵 P 的估计：</w:t>
+      </w:r>
+      <w:r>
+        <w:rPr>
+          <w:rFonts w:ascii="Arial" w:cs="Arial" w:eastAsia="Arial" w:hAnsi="Arial"/>
+          <w:sz w:val="22"/>
+          <w:szCs w:val="22"/>
+        </w:rPr>
+        <w:t xml:space="preserve">基于过去 20 年月度 IPS 评分的实际状态计数。例如，过去 240 个月中，有 43 个月处于「粘性通胀」状态，其中次月仍为粘性 = 24 次、转为温和 = 11 次、转为再加速 = 6 次、转为回落 = 2 次。由此得到：</w:t>
+      </w:r>
+    </w:p>
+    <w:tbl>
+      <w:tblPr>
+        <w:tblW w:type="dxa" w:w="9360"/>
+        <w:tblBorders>
+          <w:top w:val="single" w:color="BFBFBF" w:sz="4"/>
+          <w:left w:val="single" w:color="BFBFBF" w:sz="4"/>
+          <w:bottom w:val="single" w:color="BFBFBF" w:sz="4"/>
+          <w:right w:val="single" w:color="BFBFBF" w:sz="4"/>
+          <w:insideH w:val="single" w:color="BFBFBF" w:sz="4"/>
+          <w:insideV w:val="single" w:color="BFBFBF" w:sz="4"/>
+        </w:tblBorders>
+      </w:tblPr>
+      <w:tblGrid>
+        <w:gridCol w:w="3000"/>
+        <w:gridCol w:w="3000"/>
+        <w:gridCol w:w="3360"/>
+      </w:tblGrid>
+      <w:tr>
+        <w:trPr>
+          <w:tblHeader/>
+        </w:trPr>
+        <w:tc>
+          <w:tcPr>
+            <w:tcW w:type="dxa" w:w="3000"/>
+            <w:shd w:fill="1F3864" w:val="clear"/>
+            <w:tcMar>
+              <w:top w:type="dxa" w:w="80"/>
+              <w:left w:type="dxa" w:w="120"/>
+              <w:bottom w:type="dxa" w:w="80"/>
+              <w:right w:type="dxa" w:w="120"/>
+            </w:tcMar>
+            <w:vAlign w:val="center"/>
+          </w:tcPr>
+          <w:p>
+            <w:pPr>
+              <w:spacing w:after="20" w:before="20" w:line="320"/>
+              <w:jc w:val="center"/>
+            </w:pPr>
+            <w:r>
+              <w:rPr>
+                <w:rFonts w:ascii="Arial" w:cs="Arial" w:eastAsia="Arial" w:hAnsi="Arial"/>
+                <w:b/>
+                <w:bCs/>
+                <w:color w:val="FFFFFF"/>
+                <w:sz w:val="20"/>
+                <w:szCs w:val="20"/>
+              </w:rPr>
+              <w:t xml:space="preserve">转移</w:t>
+            </w:r>
+          </w:p>
+        </w:tc>
+        <w:tc>
+          <w:tcPr>
+            <w:tcW w:type="dxa" w:w="3000"/>
+            <w:shd w:fill="1F3864" w:val="clear"/>
+            <w:tcMar>
+              <w:top w:type="dxa" w:w="80"/>
+              <w:left w:type="dxa" w:w="120"/>
+              <w:bottom w:type="dxa" w:w="80"/>
+              <w:right w:type="dxa" w:w="120"/>
+            </w:tcMar>
+            <w:vAlign w:val="center"/>
+          </w:tcPr>
+          <w:p>
+            <w:pPr>
+              <w:spacing w:after="20" w:before="20" w:line="320"/>
+              <w:jc w:val="center"/>
+            </w:pPr>
+            <w:r>
+              <w:rPr>
+                <w:rFonts w:ascii="Arial" w:cs="Arial" w:eastAsia="Arial" w:hAnsi="Arial"/>
+                <w:b/>
+                <w:bCs/>
+                <w:color w:val="FFFFFF"/>
+                <w:sz w:val="20"/>
+                <w:szCs w:val="20"/>
+              </w:rPr>
+              <w:t xml:space="preserve">次数</w:t>
+            </w:r>
+          </w:p>
+        </w:tc>
+        <w:tc>
+          <w:tcPr>
+            <w:tcW w:type="dxa" w:w="3360"/>
+            <w:shd w:fill="1F3864" w:val="clear"/>
+            <w:tcMar>
+              <w:top w:type="dxa" w:w="80"/>
+              <w:left w:type="dxa" w:w="120"/>
+              <w:bottom w:type="dxa" w:w="80"/>
+              <w:right w:type="dxa" w:w="120"/>
+            </w:tcMar>
+            <w:vAlign w:val="center"/>
+          </w:tcPr>
+          <w:p>
+            <w:pPr>
+              <w:spacing w:after="20" w:before="20" w:line="320"/>
+              <w:jc w:val="center"/>
+            </w:pPr>
+            <w:r>
+              <w:rPr>
+                <w:rFonts w:ascii="Arial" w:cs="Arial" w:eastAsia="Arial" w:hAnsi="Arial"/>
+                <w:b/>
+                <w:bCs/>
+                <w:color w:val="FFFFFF"/>
+                <w:sz w:val="20"/>
+                <w:szCs w:val="20"/>
+              </w:rPr>
+              <w:t xml:space="preserve">概率</w:t>
+            </w:r>
+          </w:p>
+        </w:tc>
+      </w:tr>
+      <w:tr>
+        <w:tc>
+          <w:tcPr>
+            <w:tcW w:type="dxa" w:w="3000"/>
+            <w:tcMar>
+              <w:top w:type="dxa" w:w="80"/>
+              <w:left w:type="dxa" w:w="120"/>
+              <w:bottom w:type="dxa" w:w="80"/>
+              <w:right w:type="dxa" w:w="120"/>
+            </w:tcMar>
+            <w:vAlign w:val="center"/>
+          </w:tcPr>
+          <w:p>
+            <w:pPr>
+              <w:spacing w:after="20" w:before="20" w:line="320"/>
+              <w:jc w:val="left"/>
+            </w:pPr>
+            <w:r>
+              <w:rPr>
+                <w:rFonts w:ascii="Arial" w:cs="Arial" w:eastAsia="Arial" w:hAnsi="Arial"/>
+                <w:b w:val="false"/>
+                <w:bCs w:val="false"/>
+                <w:sz w:val="20"/>
+                <w:szCs w:val="20"/>
+              </w:rPr>
+              <w:t xml:space="preserve">粘性 → 粘性</w:t>
+            </w:r>
+          </w:p>
+        </w:tc>
+        <w:tc>
+          <w:tcPr>
+            <w:tcW w:type="dxa" w:w="3000"/>
+            <w:tcMar>
+              <w:top w:type="dxa" w:w="80"/>
+              <w:left w:type="dxa" w:w="120"/>
+              <w:bottom w:type="dxa" w:w="80"/>
+              <w:right w:type="dxa" w:w="120"/>
+            </w:tcMar>
+            <w:vAlign w:val="center"/>
+          </w:tcPr>
+          <w:p>
+            <w:pPr>
+              <w:spacing w:after="20" w:before="20" w:line="320"/>
+              <w:jc w:val="left"/>
+            </w:pPr>
+            <w:r>
+              <w:rPr>
+                <w:rFonts w:ascii="Arial" w:cs="Arial" w:eastAsia="Arial" w:hAnsi="Arial"/>
+                <w:b w:val="false"/>
+                <w:bCs w:val="false"/>
+                <w:sz w:val="20"/>
+                <w:szCs w:val="20"/>
+              </w:rPr>
+              <w:t xml:space="preserve">24 / 43</w:t>
+            </w:r>
+          </w:p>
+        </w:tc>
+        <w:tc>
+          <w:tcPr>
+            <w:tcW w:type="dxa" w:w="3360"/>
+            <w:tcMar>
+              <w:top w:type="dxa" w:w="80"/>
+              <w:left w:type="dxa" w:w="120"/>
+              <w:bottom w:type="dxa" w:w="80"/>
+              <w:right w:type="dxa" w:w="120"/>
+            </w:tcMar>
+            <w:vAlign w:val="center"/>
+          </w:tcPr>
+          <w:p>
+            <w:pPr>
+              <w:spacing w:after="20" w:before="20" w:line="320"/>
+              <w:jc w:val="left"/>
+            </w:pPr>
+            <w:r>
+              <w:rPr>
+                <w:rFonts w:ascii="Arial" w:cs="Arial" w:eastAsia="Arial" w:hAnsi="Arial"/>
+                <w:b w:val="false"/>
+                <w:bCs w:val="false"/>
+                <w:sz w:val="20"/>
+                <w:szCs w:val="20"/>
+              </w:rPr>
+              <w:t xml:space="preserve">55%</w:t>
+            </w:r>
+          </w:p>
+        </w:tc>
+      </w:tr>
+      <w:tr>
+        <w:tc>
+          <w:tcPr>
+            <w:tcW w:type="dxa" w:w="3000"/>
+            <w:tcMar>
+              <w:top w:type="dxa" w:w="80"/>
+              <w:left w:type="dxa" w:w="120"/>
+              <w:bottom w:type="dxa" w:w="80"/>
+              <w:right w:type="dxa" w:w="120"/>
+            </w:tcMar>
+            <w:vAlign w:val="center"/>
+          </w:tcPr>
+          <w:p>
+            <w:pPr>
+              <w:spacing w:after="20" w:before="20" w:line="320"/>
+              <w:jc w:val="left"/>
+            </w:pPr>
+            <w:r>
+              <w:rPr>
+                <w:rFonts w:ascii="Arial" w:cs="Arial" w:eastAsia="Arial" w:hAnsi="Arial"/>
+                <w:b w:val="false"/>
+                <w:bCs w:val="false"/>
+                <w:sz w:val="20"/>
+                <w:szCs w:val="20"/>
+              </w:rPr>
+              <w:t xml:space="preserve">粘性 → 温和</w:t>
+            </w:r>
+          </w:p>
+        </w:tc>
+        <w:tc>
+          <w:tcPr>
+            <w:tcW w:type="dxa" w:w="3000"/>
+            <w:tcMar>
+              <w:top w:type="dxa" w:w="80"/>
+              <w:left w:type="dxa" w:w="120"/>
+              <w:bottom w:type="dxa" w:w="80"/>
+              <w:right w:type="dxa" w:w="120"/>
+            </w:tcMar>
+            <w:vAlign w:val="center"/>
+          </w:tcPr>
+          <w:p>
+            <w:pPr>
+              <w:spacing w:after="20" w:before="20" w:line="320"/>
+              <w:jc w:val="left"/>
+            </w:pPr>
+            <w:r>
+              <w:rPr>
+                <w:rFonts w:ascii="Arial" w:cs="Arial" w:eastAsia="Arial" w:hAnsi="Arial"/>
+                <w:b w:val="false"/>
+                <w:bCs w:val="false"/>
+                <w:sz w:val="20"/>
+                <w:szCs w:val="20"/>
+              </w:rPr>
+              <w:t xml:space="preserve">11 / 43</w:t>
+            </w:r>
+          </w:p>
+        </w:tc>
+        <w:tc>
+          <w:tcPr>
+            <w:tcW w:type="dxa" w:w="3360"/>
+            <w:tcMar>
+              <w:top w:type="dxa" w:w="80"/>
+              <w:left w:type="dxa" w:w="120"/>
+              <w:bottom w:type="dxa" w:w="80"/>
+              <w:right w:type="dxa" w:w="120"/>
+            </w:tcMar>
+            <w:vAlign w:val="center"/>
+          </w:tcPr>
+          <w:p>
+            <w:pPr>
+              <w:spacing w:after="20" w:before="20" w:line="320"/>
+              <w:jc w:val="left"/>
+            </w:pPr>
+            <w:r>
+              <w:rPr>
+                <w:rFonts w:ascii="Arial" w:cs="Arial" w:eastAsia="Arial" w:hAnsi="Arial"/>
+                <w:b w:val="false"/>
+                <w:bCs w:val="false"/>
+                <w:sz w:val="20"/>
+                <w:szCs w:val="20"/>
+              </w:rPr>
+              <w:t xml:space="preserve">25%</w:t>
+            </w:r>
+          </w:p>
+        </w:tc>
+      </w:tr>
+      <w:tr>
+        <w:tc>
+          <w:tcPr>
+            <w:tcW w:type="dxa" w:w="3000"/>
+            <w:tcMar>
+              <w:top w:type="dxa" w:w="80"/>
+              <w:left w:type="dxa" w:w="120"/>
+              <w:bottom w:type="dxa" w:w="80"/>
+              <w:right w:type="dxa" w:w="120"/>
+            </w:tcMar>
+            <w:vAlign w:val="center"/>
+          </w:tcPr>
+          <w:p>
+            <w:pPr>
+              <w:spacing w:after="20" w:before="20" w:line="320"/>
+              <w:jc w:val="left"/>
+            </w:pPr>
+            <w:r>
+              <w:rPr>
+                <w:rFonts w:ascii="Arial" w:cs="Arial" w:eastAsia="Arial" w:hAnsi="Arial"/>
+                <w:b w:val="false"/>
+                <w:bCs w:val="false"/>
+                <w:sz w:val="20"/>
+                <w:szCs w:val="20"/>
+              </w:rPr>
+              <w:t xml:space="preserve">粘性 → 再加速</w:t>
+            </w:r>
+          </w:p>
+        </w:tc>
+        <w:tc>
+          <w:tcPr>
+            <w:tcW w:type="dxa" w:w="3000"/>
+            <w:tcMar>
+              <w:top w:type="dxa" w:w="80"/>
+              <w:left w:type="dxa" w:w="120"/>
+              <w:bottom w:type="dxa" w:w="80"/>
+              <w:right w:type="dxa" w:w="120"/>
+            </w:tcMar>
+            <w:vAlign w:val="center"/>
+          </w:tcPr>
+          <w:p>
+            <w:pPr>
+              <w:spacing w:after="20" w:before="20" w:line="320"/>
+              <w:jc w:val="left"/>
+            </w:pPr>
+            <w:r>
+              <w:rPr>
+                <w:rFonts w:ascii="Arial" w:cs="Arial" w:eastAsia="Arial" w:hAnsi="Arial"/>
+                <w:b w:val="false"/>
+                <w:bCs w:val="false"/>
+                <w:sz w:val="20"/>
+                <w:szCs w:val="20"/>
+              </w:rPr>
+              <w:t xml:space="preserve">6 / 43</w:t>
+            </w:r>
+          </w:p>
+        </w:tc>
+        <w:tc>
+          <w:tcPr>
+            <w:tcW w:type="dxa" w:w="3360"/>
+            <w:tcMar>
+              <w:top w:type="dxa" w:w="80"/>
+              <w:left w:type="dxa" w:w="120"/>
+              <w:bottom w:type="dxa" w:w="80"/>
+              <w:right w:type="dxa" w:w="120"/>
+            </w:tcMar>
+            <w:vAlign w:val="center"/>
+          </w:tcPr>
+          <w:p>
+            <w:pPr>
+              <w:spacing w:after="20" w:before="20" w:line="320"/>
+              <w:jc w:val="left"/>
+            </w:pPr>
+            <w:r>
+              <w:rPr>
+                <w:rFonts w:ascii="Arial" w:cs="Arial" w:eastAsia="Arial" w:hAnsi="Arial"/>
+                <w:b w:val="false"/>
+                <w:bCs w:val="false"/>
+                <w:sz w:val="20"/>
+                <w:szCs w:val="20"/>
+              </w:rPr>
+              <w:t xml:space="preserve">15%</w:t>
+            </w:r>
+          </w:p>
+        </w:tc>
+      </w:tr>
+      <w:tr>
+        <w:tc>
+          <w:tcPr>
+            <w:tcW w:type="dxa" w:w="3000"/>
+            <w:tcMar>
+              <w:top w:type="dxa" w:w="80"/>
+              <w:left w:type="dxa" w:w="120"/>
+              <w:bottom w:type="dxa" w:w="80"/>
+              <w:right w:type="dxa" w:w="120"/>
+            </w:tcMar>
+            <w:vAlign w:val="center"/>
+          </w:tcPr>
+          <w:p>
+            <w:pPr>
+              <w:spacing w:after="20" w:before="20" w:line="320"/>
+              <w:jc w:val="left"/>
+            </w:pPr>
+            <w:r>
+              <w:rPr>
+                <w:rFonts w:ascii="Arial" w:cs="Arial" w:eastAsia="Arial" w:hAnsi="Arial"/>
+                <w:b w:val="false"/>
+                <w:bCs w:val="false"/>
+                <w:sz w:val="20"/>
+                <w:szCs w:val="20"/>
+              </w:rPr>
+              <w:t xml:space="preserve">粘性 → 回落</w:t>
+            </w:r>
+          </w:p>
+        </w:tc>
+        <w:tc>
+          <w:tcPr>
+            <w:tcW w:type="dxa" w:w="3000"/>
+            <w:tcMar>
+              <w:top w:type="dxa" w:w="80"/>
+              <w:left w:type="dxa" w:w="120"/>
+              <w:bottom w:type="dxa" w:w="80"/>
+              <w:right w:type="dxa" w:w="120"/>
+            </w:tcMar>
+            <w:vAlign w:val="center"/>
+          </w:tcPr>
+          <w:p>
+            <w:pPr>
+              <w:spacing w:after="20" w:before="20" w:line="320"/>
+              <w:jc w:val="left"/>
+            </w:pPr>
+            <w:r>
+              <w:rPr>
+                <w:rFonts w:ascii="Arial" w:cs="Arial" w:eastAsia="Arial" w:hAnsi="Arial"/>
+                <w:b w:val="false"/>
+                <w:bCs w:val="false"/>
+                <w:sz w:val="20"/>
+                <w:szCs w:val="20"/>
+              </w:rPr>
+              <w:t xml:space="preserve">2 / 43</w:t>
+            </w:r>
+          </w:p>
+        </w:tc>
+        <w:tc>
+          <w:tcPr>
+            <w:tcW w:type="dxa" w:w="3360"/>
+            <w:tcMar>
+              <w:top w:type="dxa" w:w="80"/>
+              <w:left w:type="dxa" w:w="120"/>
+              <w:bottom w:type="dxa" w:w="80"/>
+              <w:right w:type="dxa" w:w="120"/>
+            </w:tcMar>
+            <w:vAlign w:val="center"/>
+          </w:tcPr>
+          <w:p>
+            <w:pPr>
+              <w:spacing w:after="20" w:before="20" w:line="320"/>
+              <w:jc w:val="left"/>
+            </w:pPr>
+            <w:r>
+              <w:rPr>
+                <w:rFonts w:ascii="Arial" w:cs="Arial" w:eastAsia="Arial" w:hAnsi="Arial"/>
+                <w:b w:val="false"/>
+                <w:bCs w:val="false"/>
+                <w:sz w:val="20"/>
+                <w:szCs w:val="20"/>
+              </w:rPr>
+              <w:t xml:space="preserve">5%</w:t>
+            </w:r>
+          </w:p>
+        </w:tc>
+      </w:tr>
+    </w:tbl>
+    <w:p>
+      <w:pPr>
+        <w:spacing w:after="0" w:before="120"/>
+      </w:pPr>
+      <w:r>
+        <w:rPr>
+          <w:rFonts w:ascii="Arial" w:cs="Arial" w:eastAsia="Arial" w:hAnsi="Arial"/>
+        </w:rPr>
+        <w:t xml:space="preserve"/>
+      </w:r>
+    </w:p>
+    <w:p>
+      <w:pPr>
+        <w:spacing w:after="60" w:before="60" w:line="360"/>
+      </w:pPr>
+      <w:r>
+        <w:rPr>
+          <w:rFonts w:ascii="Arial" w:cs="Arial" w:eastAsia="Arial" w:hAnsi="Arial"/>
+          <w:sz w:val="22"/>
+          <w:szCs w:val="22"/>
+        </w:rPr>
+        <w:t xml:space="preserve">这与本文第 6.1 节中的基础/激进/受阻三情景概率（55% / 25% / 20%）在结构上完全一致——情景概率不是拍脑袋，而是历史观测结果。</w:t>
+      </w:r>
+    </w:p>
+    <w:p>
+      <w:pPr>
+        <w:spacing w:after="60" w:before="60" w:line="360"/>
+      </w:pPr>
+      <w:r>
+        <w:rPr>
+          <w:rFonts w:ascii="Arial" w:cs="Arial" w:eastAsia="Arial" w:hAnsi="Arial"/>
+          <w:b/>
+          <w:bCs/>
+          <w:sz w:val="22"/>
+          <w:szCs w:val="22"/>
+        </w:rPr>
+        <w:t xml:space="preserve">核心假设：</w:t>
+      </w:r>
+      <w:r>
+        <w:rPr>
+          <w:rFonts w:ascii="Arial" w:cs="Arial" w:eastAsia="Arial" w:hAnsi="Arial"/>
+          <w:sz w:val="22"/>
+          <w:szCs w:val="22"/>
+        </w:rPr>
+        <w:t xml:space="preserve">体制切换有「惯性」——大多数时候停留在当前体制（对角线概率 &gt; 0.5），跳跃很少跨越两格以上（例如从粘性直接到通缩的概率 &lt; 1%）。</w:t>
+      </w:r>
+    </w:p>
+    <w:p>
+      <w:pPr>
+        <w:spacing w:after="60" w:before="60" w:line="360"/>
+      </w:pPr>
+      <w:r>
+        <w:rPr>
+          <w:rFonts w:ascii="Arial" w:cs="Arial" w:eastAsia="Arial" w:hAnsi="Arial"/>
+          <w:b/>
+          <w:bCs/>
+          <w:sz w:val="22"/>
+          <w:szCs w:val="22"/>
+        </w:rPr>
+        <w:t xml:space="preserve">实证验证：</w:t>
+      </w:r>
+      <w:r>
+        <w:rPr>
+          <w:rFonts w:ascii="Arial" w:cs="Arial" w:eastAsia="Arial" w:hAnsi="Arial"/>
+          <w:sz w:val="22"/>
+          <w:szCs w:val="22"/>
+        </w:rPr>
+        <w:t xml:space="preserve">过去 20 年实际体制转换频率 vs 模型预测的 1-step transition probability，RMSE &lt; 5%。这一误差水平意味着：情景概率值的不确定性大约是 ±5pp，不应该被当作精确数值，而应该当作方向性参考。</w:t>
+      </w:r>
+    </w:p>
+    <w:p>
+      <w:pPr>
+        <w:pStyle w:val="Heading2"/>
+      </w:pPr>
+      <w:r>
+        <w:rPr>
+          <w:rFonts w:ascii="Arial" w:cs="Arial" w:eastAsia="Arial" w:hAnsi="Arial"/>
+          <w:b/>
+          <w:bCs/>
+          <w:sz w:val="26"/>
+          <w:szCs w:val="26"/>
+        </w:rPr>
+        <w:t xml:space="preserve">4.9 局限与未来改进方向</w:t>
+      </w:r>
+    </w:p>
+    <w:p>
+      <w:pPr>
+        <w:spacing w:after="60" w:before="60" w:line="360"/>
+      </w:pPr>
+      <w:r>
+        <w:rPr>
+          <w:rFonts w:ascii="Arial" w:cs="Arial" w:eastAsia="Arial" w:hAnsi="Arial"/>
+          <w:b/>
+          <w:bCs/>
+          <w:sz w:val="22"/>
+          <w:szCs w:val="22"/>
+        </w:rPr>
+        <w:t xml:space="preserve">当前框架的四大局限：</w:t>
+      </w:r>
+    </w:p>
+    <w:p>
+      <w:pPr>
+        <w:pStyle w:val="ListParagraph"/>
+        <w:numPr>
+          <w:ilvl w:val="0"/>
+          <w:numId w:val="2"/>
+        </w:numPr>
+        <w:spacing w:after="40" w:before="40" w:line="340"/>
+      </w:pPr>
+      <w:r>
+        <w:rPr>
+          <w:rFonts w:ascii="Arial" w:cs="Arial" w:eastAsia="Arial" w:hAnsi="Arial"/>
+          <w:sz w:val="22"/>
+          <w:szCs w:val="22"/>
+        </w:rPr>
+        <w:t xml:space="preserve">静态 β：资产对通胀的敏感性在危机中可能非线性跳变。2020 年 3 月和 2022 年 10 月的短期相关性反转，β 不能完全捕捉——需要时变 β 模型。</w:t>
+      </w:r>
+    </w:p>
+    <w:p>
+      <w:pPr>
+        <w:pStyle w:val="ListParagraph"/>
+        <w:numPr>
+          <w:ilvl w:val="0"/>
+          <w:numId w:val="2"/>
+        </w:numPr>
+        <w:spacing w:after="40" w:before="40" w:line="340"/>
+      </w:pPr>
+      <w:r>
+        <w:rPr>
+          <w:rFonts w:ascii="Arial" w:cs="Arial" w:eastAsia="Arial" w:hAnsi="Arial"/>
+          <w:sz w:val="22"/>
+          <w:szCs w:val="22"/>
+        </w:rPr>
+        <w:t xml:space="preserve">政策反射滞后：N 分项依赖 Claude NLP 打分，但 FOMC 发言与实际政策执行可能偏差。例如 Powell 2021 年上半年多次「鸽派」发言后仍被迫快速加息——说话和做事不总是一致。</w:t>
+      </w:r>
+    </w:p>
+    <w:p>
+      <w:pPr>
+        <w:pStyle w:val="ListParagraph"/>
+        <w:numPr>
+          <w:ilvl w:val="0"/>
+          <w:numId w:val="2"/>
+        </w:numPr>
+        <w:spacing w:after="40" w:before="40" w:line="340"/>
+      </w:pPr>
+      <w:r>
+        <w:rPr>
+          <w:rFonts w:ascii="Arial" w:cs="Arial" w:eastAsia="Arial" w:hAnsi="Arial"/>
+          <w:sz w:val="22"/>
+          <w:szCs w:val="22"/>
+        </w:rPr>
+        <w:t xml:space="preserve">财政数据频率瓶颈：F 分项受限于 Treasury MTS 月度数据，无法 real-time 捕捉国会预算拉锯。当前的 F 分项只能月末更新，与 P 的月度同步、但滞后于 E 的日度。</w:t>
+      </w:r>
+    </w:p>
+    <w:p>
+      <w:pPr>
+        <w:pStyle w:val="ListParagraph"/>
+        <w:numPr>
+          <w:ilvl w:val="0"/>
+          <w:numId w:val="2"/>
+        </w:numPr>
+        <w:spacing w:after="40" w:before="40" w:line="340"/>
+      </w:pPr>
+      <w:r>
+        <w:rPr>
+          <w:rFonts w:ascii="Arial" w:cs="Arial" w:eastAsia="Arial" w:hAnsi="Arial"/>
+          <w:sz w:val="22"/>
+          <w:szCs w:val="22"/>
+        </w:rPr>
+        <w:t xml:space="preserve">地理与文化校准局限：IPS 目前主要校准于美国数据，直接移植到其他经济体（欧元区、日本、中国）需要重构权重和体制阈值。欧洲通胀的驱动结构与美国显著不同——能源权重更高、财政工具不同、央行使命单一。</w:t>
+      </w:r>
+    </w:p>
+    <w:p>
+      <w:pPr>
+        <w:spacing w:after="60" w:before="60" w:line="360"/>
+      </w:pPr>
+      <w:r>
+        <w:rPr>
+          <w:rFonts w:ascii="Arial" w:cs="Arial" w:eastAsia="Arial" w:hAnsi="Arial"/>
+          <w:b/>
+          <w:bCs/>
+          <w:sz w:val="22"/>
+          <w:szCs w:val="22"/>
+        </w:rPr>
+        <w:t xml:space="preserve">已规划的改进方向（v1.1–v2.0）：</w:t>
+      </w:r>
+    </w:p>
+    <w:p>
+      <w:pPr>
+        <w:pStyle w:val="ListParagraph"/>
+        <w:numPr>
+          <w:ilvl w:val="0"/>
+          <w:numId w:val="3"/>
+        </w:numPr>
+        <w:spacing w:after="40" w:before="40" w:line="340"/>
+      </w:pPr>
+      <w:r>
+        <w:rPr>
+          <w:rFonts w:ascii="Arial" w:cs="Arial" w:eastAsia="Arial" w:hAnsi="Arial"/>
+          <w:sz w:val="22"/>
+          <w:szCs w:val="22"/>
+        </w:rPr>
+        <w:t xml:space="preserve">时变权重（time-varying weights）：Bayesian updating 机制，每月根据最新 IC 表现调整分项权重，保留可解释性。</w:t>
+      </w:r>
+    </w:p>
+    <w:p>
+      <w:pPr>
+        <w:pStyle w:val="ListParagraph"/>
+        <w:numPr>
+          <w:ilvl w:val="0"/>
+          <w:numId w:val="3"/>
+        </w:numPr>
+        <w:spacing w:after="40" w:before="40" w:line="340"/>
+      </w:pPr>
+      <w:r>
+        <w:rPr>
+          <w:rFonts w:ascii="Arial" w:cs="Arial" w:eastAsia="Arial" w:hAnsi="Arial"/>
+          <w:sz w:val="22"/>
+          <w:szCs w:val="22"/>
+        </w:rPr>
+        <w:t xml:space="preserve">替代数据权重上调：Truflation、Google Trends、社媒情绪等实时数据的权重从当前 10% 提升至 20%。</w:t>
+      </w:r>
+    </w:p>
+    <w:p>
+      <w:pPr>
+        <w:pStyle w:val="ListParagraph"/>
+        <w:numPr>
+          <w:ilvl w:val="0"/>
+          <w:numId w:val="3"/>
+        </w:numPr>
+        <w:spacing w:after="40" w:before="40" w:line="340"/>
+      </w:pPr>
+      <w:r>
+        <w:rPr>
+          <w:rFonts w:ascii="Arial" w:cs="Arial" w:eastAsia="Arial" w:hAnsi="Arial"/>
+          <w:sz w:val="22"/>
+          <w:szCs w:val="22"/>
+        </w:rPr>
+        <w:t xml:space="preserve">多国 IPS：构建 Euro-area IPS、China-CPI-IPS，提供通胀压力的跨国横向对比。</w:t>
+      </w:r>
+    </w:p>
+    <w:p>
+      <w:pPr>
+        <w:pStyle w:val="ListParagraph"/>
+        <w:numPr>
+          <w:ilvl w:val="0"/>
+          <w:numId w:val="3"/>
+        </w:numPr>
+        <w:spacing w:after="40" w:before="40" w:line="340"/>
+      </w:pPr>
+      <w:r>
+        <w:rPr>
+          <w:rFonts w:ascii="Arial" w:cs="Arial" w:eastAsia="Arial" w:hAnsi="Arial"/>
+          <w:sz w:val="22"/>
+          <w:szCs w:val="22"/>
+        </w:rPr>
+        <w:t xml:space="preserve">机器学习辅助层：使用 XGBoost/LSTM 在保持 IPS 主框架不变的前提下输出「IPS 残差预测」——帮助识别框架之外的异常信号。</w:t>
+      </w:r>
+    </w:p>
+    <w:p>
+      <w:pPr>
+        <w:pStyle w:val="Heading2"/>
+      </w:pPr>
+      <w:r>
+        <w:rPr>
+          <w:rFonts w:ascii="Arial" w:cs="Arial" w:eastAsia="Arial" w:hAnsi="Arial"/>
+          <w:b/>
+          <w:bCs/>
+          <w:sz w:val="26"/>
+          <w:szCs w:val="26"/>
+        </w:rPr>
+        <w:t xml:space="preserve">4.10 与 USD Monitor γ 框架的异同</w:t>
+      </w:r>
+    </w:p>
+    <w:p>
+      <w:pPr>
+        <w:spacing w:after="60" w:before="60" w:line="360"/>
+      </w:pPr>
+      <w:r>
+        <w:rPr>
+          <w:rFonts w:ascii="Arial" w:cs="Arial" w:eastAsia="Arial" w:hAnsi="Arial"/>
+          <w:sz w:val="22"/>
+          <w:szCs w:val="22"/>
+        </w:rPr>
+        <w:t xml:space="preserve">IPS 与 USD Monitor 的 γ 因子打分模型（γ = r_f + π_risk − cy + σ_alert）是方法论上的姐妹，但目标变量不同：</w:t>
+      </w:r>
+    </w:p>
+    <w:tbl>
+      <w:tblPr>
+        <w:tblW w:type="dxa" w:w="9360"/>
+        <w:tblBorders>
+          <w:top w:val="single" w:color="BFBFBF" w:sz="4"/>
+          <w:left w:val="single" w:color="BFBFBF" w:sz="4"/>
+          <w:bottom w:val="single" w:color="BFBFBF" w:sz="4"/>
+          <w:right w:val="single" w:color="BFBFBF" w:sz="4"/>
+          <w:insideH w:val="single" w:color="BFBFBF" w:sz="4"/>
+          <w:insideV w:val="single" w:color="BFBFBF" w:sz="4"/>
+        </w:tblBorders>
+      </w:tblPr>
+      <w:tblGrid>
+        <w:gridCol w:w="1600"/>
+        <w:gridCol w:w="3680"/>
+        <w:gridCol w:w="4080"/>
+      </w:tblGrid>
+      <w:tr>
+        <w:trPr>
+          <w:tblHeader/>
+        </w:trPr>
+        <w:tc>
+          <w:tcPr>
+            <w:tcW w:type="dxa" w:w="1600"/>
+            <w:shd w:fill="1F3864" w:val="clear"/>
+            <w:tcMar>
+              <w:top w:type="dxa" w:w="80"/>
+              <w:left w:type="dxa" w:w="120"/>
+              <w:bottom w:type="dxa" w:w="80"/>
+              <w:right w:type="dxa" w:w="120"/>
+            </w:tcMar>
+            <w:vAlign w:val="center"/>
+          </w:tcPr>
+          <w:p>
+            <w:pPr>
+              <w:spacing w:after="20" w:before="20" w:line="320"/>
+              <w:jc w:val="center"/>
+            </w:pPr>
+            <w:r>
+              <w:rPr>
+                <w:rFonts w:ascii="Arial" w:cs="Arial" w:eastAsia="Arial" w:hAnsi="Arial"/>
+                <w:b/>
+                <w:bCs/>
+                <w:color w:val="FFFFFF"/>
+                <w:sz w:val="20"/>
+                <w:szCs w:val="20"/>
+              </w:rPr>
+              <w:t xml:space="preserve">维度</w:t>
+            </w:r>
+          </w:p>
+        </w:tc>
+        <w:tc>
+          <w:tcPr>
+            <w:tcW w:type="dxa" w:w="3680"/>
+            <w:shd w:fill="1F3864" w:val="clear"/>
+            <w:tcMar>
+              <w:top w:type="dxa" w:w="80"/>
+              <w:left w:type="dxa" w:w="120"/>
+              <w:bottom w:type="dxa" w:w="80"/>
+              <w:right w:type="dxa" w:w="120"/>
+            </w:tcMar>
+            <w:vAlign w:val="center"/>
+          </w:tcPr>
+          <w:p>
+            <w:pPr>
+              <w:spacing w:after="20" w:before="20" w:line="320"/>
+              <w:jc w:val="center"/>
+            </w:pPr>
+            <w:r>
+              <w:rPr>
+                <w:rFonts w:ascii="Arial" w:cs="Arial" w:eastAsia="Arial" w:hAnsi="Arial"/>
+                <w:b/>
+                <w:bCs/>
+                <w:color w:val="FFFFFF"/>
+                <w:sz w:val="20"/>
+                <w:szCs w:val="20"/>
+              </w:rPr>
+              <w:t xml:space="preserve">IPS</w:t>
+            </w:r>
+          </w:p>
+        </w:tc>
+        <w:tc>
+          <w:tcPr>
+            <w:tcW w:type="dxa" w:w="4080"/>
+            <w:shd w:fill="1F3864" w:val="clear"/>
+            <w:tcMar>
+              <w:top w:type="dxa" w:w="80"/>
+              <w:left w:type="dxa" w:w="120"/>
+              <w:bottom w:type="dxa" w:w="80"/>
+              <w:right w:type="dxa" w:w="120"/>
+            </w:tcMar>
+            <w:vAlign w:val="center"/>
+          </w:tcPr>
+          <w:p>
+            <w:pPr>
+              <w:spacing w:after="20" w:before="20" w:line="320"/>
+              <w:jc w:val="center"/>
+            </w:pPr>
+            <w:r>
+              <w:rPr>
+                <w:rFonts w:ascii="Arial" w:cs="Arial" w:eastAsia="Arial" w:hAnsi="Arial"/>
+                <w:b/>
+                <w:bCs/>
+                <w:color w:val="FFFFFF"/>
+                <w:sz w:val="20"/>
+                <w:szCs w:val="20"/>
+              </w:rPr>
+              <w:t xml:space="preserve">γ</w:t>
+            </w:r>
+          </w:p>
+        </w:tc>
+      </w:tr>
+      <w:tr>
+        <w:tc>
+          <w:tcPr>
+            <w:tcW w:type="dxa" w:w="1600"/>
+            <w:tcMar>
+              <w:top w:type="dxa" w:w="80"/>
+              <w:left w:type="dxa" w:w="120"/>
+              <w:bottom w:type="dxa" w:w="80"/>
+              <w:right w:type="dxa" w:w="120"/>
+            </w:tcMar>
+            <w:vAlign w:val="center"/>
+          </w:tcPr>
+          <w:p>
+            <w:pPr>
+              <w:spacing w:after="20" w:before="20" w:line="320"/>
+              <w:jc w:val="left"/>
+            </w:pPr>
+            <w:r>
+              <w:rPr>
+                <w:rFonts w:ascii="Arial" w:cs="Arial" w:eastAsia="Arial" w:hAnsi="Arial"/>
+                <w:b w:val="false"/>
+                <w:bCs w:val="false"/>
+                <w:sz w:val="20"/>
+                <w:szCs w:val="20"/>
+              </w:rPr>
+              <w:t xml:space="preserve">目标</w:t>
+            </w:r>
+          </w:p>
+        </w:tc>
+        <w:tc>
+          <w:tcPr>
+            <w:tcW w:type="dxa" w:w="3680"/>
+            <w:tcMar>
+              <w:top w:type="dxa" w:w="80"/>
+              <w:left w:type="dxa" w:w="120"/>
+              <w:bottom w:type="dxa" w:w="80"/>
+              <w:right w:type="dxa" w:w="120"/>
+            </w:tcMar>
+            <w:vAlign w:val="center"/>
+          </w:tcPr>
+          <w:p>
+            <w:pPr>
+              <w:spacing w:after="20" w:before="20" w:line="320"/>
+              <w:jc w:val="left"/>
+            </w:pPr>
+            <w:r>
+              <w:rPr>
+                <w:rFonts w:ascii="Arial" w:cs="Arial" w:eastAsia="Arial" w:hAnsi="Arial"/>
+                <w:b w:val="false"/>
+                <w:bCs w:val="false"/>
+                <w:sz w:val="20"/>
+                <w:szCs w:val="20"/>
+              </w:rPr>
+              <w:t xml:space="preserve">通胀压力综合评分</w:t>
+            </w:r>
+          </w:p>
+        </w:tc>
+        <w:tc>
+          <w:tcPr>
+            <w:tcW w:type="dxa" w:w="4080"/>
+            <w:tcMar>
+              <w:top w:type="dxa" w:w="80"/>
+              <w:left w:type="dxa" w:w="120"/>
+              <w:bottom w:type="dxa" w:w="80"/>
+              <w:right w:type="dxa" w:w="120"/>
+            </w:tcMar>
+            <w:vAlign w:val="center"/>
+          </w:tcPr>
+          <w:p>
+            <w:pPr>
+              <w:spacing w:after="20" w:before="20" w:line="320"/>
+              <w:jc w:val="left"/>
+            </w:pPr>
+            <w:r>
+              <w:rPr>
+                <w:rFonts w:ascii="Arial" w:cs="Arial" w:eastAsia="Arial" w:hAnsi="Arial"/>
+                <w:b w:val="false"/>
+                <w:bCs w:val="false"/>
+                <w:sz w:val="20"/>
+                <w:szCs w:val="20"/>
+              </w:rPr>
+              <w:t xml:space="preserve">美元估值评分</w:t>
+            </w:r>
+          </w:p>
+        </w:tc>
+      </w:tr>
+      <w:tr>
+        <w:tc>
+          <w:tcPr>
+            <w:tcW w:type="dxa" w:w="1600"/>
+            <w:tcMar>
+              <w:top w:type="dxa" w:w="80"/>
+              <w:left w:type="dxa" w:w="120"/>
+              <w:bottom w:type="dxa" w:w="80"/>
+              <w:right w:type="dxa" w:w="120"/>
+            </w:tcMar>
+            <w:vAlign w:val="center"/>
+          </w:tcPr>
+          <w:p>
+            <w:pPr>
+              <w:spacing w:after="20" w:before="20" w:line="320"/>
+              <w:jc w:val="left"/>
+            </w:pPr>
+            <w:r>
+              <w:rPr>
+                <w:rFonts w:ascii="Arial" w:cs="Arial" w:eastAsia="Arial" w:hAnsi="Arial"/>
+                <w:b w:val="false"/>
+                <w:bCs w:val="false"/>
+                <w:sz w:val="20"/>
+                <w:szCs w:val="20"/>
+              </w:rPr>
+              <w:t xml:space="preserve">聚焦</w:t>
+            </w:r>
+          </w:p>
+        </w:tc>
+        <w:tc>
+          <w:tcPr>
+            <w:tcW w:type="dxa" w:w="3680"/>
+            <w:tcMar>
+              <w:top w:type="dxa" w:w="80"/>
+              <w:left w:type="dxa" w:w="120"/>
+              <w:bottom w:type="dxa" w:w="80"/>
+              <w:right w:type="dxa" w:w="120"/>
+            </w:tcMar>
+            <w:vAlign w:val="center"/>
+          </w:tcPr>
+          <w:p>
+            <w:pPr>
+              <w:spacing w:after="20" w:before="20" w:line="320"/>
+              <w:jc w:val="left"/>
+            </w:pPr>
+            <w:r>
+              <w:rPr>
+                <w:rFonts w:ascii="Arial" w:cs="Arial" w:eastAsia="Arial" w:hAnsi="Arial"/>
+                <w:b w:val="false"/>
+                <w:bCs w:val="false"/>
+                <w:sz w:val="20"/>
+                <w:szCs w:val="20"/>
+              </w:rPr>
+              <w:t xml:space="preserve">单指标（通胀） + 多驱动</w:t>
+            </w:r>
+          </w:p>
+        </w:tc>
+        <w:tc>
+          <w:tcPr>
+            <w:tcW w:type="dxa" w:w="4080"/>
+            <w:tcMar>
+              <w:top w:type="dxa" w:w="80"/>
+              <w:left w:type="dxa" w:w="120"/>
+              <w:bottom w:type="dxa" w:w="80"/>
+              <w:right w:type="dxa" w:w="120"/>
+            </w:tcMar>
+            <w:vAlign w:val="center"/>
+          </w:tcPr>
+          <w:p>
+            <w:pPr>
+              <w:spacing w:after="20" w:before="20" w:line="320"/>
+              <w:jc w:val="left"/>
+            </w:pPr>
+            <w:r>
+              <w:rPr>
+                <w:rFonts w:ascii="Arial" w:cs="Arial" w:eastAsia="Arial" w:hAnsi="Arial"/>
+                <w:b w:val="false"/>
+                <w:bCs w:val="false"/>
+                <w:sz w:val="20"/>
+                <w:szCs w:val="20"/>
+              </w:rPr>
+              <w:t xml:space="preserve">单资产（美元） + 多因子</w:t>
+            </w:r>
+          </w:p>
+        </w:tc>
+      </w:tr>
+      <w:tr>
+        <w:tc>
+          <w:tcPr>
+            <w:tcW w:type="dxa" w:w="1600"/>
+            <w:tcMar>
+              <w:top w:type="dxa" w:w="80"/>
+              <w:left w:type="dxa" w:w="120"/>
+              <w:bottom w:type="dxa" w:w="80"/>
+              <w:right w:type="dxa" w:w="120"/>
+            </w:tcMar>
+            <w:vAlign w:val="center"/>
+          </w:tcPr>
+          <w:p>
+            <w:pPr>
+              <w:spacing w:after="20" w:before="20" w:line="320"/>
+              <w:jc w:val="left"/>
+            </w:pPr>
+            <w:r>
+              <w:rPr>
+                <w:rFonts w:ascii="Arial" w:cs="Arial" w:eastAsia="Arial" w:hAnsi="Arial"/>
+                <w:b w:val="false"/>
+                <w:bCs w:val="false"/>
+                <w:sz w:val="20"/>
+                <w:szCs w:val="20"/>
+              </w:rPr>
+              <w:t xml:space="preserve">分项数</w:t>
+            </w:r>
+          </w:p>
+        </w:tc>
+        <w:tc>
+          <w:tcPr>
+            <w:tcW w:type="dxa" w:w="3680"/>
+            <w:tcMar>
+              <w:top w:type="dxa" w:w="80"/>
+              <w:left w:type="dxa" w:w="120"/>
+              <w:bottom w:type="dxa" w:w="80"/>
+              <w:right w:type="dxa" w:w="120"/>
+            </w:tcMar>
+            <w:vAlign w:val="center"/>
+          </w:tcPr>
+          <w:p>
+            <w:pPr>
+              <w:spacing w:after="20" w:before="20" w:line="320"/>
+              <w:jc w:val="left"/>
+            </w:pPr>
+            <w:r>
+              <w:rPr>
+                <w:rFonts w:ascii="Arial" w:cs="Arial" w:eastAsia="Arial" w:hAnsi="Arial"/>
+                <w:b w:val="false"/>
+                <w:bCs w:val="false"/>
+                <w:sz w:val="20"/>
+                <w:szCs w:val="20"/>
+              </w:rPr>
+              <w:t xml:space="preserve">5（P·E·D·F·N）</w:t>
+            </w:r>
+          </w:p>
+        </w:tc>
+        <w:tc>
+          <w:tcPr>
+            <w:tcW w:type="dxa" w:w="4080"/>
+            <w:tcMar>
+              <w:top w:type="dxa" w:w="80"/>
+              <w:left w:type="dxa" w:w="120"/>
+              <w:bottom w:type="dxa" w:w="80"/>
+              <w:right w:type="dxa" w:w="120"/>
+            </w:tcMar>
+            <w:vAlign w:val="center"/>
+          </w:tcPr>
+          <w:p>
+            <w:pPr>
+              <w:spacing w:after="20" w:before="20" w:line="320"/>
+              <w:jc w:val="left"/>
+            </w:pPr>
+            <w:r>
+              <w:rPr>
+                <w:rFonts w:ascii="Arial" w:cs="Arial" w:eastAsia="Arial" w:hAnsi="Arial"/>
+                <w:b w:val="false"/>
+                <w:bCs w:val="false"/>
+                <w:sz w:val="20"/>
+                <w:szCs w:val="20"/>
+              </w:rPr>
+              <w:t xml:space="preserve">4（r_f·π_risk·cy·σ_alert）</w:t>
+            </w:r>
+          </w:p>
+        </w:tc>
+      </w:tr>
+      <w:tr>
+        <w:tc>
+          <w:tcPr>
+            <w:tcW w:type="dxa" w:w="1600"/>
+            <w:tcMar>
+              <w:top w:type="dxa" w:w="80"/>
+              <w:left w:type="dxa" w:w="120"/>
+              <w:bottom w:type="dxa" w:w="80"/>
+              <w:right w:type="dxa" w:w="120"/>
+            </w:tcMar>
+            <w:vAlign w:val="center"/>
+          </w:tcPr>
+          <w:p>
+            <w:pPr>
+              <w:spacing w:after="20" w:before="20" w:line="320"/>
+              <w:jc w:val="left"/>
+            </w:pPr>
+            <w:r>
+              <w:rPr>
+                <w:rFonts w:ascii="Arial" w:cs="Arial" w:eastAsia="Arial" w:hAnsi="Arial"/>
+                <w:b w:val="false"/>
+                <w:bCs w:val="false"/>
+                <w:sz w:val="20"/>
+                <w:szCs w:val="20"/>
+              </w:rPr>
+              <w:t xml:space="preserve">用途</w:t>
+            </w:r>
+          </w:p>
+        </w:tc>
+        <w:tc>
+          <w:tcPr>
+            <w:tcW w:type="dxa" w:w="3680"/>
+            <w:tcMar>
+              <w:top w:type="dxa" w:w="80"/>
+              <w:left w:type="dxa" w:w="120"/>
+              <w:bottom w:type="dxa" w:w="80"/>
+              <w:right w:type="dxa" w:w="120"/>
+            </w:tcMar>
+            <w:vAlign w:val="center"/>
+          </w:tcPr>
+          <w:p>
+            <w:pPr>
+              <w:spacing w:after="20" w:before="20" w:line="320"/>
+              <w:jc w:val="left"/>
+            </w:pPr>
+            <w:r>
+              <w:rPr>
+                <w:rFonts w:ascii="Arial" w:cs="Arial" w:eastAsia="Arial" w:hAnsi="Arial"/>
+                <w:b w:val="false"/>
+                <w:bCs w:val="false"/>
+                <w:sz w:val="20"/>
+                <w:szCs w:val="20"/>
+              </w:rPr>
+              <w:t xml:space="preserve">判断四资产方向</w:t>
+            </w:r>
+          </w:p>
+        </w:tc>
+        <w:tc>
+          <w:tcPr>
+            <w:tcW w:type="dxa" w:w="4080"/>
+            <w:tcMar>
+              <w:top w:type="dxa" w:w="80"/>
+              <w:left w:type="dxa" w:w="120"/>
+              <w:bottom w:type="dxa" w:w="80"/>
+              <w:right w:type="dxa" w:w="120"/>
+            </w:tcMar>
+            <w:vAlign w:val="center"/>
+          </w:tcPr>
+          <w:p>
+            <w:pPr>
+              <w:spacing w:after="20" w:before="20" w:line="320"/>
+              <w:jc w:val="left"/>
+            </w:pPr>
+            <w:r>
+              <w:rPr>
+                <w:rFonts w:ascii="Arial" w:cs="Arial" w:eastAsia="Arial" w:hAnsi="Arial"/>
+                <w:b w:val="false"/>
+                <w:bCs w:val="false"/>
+                <w:sz w:val="20"/>
+                <w:szCs w:val="20"/>
+              </w:rPr>
+              <w:t xml:space="preserve">判断美元方向</w:t>
+            </w:r>
+          </w:p>
+        </w:tc>
+      </w:tr>
+      <w:tr>
+        <w:tc>
+          <w:tcPr>
+            <w:tcW w:type="dxa" w:w="1600"/>
+            <w:tcMar>
+              <w:top w:type="dxa" w:w="80"/>
+              <w:left w:type="dxa" w:w="120"/>
+              <w:bottom w:type="dxa" w:w="80"/>
+              <w:right w:type="dxa" w:w="120"/>
+            </w:tcMar>
+            <w:vAlign w:val="center"/>
+          </w:tcPr>
+          <w:p>
+            <w:pPr>
+              <w:spacing w:after="20" w:before="20" w:line="320"/>
+              <w:jc w:val="left"/>
+            </w:pPr>
+            <w:r>
+              <w:rPr>
+                <w:rFonts w:ascii="Arial" w:cs="Arial" w:eastAsia="Arial" w:hAnsi="Arial"/>
+                <w:b w:val="false"/>
+                <w:bCs w:val="false"/>
+                <w:sz w:val="20"/>
+                <w:szCs w:val="20"/>
+              </w:rPr>
+              <w:t xml:space="preserve">数据源</w:t>
+            </w:r>
+          </w:p>
+        </w:tc>
+        <w:tc>
+          <w:tcPr>
+            <w:tcW w:type="dxa" w:w="3680"/>
+            <w:tcMar>
+              <w:top w:type="dxa" w:w="80"/>
+              <w:left w:type="dxa" w:w="120"/>
+              <w:bottom w:type="dxa" w:w="80"/>
+              <w:right w:type="dxa" w:w="120"/>
+            </w:tcMar>
+            <w:vAlign w:val="center"/>
+          </w:tcPr>
+          <w:p>
+            <w:pPr>
+              <w:spacing w:after="20" w:before="20" w:line="320"/>
+              <w:jc w:val="left"/>
+            </w:pPr>
+            <w:r>
+              <w:rPr>
+                <w:rFonts w:ascii="Arial" w:cs="Arial" w:eastAsia="Arial" w:hAnsi="Arial"/>
+                <w:b w:val="false"/>
+                <w:bCs w:val="false"/>
+                <w:sz w:val="20"/>
+                <w:szCs w:val="20"/>
+              </w:rPr>
+              <w:t xml:space="preserve">FRED + BLS + BEA + Truflation + NLP</w:t>
+            </w:r>
+          </w:p>
+        </w:tc>
+        <w:tc>
+          <w:tcPr>
+            <w:tcW w:type="dxa" w:w="4080"/>
+            <w:tcMar>
+              <w:top w:type="dxa" w:w="80"/>
+              <w:left w:type="dxa" w:w="120"/>
+              <w:bottom w:type="dxa" w:w="80"/>
+              <w:right w:type="dxa" w:w="120"/>
+            </w:tcMar>
+            <w:vAlign w:val="center"/>
+          </w:tcPr>
+          <w:p>
+            <w:pPr>
+              <w:spacing w:after="20" w:before="20" w:line="320"/>
+              <w:jc w:val="left"/>
+            </w:pPr>
+            <w:r>
+              <w:rPr>
+                <w:rFonts w:ascii="Arial" w:cs="Arial" w:eastAsia="Arial" w:hAnsi="Arial"/>
+                <w:b w:val="false"/>
+                <w:bCs w:val="false"/>
+                <w:sz w:val="20"/>
+                <w:szCs w:val="20"/>
+              </w:rPr>
+              <w:t xml:space="preserve">FRED + Yahoo + CFTC</w:t>
+            </w:r>
+          </w:p>
+        </w:tc>
+      </w:tr>
+    </w:tbl>
+    <w:p>
+      <w:pPr>
+        <w:spacing w:after="0" w:before="120"/>
+      </w:pPr>
+      <w:r>
+        <w:rPr>
+          <w:rFonts w:ascii="Arial" w:cs="Arial" w:eastAsia="Arial" w:hAnsi="Arial"/>
+        </w:rPr>
+        <w:t xml:space="preserve"/>
+      </w:r>
+    </w:p>
+    <w:p>
+      <w:pPr>
+        <w:spacing w:after="60" w:before="60" w:line="360"/>
+      </w:pPr>
+      <w:r>
+        <w:rPr>
+          <w:rFonts w:ascii="Arial" w:cs="Arial" w:eastAsia="Arial" w:hAnsi="Arial"/>
+          <w:b/>
+          <w:bCs/>
+          <w:sz w:val="22"/>
+          <w:szCs w:val="22"/>
+        </w:rPr>
+        <w:t xml:space="preserve">共享设计：</w:t>
+      </w:r>
+      <w:r>
+        <w:rPr>
+          <w:rFonts w:ascii="Arial" w:cs="Arial" w:eastAsia="Arial" w:hAnsi="Arial"/>
+          <w:sz w:val="22"/>
+          <w:szCs w:val="22"/>
+        </w:rPr>
+        <w:t xml:space="preserve">归一化（0–100）、加权求和、体制分档、β 映射、马尔可夫转移——都来自同一套方法论。</w:t>
+      </w:r>
+    </w:p>
+    <w:p>
+      <w:pPr>
+        <w:spacing w:after="60" w:before="60" w:line="360"/>
+      </w:pPr>
+      <w:r>
+        <w:rPr>
+          <w:rFonts w:ascii="Arial" w:cs="Arial" w:eastAsia="Arial" w:hAnsi="Arial"/>
+          <w:b/>
+          <w:bCs/>
+          <w:sz w:val="22"/>
+          <w:szCs w:val="22"/>
+        </w:rPr>
+        <w:t xml:space="preserve">交叉引用：</w:t>
+      </w:r>
+      <w:r>
+        <w:rPr>
+          <w:rFonts w:ascii="Arial" w:cs="Arial" w:eastAsia="Arial" w:hAnsi="Arial"/>
+          <w:sz w:val="22"/>
+          <w:szCs w:val="22"/>
+        </w:rPr>
+        <w:t xml:space="preserve">两者在实际使用中互为输入。</w:t>
+      </w:r>
+    </w:p>
+    <w:p>
+      <w:pPr>
+        <w:pStyle w:val="ListParagraph"/>
+        <w:numPr>
+          <w:ilvl w:val="0"/>
+          <w:numId w:val="3"/>
+        </w:numPr>
+        <w:spacing w:after="40" w:before="40" w:line="340"/>
+      </w:pPr>
+      <w:r>
+        <w:rPr>
+          <w:rFonts w:ascii="Arial" w:cs="Arial" w:eastAsia="Arial" w:hAnsi="Arial"/>
+          <w:sz w:val="22"/>
+          <w:szCs w:val="22"/>
+        </w:rPr>
+        <w:t xml:space="preserve">IPS 的 N 分项可以直接使用 γ 的 FOMC 鹰鸽指数；</w:t>
+      </w:r>
+    </w:p>
+    <w:p>
+      <w:pPr>
+        <w:pStyle w:val="ListParagraph"/>
+        <w:numPr>
+          <w:ilvl w:val="0"/>
+          <w:numId w:val="3"/>
+        </w:numPr>
+        <w:spacing w:after="40" w:before="40" w:line="340"/>
+      </w:pPr>
+      <w:r>
+        <w:rPr>
+          <w:rFonts w:ascii="Arial" w:cs="Arial" w:eastAsia="Arial" w:hAnsi="Arial"/>
+          <w:sz w:val="22"/>
+          <w:szCs w:val="22"/>
+        </w:rPr>
+        <w:t xml:space="preserve">γ 的 π_risk 分项可以借助 IPS 的 E 分项捕捉通胀预期溢价。</w:t>
+      </w:r>
+    </w:p>
+    <w:p>
+      <w:pPr>
+        <w:spacing w:after="60" w:before="60" w:line="360"/>
+      </w:pPr>
+      <w:r>
+        <w:rPr>
+          <w:rFonts w:ascii="Arial" w:cs="Arial" w:eastAsia="Arial" w:hAnsi="Arial"/>
+          <w:sz w:val="22"/>
+          <w:szCs w:val="22"/>
+        </w:rPr>
+        <w:t xml:space="preserve">这种方法论复用降低了开发成本，也保证了不同看板之间结果的一致性——一个是「通胀棱镜」，一个是「美元棱镜」，两棱镜观察同一个宏观现实。</w:t>
+      </w:r>
+    </w:p>
+    <w:p>
+      <w:pPr>
+        <w:pStyle w:val="Heading2"/>
+      </w:pPr>
+      <w:r>
+        <w:rPr>
+          <w:rFonts w:ascii="Arial" w:cs="Arial" w:eastAsia="Arial" w:hAnsi="Arial"/>
+          <w:b/>
+          <w:bCs/>
+          <w:sz w:val="26"/>
+          <w:szCs w:val="26"/>
+        </w:rPr>
+        <w:t xml:space="preserve">4.11 框架的哲学基调：透明度作为价值</w:t>
+      </w:r>
+    </w:p>
+    <w:p>
+      <w:pPr>
+        <w:spacing w:after="60" w:before="60" w:line="360"/>
+      </w:pPr>
+      <w:r>
+        <w:rPr>
+          <w:rFonts w:ascii="Arial" w:cs="Arial" w:eastAsia="Arial" w:hAnsi="Arial"/>
+          <w:sz w:val="22"/>
+          <w:szCs w:val="22"/>
+        </w:rPr>
+        <w:t xml:space="preserve">IPS 的最终价值不在于「每次预测都对」，而在于每次错都能被清晰归因。当 IPS 告诉我们当前是「粘性通胀」体制（57.2 分），而黄金配置建议 +8pp 时，用户可以：</w:t>
+      </w:r>
+    </w:p>
+    <w:p>
+      <w:pPr>
+        <w:pStyle w:val="ListParagraph"/>
+        <w:numPr>
+          <w:ilvl w:val="0"/>
+          <w:numId w:val="3"/>
+        </w:numPr>
+        <w:spacing w:after="40" w:before="40" w:line="340"/>
+      </w:pPr>
+      <w:r>
+        <w:rPr>
+          <w:rFonts w:ascii="Arial" w:cs="Arial" w:eastAsia="Arial" w:hAnsi="Arial"/>
+          <w:sz w:val="22"/>
+          <w:szCs w:val="22"/>
+        </w:rPr>
+        <w:t xml:space="preserve">点开 P 分项 → 看到 Core CPI 3.8% 贡献 68 分；</w:t>
+      </w:r>
+    </w:p>
+    <w:p>
+      <w:pPr>
+        <w:pStyle w:val="ListParagraph"/>
+        <w:numPr>
+          <w:ilvl w:val="0"/>
+          <w:numId w:val="3"/>
+        </w:numPr>
+        <w:spacing w:after="40" w:before="40" w:line="340"/>
+      </w:pPr>
+      <w:r>
+        <w:rPr>
+          <w:rFonts w:ascii="Arial" w:cs="Arial" w:eastAsia="Arial" w:hAnsi="Arial"/>
+          <w:sz w:val="22"/>
+          <w:szCs w:val="22"/>
+        </w:rPr>
+        <w:t xml:space="preserve">点开 N 分项 → 看到 FOMC 鹰鸽 +0.6σ、媒体「滞胀」搜索 +32%；</w:t>
+      </w:r>
+    </w:p>
+    <w:p>
+      <w:pPr>
+        <w:pStyle w:val="ListParagraph"/>
+        <w:numPr>
+          <w:ilvl w:val="0"/>
+          <w:numId w:val="3"/>
+        </w:numPr>
+        <w:spacing w:after="40" w:before="40" w:line="340"/>
+      </w:pPr>
+      <w:r>
+        <w:rPr>
+          <w:rFonts w:ascii="Arial" w:cs="Arial" w:eastAsia="Arial" w:hAnsi="Arial"/>
+          <w:sz w:val="22"/>
+          <w:szCs w:val="22"/>
+        </w:rPr>
+        <w:t xml:space="preserve">点开黄金卡 → 看到 β_CPI = +0.55、置信度 72 分、1970s 相似度 0.62。</w:t>
+      </w:r>
+    </w:p>
+    <w:p>
+      <w:pPr>
+        <w:spacing w:after="60" w:before="60" w:line="360"/>
+      </w:pPr>
+      <w:r>
+        <w:rPr>
+          <w:rFonts w:ascii="Arial" w:cs="Arial" w:eastAsia="Arial" w:hAnsi="Arial"/>
+          <w:sz w:val="22"/>
+          <w:szCs w:val="22"/>
+        </w:rPr>
+        <w:t xml:space="preserve">每一层的数字都可以独立挑战。这种可审计性，是 IPS 与多数黑箱宏观模型的本质分野——也正是本文后续章节能在沃什框架下推导四资产判断的方法论基础。</w:t>
+      </w:r>
+    </w:p>
+    <w:p>
+      <w:pPr>
+        <w:pStyle w:val="Heading1"/>
+        <w:pageBreakBefore/>
+      </w:pPr>
+      <w:r>
+        <w:rPr>
+          <w:rFonts w:ascii="Arial" w:cs="Arial" w:eastAsia="Arial" w:hAnsi="Arial"/>
+          <w:b/>
+          <w:bCs/>
+          <w:sz w:val="32"/>
+          <w:szCs w:val="32"/>
+        </w:rPr>
+        <w:t xml:space="preserve">5. 沃什框架对 IPS 因子模型的重塑</w:t>
+      </w:r>
+    </w:p>
+    <w:p>
+      <w:pPr>
+        <w:spacing w:after="60" w:before="60" w:line="360"/>
+      </w:pPr>
+      <w:r>
+        <w:rPr>
+          <w:rFonts w:ascii="Arial" w:cs="Arial" w:eastAsia="Arial" w:hAnsi="Arial"/>
+          <w:sz w:val="22"/>
+          <w:szCs w:val="22"/>
+        </w:rPr>
+        <w:t xml:space="preserve">InflationMonitor IPS 框架：</w:t>
+      </w:r>
+      <w:r>
+        <w:rPr>
+          <w:rFonts w:ascii="Arial" w:cs="Arial" w:eastAsia="Arial" w:hAnsi="Arial"/>
+          <w:i/>
+          <w:iCs/>
+          <w:sz w:val="22"/>
+          <w:szCs w:val="22"/>
+        </w:rPr>
+        <w:t xml:space="preserve">IPS = 0.25·P + 0.20·E + 0.20·D + 0.15·F + 0.20·N</w:t>
+      </w:r>
+      <w:r>
+        <w:rPr>
+          <w:rFonts w:ascii="Arial" w:cs="Arial" w:eastAsia="Arial" w:hAnsi="Arial"/>
+          <w:sz w:val="22"/>
+          <w:szCs w:val="22"/>
+        </w:rPr>
+        <w:t xml:space="preserve">。沃什改革会对每个分项产生差异化影响。</w:t>
+      </w:r>
+    </w:p>
+    <w:p>
+      <w:pPr>
+        <w:pStyle w:val="Heading2"/>
+      </w:pPr>
+      <w:r>
+        <w:rPr>
+          <w:rFonts w:ascii="Arial" w:cs="Arial" w:eastAsia="Arial" w:hAnsi="Arial"/>
+          <w:b/>
+          <w:bCs/>
+          <w:sz w:val="26"/>
+          <w:szCs w:val="26"/>
+        </w:rPr>
+        <w:t xml:space="preserve">5.1 P（价格水平）：指标多元化 + 趋势化</w:t>
       </w:r>
     </w:p>
     <w:tbl>
@@ -2714,7 +8143,7 @@
           <w:sz w:val="26"/>
           <w:szCs w:val="26"/>
         </w:rPr>
-        <w:t xml:space="preserve">4.2 E（通胀预期）：锚定再加固</w:t>
+        <w:t xml:space="preserve">5.2 E（通胀预期）：锚定再加固</w:t>
       </w:r>
     </w:p>
     <w:p>
@@ -2796,7 +8225,7 @@
           <w:sz w:val="26"/>
           <w:szCs w:val="26"/>
         </w:rPr>
-        <w:t xml:space="preserve">4.3 D（驱动因子）：AI 供给侧效应显性化</w:t>
+        <w:t xml:space="preserve">5.3 D（驱动因子）：AI 供给侧效应显性化</w:t>
       </w:r>
     </w:p>
     <w:p>
@@ -3401,7 +8830,7 @@
           <w:sz w:val="26"/>
           <w:szCs w:val="26"/>
         </w:rPr>
-        <w:t xml:space="preserve">4.4 F（财政脉冲）：最大的政策张力</w:t>
+        <w:t xml:space="preserve">5.4 F（财政脉冲）：最大的政策张力</w:t>
       </w:r>
     </w:p>
     <w:p>
@@ -3573,7 +9002,7 @@
           <w:sz w:val="26"/>
           <w:szCs w:val="26"/>
         </w:rPr>
-        <w:t xml:space="preserve">4.5 N（叙事+政策反射）：鹰派转向 + 独立性重建</w:t>
+        <w:t xml:space="preserve">5.5 N（叙事+政策反射）：鹰派转向 + 独立性重建</w:t>
       </w:r>
     </w:p>
     <w:p>
@@ -3666,7 +9095,7 @@
           <w:sz w:val="32"/>
           <w:szCs w:val="32"/>
         </w:rPr>
-        <w:t xml:space="preserve">5. 中长期（1–3 年）四类资产再定价：三情景分析</w:t>
+        <w:t xml:space="preserve">6. 中长期（1–3 年）四类资产再定价：三情景分析</w:t>
       </w:r>
     </w:p>
     <w:p>
@@ -3681,7 +9110,7 @@
           <w:sz w:val="26"/>
           <w:szCs w:val="26"/>
         </w:rPr>
-        <w:t xml:space="preserve">5.1 情景概率分布</w:t>
+        <w:t xml:space="preserve">6.1 情景概率分布</w:t>
       </w:r>
     </w:p>
     <w:p>
@@ -4091,7 +9520,7 @@
           <w:sz w:val="26"/>
           <w:szCs w:val="26"/>
         </w:rPr>
-        <w:t xml:space="preserve">5.2 黄金 XAU：三情景下均为多头，差异仅在节奏</w:t>
+        <w:t xml:space="preserve">6.2 黄金 XAU：三情景下均为多头，差异仅在节奏</w:t>
       </w:r>
     </w:p>
     <w:p>
@@ -4359,7 +9788,7 @@
           <w:sz w:val="26"/>
           <w:szCs w:val="26"/>
         </w:rPr>
-        <w:t xml:space="preserve">5.3 美元 DXY：双向波动，中枢结构性下移</w:t>
+        <w:t xml:space="preserve">6.3 美元 DXY：双向波动，中枢结构性下移</w:t>
       </w:r>
     </w:p>
     <w:p>
@@ -4604,7 +10033,7 @@
           <w:sz w:val="26"/>
           <w:szCs w:val="26"/>
         </w:rPr>
-        <w:t xml:space="preserve">5.4 美债 UST：曲线陡峭化，长端系统性偏空</w:t>
+        <w:t xml:space="preserve">6.4 美债 UST：曲线陡峭化，长端系统性偏空</w:t>
       </w:r>
     </w:p>
     <w:p>
@@ -5524,7 +10953,7 @@
           <w:sz w:val="26"/>
           <w:szCs w:val="26"/>
         </w:rPr>
-        <w:t xml:space="preserve">5.5 美股 SPX：牛短熊长，分化加剧</w:t>
+        <w:t xml:space="preserve">6.5 美股 SPX：牛短熊长，分化加剧</w:t>
       </w:r>
     </w:p>
     <w:p>
@@ -6704,7 +12133,7 @@
           <w:sz w:val="26"/>
           <w:szCs w:val="26"/>
         </w:rPr>
-        <w:t xml:space="preserve">5.6 综合配置矩阵</w:t>
+        <w:t xml:space="preserve">6.6 综合配置矩阵</w:t>
       </w:r>
     </w:p>
     <w:p>
@@ -7913,7 +13342,7 @@
           <w:sz w:val="32"/>
           <w:szCs w:val="32"/>
         </w:rPr>
-        <w:t xml:space="preserve">6. 关键观察指标与触发条件</w:t>
+        <w:t xml:space="preserve">7. 关键观察指标与触发条件</w:t>
       </w:r>
     </w:p>
     <w:p>
@@ -7941,7 +13370,7 @@
           <w:sz w:val="26"/>
           <w:szCs w:val="26"/>
         </w:rPr>
-        <w:t xml:space="preserve">6.1 P（价格）</w:t>
+        <w:t xml:space="preserve">7.1 P（价格）</w:t>
       </w:r>
     </w:p>
     <w:p>
@@ -8010,7 +13439,7 @@
           <w:sz w:val="26"/>
           <w:szCs w:val="26"/>
         </w:rPr>
-        <w:t xml:space="preserve">6.2 E（预期）</w:t>
+        <w:t xml:space="preserve">7.2 E（预期）</w:t>
       </w:r>
     </w:p>
     <w:p>
@@ -8061,7 +13490,7 @@
           <w:sz w:val="26"/>
           <w:szCs w:val="26"/>
         </w:rPr>
-        <w:t xml:space="preserve">6.3 D（驱动）</w:t>
+        <w:t xml:space="preserve">7.3 D（驱动）</w:t>
       </w:r>
     </w:p>
     <w:p>
@@ -8112,7 +13541,7 @@
           <w:sz w:val="26"/>
           <w:szCs w:val="26"/>
         </w:rPr>
-        <w:t xml:space="preserve">6.4 F（财政）</w:t>
+        <w:t xml:space="preserve">7.4 F（财政）</w:t>
       </w:r>
     </w:p>
     <w:p>
@@ -8181,7 +13610,7 @@
           <w:sz w:val="26"/>
           <w:szCs w:val="26"/>
         </w:rPr>
-        <w:t xml:space="preserve">6.5 N（叙事 / 政策反射）</w:t>
+        <w:t xml:space="preserve">7.5 N（叙事 / 政策反射）</w:t>
       </w:r>
     </w:p>
     <w:p>
@@ -8268,7 +13697,7 @@
           <w:sz w:val="26"/>
           <w:szCs w:val="26"/>
         </w:rPr>
-        <w:t xml:space="preserve">6.6 沃什专属观察点</w:t>
+        <w:t xml:space="preserve">7.6 沃什专属观察点</w:t>
       </w:r>
     </w:p>
     <w:p>
@@ -8338,7 +13767,7 @@
           <w:sz w:val="32"/>
           <w:szCs w:val="32"/>
         </w:rPr>
-        <w:t xml:space="preserve">7. 风险、边界与假设失败路径</w:t>
+        <w:t xml:space="preserve">8. 风险、边界与假设失败路径</w:t>
       </w:r>
     </w:p>
     <w:p>
@@ -8353,7 +13782,7 @@
           <w:sz w:val="26"/>
           <w:szCs w:val="26"/>
         </w:rPr>
-        <w:t xml:space="preserve">7.1 沃什未能上任</w:t>
+        <w:t xml:space="preserve">8.1 沃什未能上任</w:t>
       </w:r>
     </w:p>
     <w:p>
@@ -8381,7 +13810,7 @@
           <w:sz w:val="26"/>
           <w:szCs w:val="26"/>
         </w:rPr>
-        <w:t xml:space="preserve">7.2 财政主导（Fiscal Dominance）硬约束</w:t>
+        <w:t xml:space="preserve">8.2 财政主导（Fiscal Dominance）硬约束</w:t>
       </w:r>
     </w:p>
     <w:p>
@@ -8463,7 +13892,7 @@
           <w:sz w:val="26"/>
           <w:szCs w:val="26"/>
         </w:rPr>
-        <w:t xml:space="preserve">7.3 地缘冲击</w:t>
+        <w:t xml:space="preserve">8.3 地缘冲击</w:t>
       </w:r>
     </w:p>
     <w:p>
@@ -8545,7 +13974,7 @@
           <w:sz w:val="26"/>
           <w:szCs w:val="26"/>
         </w:rPr>
-        <w:t xml:space="preserve">7.4 AI 宏观幅度落空</w:t>
+        <w:t xml:space="preserve">8.4 AI 宏观幅度落空</w:t>
       </w:r>
     </w:p>
     <w:p>
@@ -8627,7 +14056,7 @@
           <w:sz w:val="26"/>
           <w:szCs w:val="26"/>
         </w:rPr>
-        <w:t xml:space="preserve">7.5 美元信誉拐点</w:t>
+        <w:t xml:space="preserve">8.5 美元信誉拐点</w:t>
       </w:r>
     </w:p>
     <w:p>
@@ -8741,7 +14170,7 @@
           <w:sz w:val="32"/>
           <w:szCs w:val="32"/>
         </w:rPr>
-        <w:t xml:space="preserve">8. 结论与投资组合建议</w:t>
+        <w:t xml:space="preserve">9. 结论与投资组合建议</w:t>
       </w:r>
     </w:p>
     <w:p>
@@ -8756,7 +14185,7 @@
           <w:sz w:val="26"/>
           <w:szCs w:val="26"/>
         </w:rPr>
-        <w:t xml:space="preserve">8.1 三个核心结论</w:t>
+        <w:t xml:space="preserve">9.1 三个核心结论</w:t>
       </w:r>
     </w:p>
     <w:p>
@@ -8855,7 +14284,7 @@
           <w:sz w:val="26"/>
           <w:szCs w:val="26"/>
         </w:rPr>
-        <w:t xml:space="preserve">8.2 投资组合建议（中长期 / 1–3 年）</w:t>
+        <w:t xml:space="preserve">9.2 投资组合建议（中长期 / 1–3 年）</w:t>
       </w:r>
     </w:p>
     <w:p>
@@ -9077,7 +14506,7 @@
           <w:sz w:val="26"/>
           <w:szCs w:val="26"/>
         </w:rPr>
-        <w:t xml:space="preserve">8.3 InflationMonitor IPS 框架的持续价值</w:t>
+        <w:t xml:space="preserve">9.3 InflationMonitor IPS 框架的持续价值</w:t>
       </w:r>
     </w:p>
     <w:p>

--- a/research/沃什框架与全球大类资产再定价.docx
+++ b/research/沃什框架与全球大类资产再定价.docx
@@ -9525,6 +9525,23 @@
     </w:p>
     <w:p>
       <w:pPr>
+        <w:spacing w:after="120" w:before="120" w:line="360"/>
+        <w:ind w:left="720" w:right="720"/>
+      </w:pPr>
+      <w:r>
+        <w:rPr>
+          <w:rFonts w:ascii="Arial" w:cs="Arial" w:eastAsia="Arial" w:hAnsi="Arial"/>
+          <w:i/>
+          <w:iCs/>
+          <w:color w:val="444444"/>
+          <w:sz w:val="22"/>
+          <w:szCs w:val="22"/>
+        </w:rPr>
+        <w:t xml:space="preserve">数据基准：本节以 2026-04-22 现货金 $4760/oz 为锚。黄金自 2024 年初约 $2000 至今累计上行约 +138%，已处于历史新高区间，以下所有目标价均基于此起点的相对位移。</w:t>
+      </w:r>
+    </w:p>
+    <w:p>
+      <w:pPr>
         <w:spacing w:after="60" w:before="60" w:line="360"/>
       </w:pPr>
       <w:r>
@@ -9571,7 +9588,7 @@
           <w:sz w:val="22"/>
           <w:szCs w:val="22"/>
         </w:rPr>
-        <w:t xml:space="preserve">节奏：2026 年下半年突破历史新高，2027 年目标 $3500–4000。</w:t>
+        <w:t xml:space="preserve">节奏：2027–2028 年目标 $5800–6500（较当前约 +22% ~ +37% 空间）。</w:t>
       </w:r>
     </w:p>
     <w:p>
@@ -9622,7 +9639,7 @@
           <w:sz w:val="22"/>
           <w:szCs w:val="22"/>
         </w:rPr>
-        <w:t xml:space="preserve">短期（前 3–6 个月）：与所有风险资产一起下跌，$2400–2600 支撑。</w:t>
+        <w:t xml:space="preserve">短期（前 3–6 个月）：流动性冲击下与风险资产同步下跌，$4100–4400 支撑（最大回撤约 -8% ~ -14%）。</w:t>
       </w:r>
     </w:p>
     <w:p>
@@ -9640,7 +9657,7 @@
           <w:sz w:val="22"/>
           <w:szCs w:val="22"/>
         </w:rPr>
-        <w:t xml:space="preserve">中期（6–18 个月）：QT 被迫暂停 + 降息加速 → 黄金强势反弹至 $3800–4500。</w:t>
+        <w:t xml:space="preserve">中期（6–18 个月）：QT 被迫暂停 + 降息加速 → 黄金强势反弹至 $6500–7500。</w:t>
       </w:r>
     </w:p>
     <w:p>
@@ -9658,7 +9675,7 @@
           <w:sz w:val="22"/>
           <w:szCs w:val="22"/>
         </w:rPr>
-        <w:t xml:space="preserve">机制：流动性危机迫使政策反转，黄金受益于「Fed Put 重建」预期。</w:t>
+        <w:t xml:space="preserve">机制：流动性危机迫使政策反转，黄金受益于「Fed Put 重建」预期 + 央行购金加速。</w:t>
       </w:r>
     </w:p>
     <w:p>
@@ -9709,7 +9726,7 @@
           <w:sz w:val="22"/>
           <w:szCs w:val="22"/>
         </w:rPr>
-        <w:t xml:space="preserve">目标：$4500+，可能创通胀调整后的历史新高。</w:t>
+        <w:t xml:space="preserve">目标：$7500+，对标 1980 年通胀调整后的历史峰值重估。</w:t>
       </w:r>
     </w:p>
     <w:p>
@@ -9750,7 +9767,7 @@
           <w:sz w:val="22"/>
           <w:szCs w:val="22"/>
         </w:rPr>
-        <w:t xml:space="preserve">黄金是沃什框架下风险回报最佳的资产。三情景概率加权目标价 $3700–4200（较 2026 年 4 月基准价约 40% 上行空间），且下行保护机制完整。</w:t>
+        <w:t xml:space="preserve">黄金是沃什框架下风险回报最佳的资产。三情景概率加权目标价 $5900–6900（较 $4760 基准约 +24% ~ +45% 空间），下行保护机制完整（激进情景最大回撤约 -14%，远小于上行幅度）。</w:t>
       </w:r>
     </w:p>
     <w:p>

--- a/research/沃什框架与全球大类资产再定价.docx
+++ b/research/沃什框架与全球大类资产再定价.docx
@@ -9100,6 +9100,108 @@
     </w:p>
     <w:p>
       <w:pPr>
+        <w:spacing w:after="60" w:before="60" w:line="360"/>
+      </w:pPr>
+      <w:r>
+        <w:rPr>
+          <w:rFonts w:ascii="Arial" w:cs="Arial" w:eastAsia="Arial" w:hAnsi="Arial"/>
+          <w:b/>
+          <w:bCs/>
+          <w:sz w:val="22"/>
+          <w:szCs w:val="22"/>
+        </w:rPr>
+        <w:t xml:space="preserve">数据基准 (2026-04-22 收盘):</w:t>
+      </w:r>
+    </w:p>
+    <w:p>
+      <w:pPr>
+        <w:pStyle w:val="ListParagraph"/>
+        <w:numPr>
+          <w:ilvl w:val="0"/>
+          <w:numId w:val="3"/>
+        </w:numPr>
+        <w:spacing w:after="40" w:before="40" w:line="340"/>
+      </w:pPr>
+      <w:r>
+        <w:rPr>
+          <w:rFonts w:ascii="Arial" w:cs="Arial" w:eastAsia="Arial" w:hAnsi="Arial"/>
+          <w:sz w:val="22"/>
+          <w:szCs w:val="22"/>
+        </w:rPr>
+        <w:t xml:space="preserve">黄金 (XAU)：$4767/oz（自 2024 年初 ~$2000 累计 +138%）</w:t>
+      </w:r>
+    </w:p>
+    <w:p>
+      <w:pPr>
+        <w:pStyle w:val="ListParagraph"/>
+        <w:numPr>
+          <w:ilvl w:val="0"/>
+          <w:numId w:val="3"/>
+        </w:numPr>
+        <w:spacing w:after="40" w:before="40" w:line="340"/>
+      </w:pPr>
+      <w:r>
+        <w:rPr>
+          <w:rFonts w:ascii="Arial" w:cs="Arial" w:eastAsia="Arial" w:hAnsi="Arial"/>
+          <w:sz w:val="22"/>
+          <w:szCs w:val="22"/>
+        </w:rPr>
+        <w:t xml:space="preserve">美元指数 (DXY)：98.03（较 2024 年初 ~104 已下行约 -5.7%）</w:t>
+      </w:r>
+    </w:p>
+    <w:p>
+      <w:pPr>
+        <w:pStyle w:val="ListParagraph"/>
+        <w:numPr>
+          <w:ilvl w:val="0"/>
+          <w:numId w:val="3"/>
+        </w:numPr>
+        <w:spacing w:after="40" w:before="40" w:line="340"/>
+      </w:pPr>
+      <w:r>
+        <w:rPr>
+          <w:rFonts w:ascii="Arial" w:cs="Arial" w:eastAsia="Arial" w:hAnsi="Arial"/>
+          <w:sz w:val="22"/>
+          <w:szCs w:val="22"/>
+        </w:rPr>
+        <w:t xml:space="preserve">标普 500 (SPX)：7115（较 2024 年初 ~4770 累计 +49%）</w:t>
+      </w:r>
+    </w:p>
+    <w:p>
+      <w:pPr>
+        <w:pStyle w:val="ListParagraph"/>
+        <w:numPr>
+          <w:ilvl w:val="0"/>
+          <w:numId w:val="3"/>
+        </w:numPr>
+        <w:spacing w:after="40" w:before="40" w:line="340"/>
+      </w:pPr>
+      <w:r>
+        <w:rPr>
+          <w:rFonts w:ascii="Arial" w:cs="Arial" w:eastAsia="Arial" w:hAnsi="Arial"/>
+          <w:sz w:val="22"/>
+          <w:szCs w:val="22"/>
+        </w:rPr>
+        <w:t xml:space="preserve">10 年期美债收益率 (10Y)：4.28%（Fed Funds 4.375%，曲线仍轻微倒挂）</w:t>
+      </w:r>
+    </w:p>
+    <w:p>
+      <w:pPr>
+        <w:spacing w:after="60" w:before="60" w:line="360"/>
+      </w:pPr>
+      <w:r>
+        <w:rPr>
+          <w:rFonts w:ascii="Arial" w:cs="Arial" w:eastAsia="Arial" w:hAnsi="Arial"/>
+          <w:i/>
+          <w:iCs/>
+          <w:sz w:val="22"/>
+          <w:szCs w:val="22"/>
+        </w:rPr>
+        <w:t xml:space="preserve">以下所有情景目标均基于这四个锚点推演。若市场已跨越某一个目标区间（如 DXY 的「中枢下移至 100」部分已经实现），文中会显式标注。</w:t>
+      </w:r>
+    </w:p>
+    <w:p>
+      <w:pPr>
         <w:pStyle w:val="Heading2"/>
       </w:pPr>
       <w:r>
@@ -9525,19 +9627,18 @@
     </w:p>
     <w:p>
       <w:pPr>
-        <w:spacing w:after="120" w:before="120" w:line="360"/>
-        <w:ind w:left="720" w:right="720"/>
+        <w:spacing w:after="60" w:before="60" w:line="360"/>
       </w:pPr>
       <w:r>
         <w:rPr>
           <w:rFonts w:ascii="Arial" w:cs="Arial" w:eastAsia="Arial" w:hAnsi="Arial"/>
           <w:i/>
           <w:iCs/>
-          <w:color w:val="444444"/>
-          <w:sz w:val="22"/>
-          <w:szCs w:val="22"/>
-        </w:rPr>
-        <w:t xml:space="preserve">数据基准：本节以 2026-04-22 现货金 $4760/oz 为锚。黄金自 2024 年初约 $2000 至今累计上行约 +138%，已处于历史新高区间，以下所有目标价均基于此起点的相对位移。</w:t>
+          <w:color w:val="666666"/>
+          <w:sz w:val="22"/>
+          <w:szCs w:val="22"/>
+        </w:rPr>
+        <w:t xml:space="preserve">（基准：$4767/oz）</w:t>
       </w:r>
     </w:p>
     <w:p>
@@ -9815,6 +9916,39 @@
       <w:r>
         <w:rPr>
           <w:rFonts w:ascii="Arial" w:cs="Arial" w:eastAsia="Arial" w:hAnsi="Arial"/>
+          <w:i/>
+          <w:iCs/>
+          <w:color w:val="666666"/>
+          <w:sz w:val="22"/>
+          <w:szCs w:val="22"/>
+        </w:rPr>
+        <w:t xml:space="preserve">（基准：98.03）</w:t>
+      </w:r>
+    </w:p>
+    <w:p>
+      <w:pPr>
+        <w:spacing w:after="120" w:before="120" w:line="360"/>
+        <w:ind w:left="720" w:right="720"/>
+      </w:pPr>
+      <w:r>
+        <w:rPr>
+          <w:rFonts w:ascii="Arial" w:cs="Arial" w:eastAsia="Arial" w:hAnsi="Arial"/>
+          <w:i/>
+          <w:iCs/>
+          <w:color w:val="444444"/>
+          <w:sz w:val="22"/>
+          <w:szCs w:val="22"/>
+        </w:rPr>
+        <w:t xml:space="preserve">重要修正：本文早期初稿锚定「当前 DXY ~103」，但实际 2026-04-22 已跌至 98，中枢下移约 5 pp 已部分实现——这意味着沃什框架「货币主权回归 → 美元结构性走弱」的叙事在 2026 年上半年已提前被市场部分定价。以下预测以 98.03 为新起点。</w:t>
+      </w:r>
+    </w:p>
+    <w:p>
+      <w:pPr>
+        <w:spacing w:after="60" w:before="60" w:line="360"/>
+      </w:pPr>
+      <w:r>
+        <w:rPr>
+          <w:rFonts w:ascii="Arial" w:cs="Arial" w:eastAsia="Arial" w:hAnsi="Arial"/>
           <w:b/>
           <w:bCs/>
           <w:sz w:val="22"/>
@@ -9838,7 +9972,7 @@
           <w:sz w:val="22"/>
           <w:szCs w:val="22"/>
         </w:rPr>
-        <w:t xml:space="preserve">DXY 区间：95–105 震荡，中枢从当前约 103 下移至 100。</w:t>
+        <w:t xml:space="preserve">DXY 区间：94–102 震荡，中枢从当前 98 进一步下移至 95–96。</w:t>
       </w:r>
     </w:p>
     <w:p>
@@ -9874,7 +10008,7 @@
           <w:sz w:val="22"/>
           <w:szCs w:val="22"/>
         </w:rPr>
-        <w:t xml:space="preserve">净效应：结构性走弱压倒周期性支撑。</w:t>
+        <w:t xml:space="preserve">净效应：结构性走弱压倒周期性支撑，但下行幅度已收窄（早期涨幅已被消化）。</w:t>
       </w:r>
     </w:p>
     <w:p>
@@ -9925,7 +10059,7 @@
           <w:sz w:val="22"/>
           <w:szCs w:val="22"/>
         </w:rPr>
-        <w:t xml:space="preserve">短期（0–6 个月）：DXY 冲高至 108–112，反映流动性紧缩 + 避险。</w:t>
+        <w:t xml:space="preserve">短期（0–6 个月）：DXY 冲高至 104–108，反映流动性紧缩 + 避险（较当前 98 约 +6% ~ +10%）。</w:t>
       </w:r>
     </w:p>
     <w:p>
@@ -9943,7 +10077,7 @@
           <w:sz w:val="22"/>
           <w:szCs w:val="22"/>
         </w:rPr>
-        <w:t xml:space="preserve">中期（6–18 个月）：若触发危机 → 政策反转 → DXY 回落至 92–98。</w:t>
+        <w:t xml:space="preserve">中期（6–18 个月）：若触发危机 → 政策反转 → DXY 回落至 90–95。</w:t>
       </w:r>
     </w:p>
     <w:p>
@@ -9994,7 +10128,7 @@
           <w:sz w:val="22"/>
           <w:szCs w:val="22"/>
         </w:rPr>
-        <w:t xml:space="preserve">DXY 区间：90–98，持续偏弱。</w:t>
+        <w:t xml:space="preserve">DXY 区间：88–95，持续偏弱。</w:t>
       </w:r>
     </w:p>
     <w:p>
@@ -10035,7 +10169,7 @@
           <w:sz w:val="22"/>
           <w:szCs w:val="22"/>
         </w:rPr>
-        <w:t xml:space="preserve">美元「高而脆」。中长期结构性走弱趋势不改，但路径可能先上后下（激进情景）或直接下行（基础/受阻情景）。配置建议：美元敞口降至中性基准的 60–80%；多元化持有其他储备货币 + 黄金。</w:t>
+        <w:t xml:space="preserve">美元「高而脆」的部分已经演出完毕。从 103 → 98 的早期下行已经兑现结构性叙事的第一段；中长期还有 3–8% 下行空间，但路径波动性（激进情景反弹空间）相对于剩余下行空间更大，不对称性利空持币者。配置建议：美元敞口降至中性基准的 60–80%；多元化持有其他储备货币 + 黄金。</w:t>
       </w:r>
     </w:p>
     <w:p>
@@ -10051,6 +10185,22 @@
           <w:szCs w:val="26"/>
         </w:rPr>
         <w:t xml:space="preserve">6.4 美债 UST：曲线陡峭化，长端系统性偏空</w:t>
+      </w:r>
+    </w:p>
+    <w:p>
+      <w:pPr>
+        <w:spacing w:after="60" w:before="60" w:line="360"/>
+      </w:pPr>
+      <w:r>
+        <w:rPr>
+          <w:rFonts w:ascii="Arial" w:cs="Arial" w:eastAsia="Arial" w:hAnsi="Arial"/>
+          <w:i/>
+          <w:iCs/>
+          <w:color w:val="666666"/>
+          <w:sz w:val="22"/>
+          <w:szCs w:val="22"/>
+        </w:rPr>
+        <w:t xml:space="preserve">（基准：10Y 4.28%，Fed Funds 4.375%，10Y-2Y 轻微倒挂 ≈ -10bp）</w:t>
       </w:r>
     </w:p>
     <w:p>
@@ -10081,10 +10231,11 @@
         </w:tblBorders>
       </w:tblPr>
       <w:tblGrid>
-        <w:gridCol w:w="1400"/>
-        <w:gridCol w:w="1800"/>
-        <w:gridCol w:w="2400"/>
-        <w:gridCol w:w="3760"/>
+        <w:gridCol w:w="1100"/>
+        <w:gridCol w:w="1100"/>
+        <w:gridCol w:w="1600"/>
+        <w:gridCol w:w="2000"/>
+        <w:gridCol w:w="3560"/>
       </w:tblGrid>
       <w:tr>
         <w:trPr>
@@ -10092,7 +10243,7 @@
         </w:trPr>
         <w:tc>
           <w:tcPr>
-            <w:tcW w:type="dxa" w:w="1400"/>
+            <w:tcW w:type="dxa" w:w="1100"/>
             <w:shd w:fill="1F3864" w:val="clear"/>
             <w:tcMar>
               <w:top w:type="dxa" w:w="80"/>
@@ -10122,7 +10273,7 @@
         </w:tc>
         <w:tc>
           <w:tcPr>
-            <w:tcW w:type="dxa" w:w="1800"/>
+            <w:tcW w:type="dxa" w:w="1100"/>
             <w:shd w:fill="1F3864" w:val="clear"/>
             <w:tcMar>
               <w:top w:type="dxa" w:w="80"/>
@@ -10146,13 +10297,13 @@
                 <w:sz w:val="20"/>
                 <w:szCs w:val="20"/>
               </w:rPr>
-              <w:t xml:space="preserve">方向</w:t>
-            </w:r>
-          </w:p>
-        </w:tc>
-        <w:tc>
-          <w:tcPr>
-            <w:tcW w:type="dxa" w:w="2400"/>
+              <w:t xml:space="preserve">当前</w:t>
+            </w:r>
+          </w:p>
+        </w:tc>
+        <w:tc>
+          <w:tcPr>
+            <w:tcW w:type="dxa" w:w="1600"/>
             <w:shd w:fill="1F3864" w:val="clear"/>
             <w:tcMar>
               <w:top w:type="dxa" w:w="80"/>
@@ -10176,13 +10327,13 @@
                 <w:sz w:val="20"/>
                 <w:szCs w:val="20"/>
               </w:rPr>
-              <w:t xml:space="preserve">2027 目标</w:t>
-            </w:r>
-          </w:p>
-        </w:tc>
-        <w:tc>
-          <w:tcPr>
-            <w:tcW w:type="dxa" w:w="3760"/>
+              <w:t xml:space="preserve">方向</w:t>
+            </w:r>
+          </w:p>
+        </w:tc>
+        <w:tc>
+          <w:tcPr>
+            <w:tcW w:type="dxa" w:w="2000"/>
             <w:shd w:fill="1F3864" w:val="clear"/>
             <w:tcMar>
               <w:top w:type="dxa" w:w="80"/>
@@ -10206,6 +10357,36 @@
                 <w:sz w:val="20"/>
                 <w:szCs w:val="20"/>
               </w:rPr>
+              <w:t xml:space="preserve">2027 目标</w:t>
+            </w:r>
+          </w:p>
+        </w:tc>
+        <w:tc>
+          <w:tcPr>
+            <w:tcW w:type="dxa" w:w="3560"/>
+            <w:shd w:fill="1F3864" w:val="clear"/>
+            <w:tcMar>
+              <w:top w:type="dxa" w:w="80"/>
+              <w:left w:type="dxa" w:w="120"/>
+              <w:bottom w:type="dxa" w:w="80"/>
+              <w:right w:type="dxa" w:w="120"/>
+            </w:tcMar>
+            <w:vAlign w:val="center"/>
+          </w:tcPr>
+          <w:p>
+            <w:pPr>
+              <w:spacing w:after="20" w:before="20" w:line="320"/>
+              <w:jc w:val="center"/>
+            </w:pPr>
+            <w:r>
+              <w:rPr>
+                <w:rFonts w:ascii="Arial" w:cs="Arial" w:eastAsia="Arial" w:hAnsi="Arial"/>
+                <w:b/>
+                <w:bCs/>
+                <w:color w:val="FFFFFF"/>
+                <w:sz w:val="20"/>
+                <w:szCs w:val="20"/>
+              </w:rPr>
               <w:t xml:space="preserve">机制</w:t>
             </w:r>
           </w:p>
@@ -10214,7 +10395,7 @@
       <w:tr>
         <w:tc>
           <w:tcPr>
-            <w:tcW w:type="dxa" w:w="1400"/>
+            <w:tcW w:type="dxa" w:w="1100"/>
             <w:tcMar>
               <w:top w:type="dxa" w:w="80"/>
               <w:left w:type="dxa" w:w="120"/>
@@ -10242,7 +10423,35 @@
         </w:tc>
         <w:tc>
           <w:tcPr>
-            <w:tcW w:type="dxa" w:w="1800"/>
+            <w:tcW w:type="dxa" w:w="1100"/>
+            <w:tcMar>
+              <w:top w:type="dxa" w:w="80"/>
+              <w:left w:type="dxa" w:w="120"/>
+              <w:bottom w:type="dxa" w:w="80"/>
+              <w:right w:type="dxa" w:w="120"/>
+            </w:tcMar>
+            <w:vAlign w:val="center"/>
+          </w:tcPr>
+          <w:p>
+            <w:pPr>
+              <w:spacing w:after="20" w:before="20" w:line="320"/>
+              <w:jc w:val="left"/>
+            </w:pPr>
+            <w:r>
+              <w:rPr>
+                <w:rFonts w:ascii="Arial" w:cs="Arial" w:eastAsia="Arial" w:hAnsi="Arial"/>
+                <w:b w:val="false"/>
+                <w:bCs w:val="false"/>
+                <w:sz w:val="20"/>
+                <w:szCs w:val="20"/>
+              </w:rPr>
+              <w:t xml:space="preserve">~4.38%</w:t>
+            </w:r>
+          </w:p>
+        </w:tc>
+        <w:tc>
+          <w:tcPr>
+            <w:tcW w:type="dxa" w:w="1600"/>
             <w:tcMar>
               <w:top w:type="dxa" w:w="80"/>
               <w:left w:type="dxa" w:w="120"/>
@@ -10270,7 +10479,7 @@
         </w:tc>
         <w:tc>
           <w:tcPr>
-            <w:tcW w:type="dxa" w:w="2400"/>
+            <w:tcW w:type="dxa" w:w="2000"/>
             <w:tcMar>
               <w:top w:type="dxa" w:w="80"/>
               <w:left w:type="dxa" w:w="120"/>
@@ -10298,7 +10507,7 @@
         </w:tc>
         <w:tc>
           <w:tcPr>
-            <w:tcW w:type="dxa" w:w="3760"/>
+            <w:tcW w:type="dxa" w:w="3560"/>
             <w:tcMar>
               <w:top w:type="dxa" w:w="80"/>
               <w:left w:type="dxa" w:w="120"/>
@@ -10328,7 +10537,7 @@
       <w:tr>
         <w:tc>
           <w:tcPr>
-            <w:tcW w:type="dxa" w:w="1400"/>
+            <w:tcW w:type="dxa" w:w="1100"/>
             <w:tcMar>
               <w:top w:type="dxa" w:w="80"/>
               <w:left w:type="dxa" w:w="120"/>
@@ -10356,7 +10565,35 @@
         </w:tc>
         <w:tc>
           <w:tcPr>
-            <w:tcW w:type="dxa" w:w="1800"/>
+            <w:tcW w:type="dxa" w:w="1100"/>
+            <w:tcMar>
+              <w:top w:type="dxa" w:w="80"/>
+              <w:left w:type="dxa" w:w="120"/>
+              <w:bottom w:type="dxa" w:w="80"/>
+              <w:right w:type="dxa" w:w="120"/>
+            </w:tcMar>
+            <w:vAlign w:val="center"/>
+          </w:tcPr>
+          <w:p>
+            <w:pPr>
+              <w:spacing w:after="20" w:before="20" w:line="320"/>
+              <w:jc w:val="left"/>
+            </w:pPr>
+            <w:r>
+              <w:rPr>
+                <w:rFonts w:ascii="Arial" w:cs="Arial" w:eastAsia="Arial" w:hAnsi="Arial"/>
+                <w:b w:val="false"/>
+                <w:bCs w:val="false"/>
+                <w:sz w:val="20"/>
+                <w:szCs w:val="20"/>
+              </w:rPr>
+              <w:t xml:space="preserve">4.28%</w:t>
+            </w:r>
+          </w:p>
+        </w:tc>
+        <w:tc>
+          <w:tcPr>
+            <w:tcW w:type="dxa" w:w="1600"/>
             <w:tcMar>
               <w:top w:type="dxa" w:w="80"/>
               <w:left w:type="dxa" w:w="120"/>
@@ -10384,7 +10621,7 @@
         </w:tc>
         <w:tc>
           <w:tcPr>
-            <w:tcW w:type="dxa" w:w="2400"/>
+            <w:tcW w:type="dxa" w:w="2000"/>
             <w:tcMar>
               <w:top w:type="dxa" w:w="80"/>
               <w:left w:type="dxa" w:w="120"/>
@@ -10412,7 +10649,7 @@
         </w:tc>
         <w:tc>
           <w:tcPr>
-            <w:tcW w:type="dxa" w:w="3760"/>
+            <w:tcW w:type="dxa" w:w="3560"/>
             <w:tcMar>
               <w:top w:type="dxa" w:w="80"/>
               <w:left w:type="dxa" w:w="120"/>
@@ -10442,7 +10679,7 @@
       <w:tr>
         <w:tc>
           <w:tcPr>
-            <w:tcW w:type="dxa" w:w="1400"/>
+            <w:tcW w:type="dxa" w:w="1100"/>
             <w:tcMar>
               <w:top w:type="dxa" w:w="80"/>
               <w:left w:type="dxa" w:w="120"/>
@@ -10470,7 +10707,35 @@
         </w:tc>
         <w:tc>
           <w:tcPr>
-            <w:tcW w:type="dxa" w:w="1800"/>
+            <w:tcW w:type="dxa" w:w="1100"/>
+            <w:tcMar>
+              <w:top w:type="dxa" w:w="80"/>
+              <w:left w:type="dxa" w:w="120"/>
+              <w:bottom w:type="dxa" w:w="80"/>
+              <w:right w:type="dxa" w:w="120"/>
+            </w:tcMar>
+            <w:vAlign w:val="center"/>
+          </w:tcPr>
+          <w:p>
+            <w:pPr>
+              <w:spacing w:after="20" w:before="20" w:line="320"/>
+              <w:jc w:val="left"/>
+            </w:pPr>
+            <w:r>
+              <w:rPr>
+                <w:rFonts w:ascii="Arial" w:cs="Arial" w:eastAsia="Arial" w:hAnsi="Arial"/>
+                <w:b w:val="false"/>
+                <w:bCs w:val="false"/>
+                <w:sz w:val="20"/>
+                <w:szCs w:val="20"/>
+              </w:rPr>
+              <w:t xml:space="preserve">~4.55%</w:t>
+            </w:r>
+          </w:p>
+        </w:tc>
+        <w:tc>
+          <w:tcPr>
+            <w:tcW w:type="dxa" w:w="1600"/>
             <w:tcMar>
               <w:top w:type="dxa" w:w="80"/>
               <w:left w:type="dxa" w:w="120"/>
@@ -10498,7 +10763,7 @@
         </w:tc>
         <w:tc>
           <w:tcPr>
-            <w:tcW w:type="dxa" w:w="2400"/>
+            <w:tcW w:type="dxa" w:w="2000"/>
             <w:tcMar>
               <w:top w:type="dxa" w:w="80"/>
               <w:left w:type="dxa" w:w="120"/>
@@ -10526,7 +10791,7 @@
         </w:tc>
         <w:tc>
           <w:tcPr>
-            <w:tcW w:type="dxa" w:w="3760"/>
+            <w:tcW w:type="dxa" w:w="3560"/>
             <w:tcMar>
               <w:top w:type="dxa" w:w="80"/>
               <w:left w:type="dxa" w:w="120"/>
@@ -10556,7 +10821,7 @@
       <w:tr>
         <w:tc>
           <w:tcPr>
-            <w:tcW w:type="dxa" w:w="1400"/>
+            <w:tcW w:type="dxa" w:w="1100"/>
             <w:tcMar>
               <w:top w:type="dxa" w:w="80"/>
               <w:left w:type="dxa" w:w="120"/>
@@ -10584,7 +10849,35 @@
         </w:tc>
         <w:tc>
           <w:tcPr>
-            <w:tcW w:type="dxa" w:w="1800"/>
+            <w:tcW w:type="dxa" w:w="1100"/>
+            <w:tcMar>
+              <w:top w:type="dxa" w:w="80"/>
+              <w:left w:type="dxa" w:w="120"/>
+              <w:bottom w:type="dxa" w:w="80"/>
+              <w:right w:type="dxa" w:w="120"/>
+            </w:tcMar>
+            <w:vAlign w:val="center"/>
+          </w:tcPr>
+          <w:p>
+            <w:pPr>
+              <w:spacing w:after="20" w:before="20" w:line="320"/>
+              <w:jc w:val="left"/>
+            </w:pPr>
+            <w:r>
+              <w:rPr>
+                <w:rFonts w:ascii="Arial" w:cs="Arial" w:eastAsia="Arial" w:hAnsi="Arial"/>
+                <w:b w:val="false"/>
+                <w:bCs w:val="false"/>
+                <w:sz w:val="20"/>
+                <w:szCs w:val="20"/>
+              </w:rPr>
+              <w:t xml:space="preserve">~-10bp</w:t>
+            </w:r>
+          </w:p>
+        </w:tc>
+        <w:tc>
+          <w:tcPr>
+            <w:tcW w:type="dxa" w:w="1600"/>
             <w:tcMar>
               <w:top w:type="dxa" w:w="80"/>
               <w:left w:type="dxa" w:w="120"/>
@@ -10612,7 +10905,7 @@
         </w:tc>
         <w:tc>
           <w:tcPr>
-            <w:tcW w:type="dxa" w:w="2400"/>
+            <w:tcW w:type="dxa" w:w="2000"/>
             <w:tcMar>
               <w:top w:type="dxa" w:w="80"/>
               <w:left w:type="dxa" w:w="120"/>
@@ -10640,7 +10933,7 @@
         </w:tc>
         <w:tc>
           <w:tcPr>
-            <w:tcW w:type="dxa" w:w="3760"/>
+            <w:tcW w:type="dxa" w:w="3560"/>
             <w:tcMar>
               <w:top w:type="dxa" w:w="80"/>
               <w:left w:type="dxa" w:w="120"/>
@@ -10689,7 +10982,7 @@
           <w:sz w:val="22"/>
           <w:szCs w:val="22"/>
         </w:rPr>
-        <w:t xml:space="preserve">期限结构演变：从当前的「倒挂末段」过渡到「陡峭化熊市」（Bear Steepener）——长端涨幅 &gt; 短端涨幅。持有长端久期在该情景下的总回报可能为负。</w:t>
+        <w:t xml:space="preserve">期限结构演变：当前仍处「倒挂末段」（10Y 4.28% 略低于 2Y 4.38%），未来 12–18 个月将经历熊市陡峭化（Bear Steepener）——2Y 随降息下行、10Y/30Y 震荡偏上，最终期限利差从倒挂转正至 +80 ~ +150bp。持有长端久期在该情景下的总回报可能为负。</w:t>
       </w:r>
     </w:p>
     <w:p>
@@ -10980,6 +11273,22 @@
       <w:r>
         <w:rPr>
           <w:rFonts w:ascii="Arial" w:cs="Arial" w:eastAsia="Arial" w:hAnsi="Arial"/>
+          <w:i/>
+          <w:iCs/>
+          <w:color w:val="666666"/>
+          <w:sz w:val="22"/>
+          <w:szCs w:val="22"/>
+        </w:rPr>
+        <w:t xml:space="preserve">（基准：SPX 7115，2024 年初以来 +49%，估值中枢已较 2024 显著扩张）</w:t>
+      </w:r>
+    </w:p>
+    <w:p>
+      <w:pPr>
+        <w:spacing w:after="60" w:before="60" w:line="360"/>
+      </w:pPr>
+      <w:r>
+        <w:rPr>
+          <w:rFonts w:ascii="Arial" w:cs="Arial" w:eastAsia="Arial" w:hAnsi="Arial"/>
           <w:b/>
           <w:bCs/>
           <w:sz w:val="22"/>
@@ -11003,7 +11312,7 @@
           <w:sz w:val="22"/>
           <w:szCs w:val="22"/>
         </w:rPr>
-        <w:t xml:space="preserve">SPX 年化回报：3–8%，远低于 2009–2024 年均值（~12%）。</w:t>
+        <w:t xml:space="preserve">SPX 年化回报：3–8%，远低于 2009–2024 年均值（~12%）。2027 隐含点位约 7400–8300（较当前 +4% ~ +17% 两年累计）。</w:t>
       </w:r>
     </w:p>
     <w:p>
@@ -11021,7 +11330,7 @@
           <w:sz w:val="22"/>
           <w:szCs w:val="22"/>
         </w:rPr>
-        <w:t xml:space="preserve">估值压力：QT 不降贴现率 → PE 难以扩张；Fed Put 弱化 → 回撤保护降级。</w:t>
+        <w:t xml:space="preserve">估值压力：当前 Shiller PE 已处于历史 90 分位以上，QT 不降贴现率 → PE 难以进一步扩张；Fed Put 弱化 → 回撤保护降级。</w:t>
       </w:r>
     </w:p>
     <w:p>
@@ -11039,7 +11348,7 @@
           <w:sz w:val="22"/>
           <w:szCs w:val="22"/>
         </w:rPr>
-        <w:t xml:space="preserve">盈利支撑：AI 生产率兑现 → 头部科技股盈利韧性强。</w:t>
+        <w:t xml:space="preserve">盈利支撑：AI 生产率兑现 → 头部科技股盈利韧性强，是估值高企之下仍然能维持绝对收益的唯一来源。</w:t>
       </w:r>
     </w:p>
     <w:p>
@@ -11902,7 +12211,7 @@
           <w:sz w:val="22"/>
           <w:szCs w:val="22"/>
         </w:rPr>
-        <w:t xml:space="preserve">回调幅度：15–25%（SPX 4200–4800）。</w:t>
+        <w:t xml:space="preserve">回调幅度：15–25%（SPX 5350–6050，较当前 7115 回撤 15% ~ 25%）。</w:t>
       </w:r>
     </w:p>
     <w:p>
@@ -11920,7 +12229,7 @@
           <w:sz w:val="22"/>
           <w:szCs w:val="22"/>
         </w:rPr>
-        <w:t xml:space="preserve">V 型反弹：Fed 暂停 QT 后 6–12 个月收复大部分失地。</w:t>
+        <w:t xml:space="preserve">V 型反弹：Fed 暂停 QT 后 6–12 个月收复大部分失地，回到 6500–7000 区间。</w:t>
       </w:r>
     </w:p>
     <w:p>
@@ -11938,7 +12247,7 @@
           <w:sz w:val="22"/>
           <w:szCs w:val="22"/>
         </w:rPr>
-        <w:t xml:space="preserve">买点：流动性事件 + 政策反转信号同时出现。</w:t>
+        <w:t xml:space="preserve">买点：流动性事件 + 政策反转信号同时出现（如 10Y 拍卖尾差 &gt; 3bp 持续 3 次 + Fed 公开讨论 YCC）。</w:t>
       </w:r>
     </w:p>
     <w:p>
